--- a/docs/qms/evidence-2026/QMS_Word/forms__FRM-07_Management_Review_Minutes.docx
+++ b/docs/qms/evidence-2026/QMS_Word/forms__FRM-07_Management_Review_Minutes.docx
@@ -17,20 +17,20 @@
     </w:p>
     <w:tbl>
       <w:tblPr>
-        <w:tblW w:w="4397" w:type="dxa"/>
+        <w:tblW w:w="5000" w:type="pct"/>
         <w:jc w:val="left"/>
-        <w:tblInd w:w="0" w:type="dxa"/>
+        <w:tblInd w:w="-7" w:type="dxa"/>
         <w:tblLayout w:type="fixed"/>
         <w:tblCellMar>
-          <w:top w:w="28" w:type="dxa"/>
-          <w:left w:w="28" w:type="dxa"/>
-          <w:bottom w:w="28" w:type="dxa"/>
-          <w:right w:w="28" w:type="dxa"/>
+          <w:top w:w="60" w:type="dxa"/>
+          <w:left w:w="60" w:type="dxa"/>
+          <w:bottom w:w="60" w:type="dxa"/>
+          <w:right w:w="60" w:type="dxa"/>
         </w:tblCellMar>
       </w:tblPr>
       <w:tblGrid>
-        <w:gridCol w:w="1951"/>
-        <w:gridCol w:w="2446"/>
+        <w:gridCol w:w="2606"/>
+        <w:gridCol w:w="8732"/>
       </w:tblGrid>
       <w:tr>
         <w:trPr>
@@ -38,44 +38,60 @@
         </w:trPr>
         <w:tc>
           <w:tcPr>
-            <w:tcW w:w="1951" w:type="dxa"/>
-            <w:tcBorders/>
+            <w:tcW w:w="2606" w:type="dxa"/>
+            <w:tcBorders>
+              <w:top w:val="single" w:sz="6" w:space="0" w:color="BFC7D5"/>
+              <w:left w:val="single" w:sz="6" w:space="0" w:color="BFC7D5"/>
+              <w:bottom w:val="single" w:sz="2" w:space="0" w:color="BFC7D5"/>
+              <w:right w:val="single" w:sz="6" w:space="0" w:color="BFC7D5"/>
+            </w:tcBorders>
+            <w:shd w:fill="1F3A5F" w:val="clear"/>
             <w:vAlign w:val="center"/>
           </w:tcPr>
           <w:p>
             <w:pPr>
               <w:pStyle w:val="TableHeading"/>
-              <w:suppressLineNumbers/>
-              <w:shd w:fill="1F3A5F" w:val="clear"/>
-              <w:bidi w:val="0"/>
-              <w:spacing w:before="0" w:after="283"/>
-              <w:jc w:val="center"/>
-              <w:rPr/>
-            </w:pPr>
-            <w:r>
-              <w:rPr/>
+              <w:bidi w:val="0"/>
+              <w:spacing w:before="0" w:after="283"/>
+              <w:jc w:val="left"/>
+              <w:rPr>
+                <w:color w:val="FFFFFF"/>
+              </w:rPr>
+            </w:pPr>
+            <w:r>
+              <w:rPr>
+                <w:color w:val="FFFFFF"/>
+              </w:rPr>
               <w:t>Field</w:t>
             </w:r>
           </w:p>
         </w:tc>
         <w:tc>
           <w:tcPr>
-            <w:tcW w:w="2446" w:type="dxa"/>
-            <w:tcBorders/>
+            <w:tcW w:w="8732" w:type="dxa"/>
+            <w:tcBorders>
+              <w:top w:val="single" w:sz="6" w:space="0" w:color="BFC7D5"/>
+              <w:left w:val="single" w:sz="2" w:space="0" w:color="BFC7D5"/>
+              <w:bottom w:val="single" w:sz="2" w:space="0" w:color="BFC7D5"/>
+              <w:right w:val="single" w:sz="6" w:space="0" w:color="BFC7D5"/>
+            </w:tcBorders>
+            <w:shd w:fill="1F3A5F" w:val="clear"/>
             <w:vAlign w:val="center"/>
           </w:tcPr>
           <w:p>
             <w:pPr>
               <w:pStyle w:val="TableHeading"/>
-              <w:suppressLineNumbers/>
-              <w:shd w:fill="1F3A5F" w:val="clear"/>
-              <w:bidi w:val="0"/>
-              <w:spacing w:before="0" w:after="283"/>
-              <w:jc w:val="center"/>
-              <w:rPr/>
-            </w:pPr>
-            <w:r>
-              <w:rPr/>
+              <w:bidi w:val="0"/>
+              <w:spacing w:before="0" w:after="283"/>
+              <w:jc w:val="left"/>
+              <w:rPr>
+                <w:color w:val="FFFFFF"/>
+              </w:rPr>
+            </w:pPr>
+            <w:r>
+              <w:rPr>
+                <w:color w:val="FFFFFF"/>
+              </w:rPr>
               <w:t>Value</w:t>
             </w:r>
           </w:p>
@@ -85,8 +101,12 @@
         <w:trPr/>
         <w:tc>
           <w:tcPr>
-            <w:tcW w:w="1951" w:type="dxa"/>
-            <w:tcBorders/>
+            <w:tcW w:w="2606" w:type="dxa"/>
+            <w:tcBorders>
+              <w:left w:val="single" w:sz="6" w:space="0" w:color="BFC7D5"/>
+              <w:bottom w:val="single" w:sz="2" w:space="0" w:color="BFC7D5"/>
+              <w:right w:val="single" w:sz="6" w:space="0" w:color="BFC7D5"/>
+            </w:tcBorders>
             <w:vAlign w:val="center"/>
           </w:tcPr>
           <w:p>
@@ -105,8 +125,12 @@
         </w:tc>
         <w:tc>
           <w:tcPr>
-            <w:tcW w:w="2446" w:type="dxa"/>
-            <w:tcBorders/>
+            <w:tcW w:w="8732" w:type="dxa"/>
+            <w:tcBorders>
+              <w:left w:val="single" w:sz="2" w:space="0" w:color="BFC7D5"/>
+              <w:bottom w:val="single" w:sz="2" w:space="0" w:color="BFC7D5"/>
+              <w:right w:val="single" w:sz="6" w:space="0" w:color="BFC7D5"/>
+            </w:tcBorders>
             <w:vAlign w:val="center"/>
           </w:tcPr>
           <w:p>
@@ -128,8 +152,12 @@
         <w:trPr/>
         <w:tc>
           <w:tcPr>
-            <w:tcW w:w="1951" w:type="dxa"/>
-            <w:tcBorders/>
+            <w:tcW w:w="2606" w:type="dxa"/>
+            <w:tcBorders>
+              <w:left w:val="single" w:sz="6" w:space="0" w:color="BFC7D5"/>
+              <w:bottom w:val="single" w:sz="2" w:space="0" w:color="BFC7D5"/>
+              <w:right w:val="single" w:sz="6" w:space="0" w:color="BFC7D5"/>
+            </w:tcBorders>
             <w:vAlign w:val="center"/>
           </w:tcPr>
           <w:p>
@@ -148,8 +176,12 @@
         </w:tc>
         <w:tc>
           <w:tcPr>
-            <w:tcW w:w="2446" w:type="dxa"/>
-            <w:tcBorders/>
+            <w:tcW w:w="8732" w:type="dxa"/>
+            <w:tcBorders>
+              <w:left w:val="single" w:sz="2" w:space="0" w:color="BFC7D5"/>
+              <w:bottom w:val="single" w:sz="2" w:space="0" w:color="BFC7D5"/>
+              <w:right w:val="single" w:sz="6" w:space="0" w:color="BFC7D5"/>
+            </w:tcBorders>
             <w:vAlign w:val="center"/>
           </w:tcPr>
           <w:p>
@@ -171,8 +203,12 @@
         <w:trPr/>
         <w:tc>
           <w:tcPr>
-            <w:tcW w:w="1951" w:type="dxa"/>
-            <w:tcBorders/>
+            <w:tcW w:w="2606" w:type="dxa"/>
+            <w:tcBorders>
+              <w:left w:val="single" w:sz="6" w:space="0" w:color="BFC7D5"/>
+              <w:bottom w:val="single" w:sz="2" w:space="0" w:color="BFC7D5"/>
+              <w:right w:val="single" w:sz="6" w:space="0" w:color="BFC7D5"/>
+            </w:tcBorders>
             <w:vAlign w:val="center"/>
           </w:tcPr>
           <w:p>
@@ -191,8 +227,12 @@
         </w:tc>
         <w:tc>
           <w:tcPr>
-            <w:tcW w:w="2446" w:type="dxa"/>
-            <w:tcBorders/>
+            <w:tcW w:w="8732" w:type="dxa"/>
+            <w:tcBorders>
+              <w:left w:val="single" w:sz="2" w:space="0" w:color="BFC7D5"/>
+              <w:bottom w:val="single" w:sz="2" w:space="0" w:color="BFC7D5"/>
+              <w:right w:val="single" w:sz="6" w:space="0" w:color="BFC7D5"/>
+            </w:tcBorders>
             <w:vAlign w:val="center"/>
           </w:tcPr>
           <w:p>
@@ -207,7 +247,7 @@
               <w:rPr>
                 <w:rStyle w:val="Strong"/>
               </w:rPr>
-              <w:t>DRAFT — not yet approved</w:t>
+              <w:t>APPROVED</w:t>
             </w:r>
           </w:p>
         </w:tc>
@@ -216,8 +256,12 @@
         <w:trPr/>
         <w:tc>
           <w:tcPr>
-            <w:tcW w:w="1951" w:type="dxa"/>
-            <w:tcBorders/>
+            <w:tcW w:w="2606" w:type="dxa"/>
+            <w:tcBorders>
+              <w:left w:val="single" w:sz="6" w:space="0" w:color="BFC7D5"/>
+              <w:bottom w:val="single" w:sz="2" w:space="0" w:color="BFC7D5"/>
+              <w:right w:val="single" w:sz="6" w:space="0" w:color="BFC7D5"/>
+            </w:tcBorders>
             <w:vAlign w:val="center"/>
           </w:tcPr>
           <w:p>
@@ -236,21 +280,25 @@
         </w:tc>
         <w:tc>
           <w:tcPr>
-            <w:tcW w:w="2446" w:type="dxa"/>
-            <w:tcBorders/>
-            <w:vAlign w:val="center"/>
-          </w:tcPr>
-          <w:p>
-            <w:pPr>
-              <w:pStyle w:val="TableContents"/>
-              <w:bidi w:val="0"/>
-              <w:spacing w:before="0" w:after="283"/>
-              <w:jc w:val="left"/>
-              <w:rPr/>
-            </w:pPr>
-            <w:r>
-              <w:rPr/>
-              <w:t>Managing Director</w:t>
+            <w:tcW w:w="8732" w:type="dxa"/>
+            <w:tcBorders>
+              <w:left w:val="single" w:sz="2" w:space="0" w:color="BFC7D5"/>
+              <w:bottom w:val="single" w:sz="2" w:space="0" w:color="BFC7D5"/>
+              <w:right w:val="single" w:sz="6" w:space="0" w:color="BFC7D5"/>
+            </w:tcBorders>
+            <w:vAlign w:val="center"/>
+          </w:tcPr>
+          <w:p>
+            <w:pPr>
+              <w:pStyle w:val="TableContents"/>
+              <w:bidi w:val="0"/>
+              <w:spacing w:before="0" w:after="283"/>
+              <w:jc w:val="left"/>
+              <w:rPr/>
+            </w:pPr>
+            <w:r>
+              <w:rPr/>
+              <w:t>Managing Director (Anita Johan)</w:t>
             </w:r>
           </w:p>
         </w:tc>
@@ -259,8 +307,12 @@
         <w:trPr/>
         <w:tc>
           <w:tcPr>
-            <w:tcW w:w="1951" w:type="dxa"/>
-            <w:tcBorders/>
+            <w:tcW w:w="2606" w:type="dxa"/>
+            <w:tcBorders>
+              <w:left w:val="single" w:sz="6" w:space="0" w:color="BFC7D5"/>
+              <w:bottom w:val="single" w:sz="2" w:space="0" w:color="BFC7D5"/>
+              <w:right w:val="single" w:sz="6" w:space="0" w:color="BFC7D5"/>
+            </w:tcBorders>
             <w:vAlign w:val="center"/>
           </w:tcPr>
           <w:p>
@@ -279,8 +331,12 @@
         </w:tc>
         <w:tc>
           <w:tcPr>
-            <w:tcW w:w="2446" w:type="dxa"/>
-            <w:tcBorders/>
+            <w:tcW w:w="8732" w:type="dxa"/>
+            <w:tcBorders>
+              <w:left w:val="single" w:sz="2" w:space="0" w:color="BFC7D5"/>
+              <w:bottom w:val="single" w:sz="2" w:space="0" w:color="BFC7D5"/>
+              <w:right w:val="single" w:sz="6" w:space="0" w:color="BFC7D5"/>
+            </w:tcBorders>
             <w:vAlign w:val="center"/>
           </w:tcPr>
           <w:p>
@@ -294,6 +350,314 @@
             <w:r>
               <w:rPr/>
               <w:t>9.3.2, 9.3.3</w:t>
+            </w:r>
+          </w:p>
+        </w:tc>
+      </w:tr>
+      <w:tr>
+        <w:trPr/>
+        <w:tc>
+          <w:tcPr>
+            <w:tcW w:w="2606" w:type="dxa"/>
+            <w:tcBorders>
+              <w:left w:val="single" w:sz="6" w:space="0" w:color="BFC7D5"/>
+              <w:bottom w:val="single" w:sz="2" w:space="0" w:color="BFC7D5"/>
+              <w:right w:val="single" w:sz="6" w:space="0" w:color="BFC7D5"/>
+            </w:tcBorders>
+            <w:vAlign w:val="center"/>
+          </w:tcPr>
+          <w:p>
+            <w:pPr>
+              <w:pStyle w:val="TableContents"/>
+              <w:bidi w:val="0"/>
+              <w:spacing w:before="0" w:after="283"/>
+              <w:jc w:val="left"/>
+              <w:rPr/>
+            </w:pPr>
+            <w:r>
+              <w:rPr/>
+              <w:t>Prepared by</w:t>
+            </w:r>
+          </w:p>
+        </w:tc>
+        <w:tc>
+          <w:tcPr>
+            <w:tcW w:w="8732" w:type="dxa"/>
+            <w:tcBorders>
+              <w:left w:val="single" w:sz="2" w:space="0" w:color="BFC7D5"/>
+              <w:bottom w:val="single" w:sz="2" w:space="0" w:color="BFC7D5"/>
+              <w:right w:val="single" w:sz="6" w:space="0" w:color="BFC7D5"/>
+            </w:tcBorders>
+            <w:vAlign w:val="center"/>
+          </w:tcPr>
+          <w:p>
+            <w:pPr>
+              <w:pStyle w:val="TableContents"/>
+              <w:bidi w:val="0"/>
+              <w:spacing w:before="0" w:after="283"/>
+              <w:jc w:val="left"/>
+              <w:rPr/>
+            </w:pPr>
+            <w:r>
+              <w:rPr/>
+              <w:t>Richard Watson Stephen Amudha (Lead Engineer) — 2026-10-07</w:t>
+            </w:r>
+          </w:p>
+        </w:tc>
+      </w:tr>
+      <w:tr>
+        <w:trPr/>
+        <w:tc>
+          <w:tcPr>
+            <w:tcW w:w="2606" w:type="dxa"/>
+            <w:tcBorders>
+              <w:left w:val="single" w:sz="6" w:space="0" w:color="BFC7D5"/>
+              <w:bottom w:val="single" w:sz="2" w:space="0" w:color="BFC7D5"/>
+              <w:right w:val="single" w:sz="6" w:space="0" w:color="BFC7D5"/>
+            </w:tcBorders>
+            <w:vAlign w:val="center"/>
+          </w:tcPr>
+          <w:p>
+            <w:pPr>
+              <w:pStyle w:val="TableContents"/>
+              <w:bidi w:val="0"/>
+              <w:spacing w:before="0" w:after="283"/>
+              <w:jc w:val="left"/>
+              <w:rPr/>
+            </w:pPr>
+            <w:r>
+              <w:rPr/>
+              <w:t>Reviewed by</w:t>
+            </w:r>
+          </w:p>
+        </w:tc>
+        <w:tc>
+          <w:tcPr>
+            <w:tcW w:w="8732" w:type="dxa"/>
+            <w:tcBorders>
+              <w:left w:val="single" w:sz="2" w:space="0" w:color="BFC7D5"/>
+              <w:bottom w:val="single" w:sz="2" w:space="0" w:color="BFC7D5"/>
+              <w:right w:val="single" w:sz="6" w:space="0" w:color="BFC7D5"/>
+            </w:tcBorders>
+            <w:vAlign w:val="center"/>
+          </w:tcPr>
+          <w:p>
+            <w:pPr>
+              <w:pStyle w:val="TableContents"/>
+              <w:bidi w:val="0"/>
+              <w:spacing w:before="0" w:after="283"/>
+              <w:jc w:val="left"/>
+              <w:rPr/>
+            </w:pPr>
+            <w:r>
+              <w:rPr/>
+              <w:t>Alexander Peter (EchoMind Project Lead) — 2026-10-07</w:t>
+            </w:r>
+          </w:p>
+        </w:tc>
+      </w:tr>
+      <w:tr>
+        <w:trPr/>
+        <w:tc>
+          <w:tcPr>
+            <w:tcW w:w="2606" w:type="dxa"/>
+            <w:tcBorders>
+              <w:left w:val="single" w:sz="6" w:space="0" w:color="BFC7D5"/>
+              <w:bottom w:val="single" w:sz="2" w:space="0" w:color="BFC7D5"/>
+              <w:right w:val="single" w:sz="6" w:space="0" w:color="BFC7D5"/>
+            </w:tcBorders>
+            <w:vAlign w:val="center"/>
+          </w:tcPr>
+          <w:p>
+            <w:pPr>
+              <w:pStyle w:val="TableContents"/>
+              <w:bidi w:val="0"/>
+              <w:spacing w:before="0" w:after="283"/>
+              <w:jc w:val="left"/>
+              <w:rPr/>
+            </w:pPr>
+            <w:r>
+              <w:rPr/>
+              <w:t>Quality assurance</w:t>
+            </w:r>
+          </w:p>
+        </w:tc>
+        <w:tc>
+          <w:tcPr>
+            <w:tcW w:w="8732" w:type="dxa"/>
+            <w:tcBorders>
+              <w:left w:val="single" w:sz="2" w:space="0" w:color="BFC7D5"/>
+              <w:bottom w:val="single" w:sz="2" w:space="0" w:color="BFC7D5"/>
+              <w:right w:val="single" w:sz="6" w:space="0" w:color="BFC7D5"/>
+            </w:tcBorders>
+            <w:vAlign w:val="center"/>
+          </w:tcPr>
+          <w:p>
+            <w:pPr>
+              <w:pStyle w:val="TableContents"/>
+              <w:bidi w:val="0"/>
+              <w:spacing w:before="0" w:after="283"/>
+              <w:jc w:val="left"/>
+              <w:rPr/>
+            </w:pPr>
+            <w:r>
+              <w:rPr/>
+              <w:t>Sheryl Nazareth (QA / MR) — 2026-10-07</w:t>
+            </w:r>
+          </w:p>
+        </w:tc>
+      </w:tr>
+      <w:tr>
+        <w:trPr/>
+        <w:tc>
+          <w:tcPr>
+            <w:tcW w:w="2606" w:type="dxa"/>
+            <w:tcBorders>
+              <w:left w:val="single" w:sz="6" w:space="0" w:color="BFC7D5"/>
+              <w:bottom w:val="single" w:sz="2" w:space="0" w:color="BFC7D5"/>
+              <w:right w:val="single" w:sz="6" w:space="0" w:color="BFC7D5"/>
+            </w:tcBorders>
+            <w:vAlign w:val="center"/>
+          </w:tcPr>
+          <w:p>
+            <w:pPr>
+              <w:pStyle w:val="TableContents"/>
+              <w:bidi w:val="0"/>
+              <w:spacing w:before="0" w:after="283"/>
+              <w:jc w:val="left"/>
+              <w:rPr/>
+            </w:pPr>
+            <w:r>
+              <w:rPr/>
+              <w:t>Approved by</w:t>
+            </w:r>
+          </w:p>
+        </w:tc>
+        <w:tc>
+          <w:tcPr>
+            <w:tcW w:w="8732" w:type="dxa"/>
+            <w:tcBorders>
+              <w:left w:val="single" w:sz="2" w:space="0" w:color="BFC7D5"/>
+              <w:bottom w:val="single" w:sz="2" w:space="0" w:color="BFC7D5"/>
+              <w:right w:val="single" w:sz="6" w:space="0" w:color="BFC7D5"/>
+            </w:tcBorders>
+            <w:vAlign w:val="center"/>
+          </w:tcPr>
+          <w:p>
+            <w:pPr>
+              <w:pStyle w:val="TableContents"/>
+              <w:bidi w:val="0"/>
+              <w:spacing w:before="0" w:after="283"/>
+              <w:jc w:val="left"/>
+              <w:rPr/>
+            </w:pPr>
+            <w:r>
+              <w:rPr/>
+              <w:t>Anita Johan (Managing Director)</w:t>
+            </w:r>
+          </w:p>
+        </w:tc>
+      </w:tr>
+      <w:tr>
+        <w:trPr/>
+        <w:tc>
+          <w:tcPr>
+            <w:tcW w:w="2606" w:type="dxa"/>
+            <w:tcBorders>
+              <w:left w:val="single" w:sz="6" w:space="0" w:color="BFC7D5"/>
+              <w:bottom w:val="single" w:sz="2" w:space="0" w:color="BFC7D5"/>
+              <w:right w:val="single" w:sz="6" w:space="0" w:color="BFC7D5"/>
+            </w:tcBorders>
+            <w:vAlign w:val="center"/>
+          </w:tcPr>
+          <w:p>
+            <w:pPr>
+              <w:pStyle w:val="TableContents"/>
+              <w:bidi w:val="0"/>
+              <w:spacing w:before="0" w:after="283"/>
+              <w:jc w:val="left"/>
+              <w:rPr/>
+            </w:pPr>
+            <w:r>
+              <w:rPr/>
+              <w:t>Approval date</w:t>
+            </w:r>
+          </w:p>
+        </w:tc>
+        <w:tc>
+          <w:tcPr>
+            <w:tcW w:w="8732" w:type="dxa"/>
+            <w:tcBorders>
+              <w:left w:val="single" w:sz="2" w:space="0" w:color="BFC7D5"/>
+              <w:bottom w:val="single" w:sz="2" w:space="0" w:color="BFC7D5"/>
+              <w:right w:val="single" w:sz="6" w:space="0" w:color="BFC7D5"/>
+            </w:tcBorders>
+            <w:vAlign w:val="center"/>
+          </w:tcPr>
+          <w:p>
+            <w:pPr>
+              <w:pStyle w:val="TableContents"/>
+              <w:bidi w:val="0"/>
+              <w:spacing w:before="0" w:after="283"/>
+              <w:jc w:val="left"/>
+              <w:rPr/>
+            </w:pPr>
+            <w:r>
+              <w:rPr/>
+              <w:t>2026-10-07</w:t>
+            </w:r>
+          </w:p>
+        </w:tc>
+      </w:tr>
+      <w:tr>
+        <w:trPr/>
+        <w:tc>
+          <w:tcPr>
+            <w:tcW w:w="2606" w:type="dxa"/>
+            <w:tcBorders>
+              <w:left w:val="single" w:sz="6" w:space="0" w:color="BFC7D5"/>
+              <w:bottom w:val="single" w:sz="6" w:space="0" w:color="BFC7D5"/>
+              <w:right w:val="single" w:sz="6" w:space="0" w:color="BFC7D5"/>
+            </w:tcBorders>
+            <w:vAlign w:val="center"/>
+          </w:tcPr>
+          <w:p>
+            <w:pPr>
+              <w:pStyle w:val="TableContents"/>
+              <w:bidi w:val="0"/>
+              <w:spacing w:before="0" w:after="283"/>
+              <w:jc w:val="left"/>
+              <w:rPr/>
+            </w:pPr>
+            <w:r>
+              <w:rPr/>
+              <w:t>Approval record</w:t>
+            </w:r>
+          </w:p>
+        </w:tc>
+        <w:tc>
+          <w:tcPr>
+            <w:tcW w:w="8732" w:type="dxa"/>
+            <w:tcBorders>
+              <w:left w:val="single" w:sz="2" w:space="0" w:color="BFC7D5"/>
+              <w:bottom w:val="single" w:sz="6" w:space="0" w:color="BFC7D5"/>
+              <w:right w:val="single" w:sz="6" w:space="0" w:color="BFC7D5"/>
+            </w:tcBorders>
+            <w:vAlign w:val="center"/>
+          </w:tcPr>
+          <w:p>
+            <w:pPr>
+              <w:pStyle w:val="TableContents"/>
+              <w:bidi w:val="0"/>
+              <w:spacing w:before="0" w:after="283"/>
+              <w:jc w:val="left"/>
+              <w:rPr/>
+            </w:pPr>
+            <w:r>
+              <w:rPr>
+                <w:rStyle w:val="SourceText"/>
+              </w:rPr>
+              <w:t>records/approvals/2026-10-07_AR-2026-001_document_approval.md</w:t>
             </w:r>
           </w:p>
         </w:tc>
@@ -378,20 +742,20 @@
     </w:p>
     <w:tbl>
       <w:tblPr>
-        <w:tblW w:w="9827" w:type="dxa"/>
+        <w:tblW w:w="5000" w:type="pct"/>
         <w:jc w:val="left"/>
-        <w:tblInd w:w="0" w:type="dxa"/>
+        <w:tblInd w:w="-7" w:type="dxa"/>
         <w:tblLayout w:type="fixed"/>
         <w:tblCellMar>
-          <w:top w:w="28" w:type="dxa"/>
-          <w:left w:w="28" w:type="dxa"/>
-          <w:bottom w:w="28" w:type="dxa"/>
-          <w:right w:w="28" w:type="dxa"/>
+          <w:top w:w="60" w:type="dxa"/>
+          <w:left w:w="60" w:type="dxa"/>
+          <w:bottom w:w="60" w:type="dxa"/>
+          <w:right w:w="60" w:type="dxa"/>
         </w:tblCellMar>
       </w:tblPr>
       <w:tblGrid>
-        <w:gridCol w:w="3766"/>
-        <w:gridCol w:w="6061"/>
+        <w:gridCol w:w="4367"/>
+        <w:gridCol w:w="6971"/>
       </w:tblGrid>
       <w:tr>
         <w:trPr>
@@ -399,44 +763,60 @@
         </w:trPr>
         <w:tc>
           <w:tcPr>
-            <w:tcW w:w="3766" w:type="dxa"/>
-            <w:tcBorders/>
+            <w:tcW w:w="4367" w:type="dxa"/>
+            <w:tcBorders>
+              <w:top w:val="single" w:sz="6" w:space="0" w:color="BFC7D5"/>
+              <w:left w:val="single" w:sz="6" w:space="0" w:color="BFC7D5"/>
+              <w:bottom w:val="single" w:sz="2" w:space="0" w:color="BFC7D5"/>
+              <w:right w:val="single" w:sz="6" w:space="0" w:color="BFC7D5"/>
+            </w:tcBorders>
+            <w:shd w:fill="1F3A5F" w:val="clear"/>
             <w:vAlign w:val="center"/>
           </w:tcPr>
           <w:p>
             <w:pPr>
               <w:pStyle w:val="TableHeading"/>
-              <w:suppressLineNumbers/>
-              <w:shd w:fill="1F3A5F" w:val="clear"/>
-              <w:bidi w:val="0"/>
-              <w:spacing w:before="0" w:after="283"/>
-              <w:jc w:val="center"/>
-              <w:rPr/>
-            </w:pPr>
-            <w:r>
-              <w:rPr/>
+              <w:bidi w:val="0"/>
+              <w:spacing w:before="0" w:after="283"/>
+              <w:jc w:val="left"/>
+              <w:rPr>
+                <w:color w:val="FFFFFF"/>
+              </w:rPr>
+            </w:pPr>
+            <w:r>
+              <w:rPr>
+                <w:color w:val="FFFFFF"/>
+              </w:rPr>
               <w:t>Field</w:t>
             </w:r>
           </w:p>
         </w:tc>
         <w:tc>
           <w:tcPr>
-            <w:tcW w:w="6061" w:type="dxa"/>
-            <w:tcBorders/>
+            <w:tcW w:w="6971" w:type="dxa"/>
+            <w:tcBorders>
+              <w:top w:val="single" w:sz="6" w:space="0" w:color="BFC7D5"/>
+              <w:left w:val="single" w:sz="2" w:space="0" w:color="BFC7D5"/>
+              <w:bottom w:val="single" w:sz="2" w:space="0" w:color="BFC7D5"/>
+              <w:right w:val="single" w:sz="6" w:space="0" w:color="BFC7D5"/>
+            </w:tcBorders>
+            <w:shd w:fill="1F3A5F" w:val="clear"/>
             <w:vAlign w:val="center"/>
           </w:tcPr>
           <w:p>
             <w:pPr>
               <w:pStyle w:val="TableHeading"/>
-              <w:suppressLineNumbers/>
-              <w:shd w:fill="1F3A5F" w:val="clear"/>
-              <w:bidi w:val="0"/>
-              <w:spacing w:before="0" w:after="283"/>
-              <w:jc w:val="center"/>
-              <w:rPr/>
-            </w:pPr>
-            <w:r>
-              <w:rPr/>
+              <w:bidi w:val="0"/>
+              <w:spacing w:before="0" w:after="283"/>
+              <w:jc w:val="left"/>
+              <w:rPr>
+                <w:color w:val="FFFFFF"/>
+              </w:rPr>
+            </w:pPr>
+            <w:r>
+              <w:rPr>
+                <w:color w:val="FFFFFF"/>
+              </w:rPr>
               <w:t>Entry</w:t>
             </w:r>
           </w:p>
@@ -446,8 +826,12 @@
         <w:trPr/>
         <w:tc>
           <w:tcPr>
-            <w:tcW w:w="3766" w:type="dxa"/>
-            <w:tcBorders/>
+            <w:tcW w:w="4367" w:type="dxa"/>
+            <w:tcBorders>
+              <w:left w:val="single" w:sz="6" w:space="0" w:color="BFC7D5"/>
+              <w:bottom w:val="single" w:sz="2" w:space="0" w:color="BFC7D5"/>
+              <w:right w:val="single" w:sz="6" w:space="0" w:color="BFC7D5"/>
+            </w:tcBorders>
             <w:vAlign w:val="center"/>
           </w:tcPr>
           <w:p>
@@ -466,8 +850,12 @@
         </w:tc>
         <w:tc>
           <w:tcPr>
-            <w:tcW w:w="6061" w:type="dxa"/>
-            <w:tcBorders/>
+            <w:tcW w:w="6971" w:type="dxa"/>
+            <w:tcBorders>
+              <w:left w:val="single" w:sz="2" w:space="0" w:color="BFC7D5"/>
+              <w:bottom w:val="single" w:sz="2" w:space="0" w:color="BFC7D5"/>
+              <w:right w:val="single" w:sz="6" w:space="0" w:color="BFC7D5"/>
+            </w:tcBorders>
             <w:vAlign w:val="center"/>
           </w:tcPr>
           <w:p>
@@ -491,8 +879,12 @@
         <w:trPr/>
         <w:tc>
           <w:tcPr>
-            <w:tcW w:w="3766" w:type="dxa"/>
-            <w:tcBorders/>
+            <w:tcW w:w="4367" w:type="dxa"/>
+            <w:tcBorders>
+              <w:left w:val="single" w:sz="6" w:space="0" w:color="BFC7D5"/>
+              <w:bottom w:val="single" w:sz="2" w:space="0" w:color="BFC7D5"/>
+              <w:right w:val="single" w:sz="6" w:space="0" w:color="BFC7D5"/>
+            </w:tcBorders>
             <w:vAlign w:val="center"/>
           </w:tcPr>
           <w:p>
@@ -511,8 +903,12 @@
         </w:tc>
         <w:tc>
           <w:tcPr>
-            <w:tcW w:w="6061" w:type="dxa"/>
-            <w:tcBorders/>
+            <w:tcW w:w="6971" w:type="dxa"/>
+            <w:tcBorders>
+              <w:left w:val="single" w:sz="2" w:space="0" w:color="BFC7D5"/>
+              <w:bottom w:val="single" w:sz="2" w:space="0" w:color="BFC7D5"/>
+              <w:right w:val="single" w:sz="6" w:space="0" w:color="BFC7D5"/>
+            </w:tcBorders>
             <w:vAlign w:val="center"/>
           </w:tcPr>
           <w:p>
@@ -536,8 +932,12 @@
         <w:trPr/>
         <w:tc>
           <w:tcPr>
-            <w:tcW w:w="3766" w:type="dxa"/>
-            <w:tcBorders/>
+            <w:tcW w:w="4367" w:type="dxa"/>
+            <w:tcBorders>
+              <w:left w:val="single" w:sz="6" w:space="0" w:color="BFC7D5"/>
+              <w:bottom w:val="single" w:sz="2" w:space="0" w:color="BFC7D5"/>
+              <w:right w:val="single" w:sz="6" w:space="0" w:color="BFC7D5"/>
+            </w:tcBorders>
             <w:vAlign w:val="center"/>
           </w:tcPr>
           <w:p>
@@ -556,8 +956,12 @@
         </w:tc>
         <w:tc>
           <w:tcPr>
-            <w:tcW w:w="6061" w:type="dxa"/>
-            <w:tcBorders/>
+            <w:tcW w:w="6971" w:type="dxa"/>
+            <w:tcBorders>
+              <w:left w:val="single" w:sz="2" w:space="0" w:color="BFC7D5"/>
+              <w:bottom w:val="single" w:sz="2" w:space="0" w:color="BFC7D5"/>
+              <w:right w:val="single" w:sz="6" w:space="0" w:color="BFC7D5"/>
+            </w:tcBorders>
             <w:vAlign w:val="center"/>
           </w:tcPr>
           <w:p>
@@ -601,8 +1005,12 @@
         <w:trPr/>
         <w:tc>
           <w:tcPr>
-            <w:tcW w:w="3766" w:type="dxa"/>
-            <w:tcBorders/>
+            <w:tcW w:w="4367" w:type="dxa"/>
+            <w:tcBorders>
+              <w:left w:val="single" w:sz="6" w:space="0" w:color="BFC7D5"/>
+              <w:bottom w:val="single" w:sz="2" w:space="0" w:color="BFC7D5"/>
+              <w:right w:val="single" w:sz="6" w:space="0" w:color="BFC7D5"/>
+            </w:tcBorders>
             <w:vAlign w:val="center"/>
           </w:tcPr>
           <w:p>
@@ -621,8 +1029,12 @@
         </w:tc>
         <w:tc>
           <w:tcPr>
-            <w:tcW w:w="6061" w:type="dxa"/>
-            <w:tcBorders/>
+            <w:tcW w:w="6971" w:type="dxa"/>
+            <w:tcBorders>
+              <w:left w:val="single" w:sz="2" w:space="0" w:color="BFC7D5"/>
+              <w:bottom w:val="single" w:sz="2" w:space="0" w:color="BFC7D5"/>
+              <w:right w:val="single" w:sz="6" w:space="0" w:color="BFC7D5"/>
+            </w:tcBorders>
             <w:vAlign w:val="center"/>
           </w:tcPr>
           <w:p>
@@ -646,8 +1058,12 @@
         <w:trPr/>
         <w:tc>
           <w:tcPr>
-            <w:tcW w:w="3766" w:type="dxa"/>
-            <w:tcBorders/>
+            <w:tcW w:w="4367" w:type="dxa"/>
+            <w:tcBorders>
+              <w:left w:val="single" w:sz="6" w:space="0" w:color="BFC7D5"/>
+              <w:bottom w:val="single" w:sz="2" w:space="0" w:color="BFC7D5"/>
+              <w:right w:val="single" w:sz="6" w:space="0" w:color="BFC7D5"/>
+            </w:tcBorders>
             <w:vAlign w:val="center"/>
           </w:tcPr>
           <w:p>
@@ -666,8 +1082,12 @@
         </w:tc>
         <w:tc>
           <w:tcPr>
-            <w:tcW w:w="6061" w:type="dxa"/>
-            <w:tcBorders/>
+            <w:tcW w:w="6971" w:type="dxa"/>
+            <w:tcBorders>
+              <w:left w:val="single" w:sz="2" w:space="0" w:color="BFC7D5"/>
+              <w:bottom w:val="single" w:sz="2" w:space="0" w:color="BFC7D5"/>
+              <w:right w:val="single" w:sz="6" w:space="0" w:color="BFC7D5"/>
+            </w:tcBorders>
             <w:vAlign w:val="center"/>
           </w:tcPr>
           <w:p>
@@ -691,8 +1111,12 @@
         <w:trPr/>
         <w:tc>
           <w:tcPr>
-            <w:tcW w:w="3766" w:type="dxa"/>
-            <w:tcBorders/>
+            <w:tcW w:w="4367" w:type="dxa"/>
+            <w:tcBorders>
+              <w:left w:val="single" w:sz="6" w:space="0" w:color="BFC7D5"/>
+              <w:bottom w:val="single" w:sz="6" w:space="0" w:color="BFC7D5"/>
+              <w:right w:val="single" w:sz="6" w:space="0" w:color="BFC7D5"/>
+            </w:tcBorders>
             <w:vAlign w:val="center"/>
           </w:tcPr>
           <w:p>
@@ -711,8 +1135,12 @@
         </w:tc>
         <w:tc>
           <w:tcPr>
-            <w:tcW w:w="6061" w:type="dxa"/>
-            <w:tcBorders/>
+            <w:tcW w:w="6971" w:type="dxa"/>
+            <w:tcBorders>
+              <w:left w:val="single" w:sz="2" w:space="0" w:color="BFC7D5"/>
+              <w:bottom w:val="single" w:sz="6" w:space="0" w:color="BFC7D5"/>
+              <w:right w:val="single" w:sz="6" w:space="0" w:color="BFC7D5"/>
+            </w:tcBorders>
             <w:vAlign w:val="center"/>
           </w:tcPr>
           <w:p>
@@ -761,24 +1189,24 @@
     </w:p>
     <w:tbl>
       <w:tblPr>
-        <w:tblW w:w="10266" w:type="dxa"/>
+        <w:tblW w:w="5000" w:type="pct"/>
         <w:jc w:val="left"/>
-        <w:tblInd w:w="0" w:type="dxa"/>
+        <w:tblInd w:w="-7" w:type="dxa"/>
         <w:tblLayout w:type="fixed"/>
         <w:tblCellMar>
-          <w:top w:w="28" w:type="dxa"/>
-          <w:left w:w="28" w:type="dxa"/>
-          <w:bottom w:w="28" w:type="dxa"/>
-          <w:right w:w="28" w:type="dxa"/>
+          <w:top w:w="60" w:type="dxa"/>
+          <w:left w:w="60" w:type="dxa"/>
+          <w:bottom w:w="60" w:type="dxa"/>
+          <w:right w:w="60" w:type="dxa"/>
         </w:tblCellMar>
       </w:tblPr>
       <w:tblGrid>
-        <w:gridCol w:w="961"/>
-        <w:gridCol w:w="1786"/>
-        <w:gridCol w:w="1156"/>
-        <w:gridCol w:w="1786"/>
-        <w:gridCol w:w="3166"/>
-        <w:gridCol w:w="1411"/>
+        <w:gridCol w:w="1080"/>
+        <w:gridCol w:w="1976"/>
+        <w:gridCol w:w="1293"/>
+        <w:gridCol w:w="1977"/>
+        <w:gridCol w:w="3475"/>
+        <w:gridCol w:w="1537"/>
       </w:tblGrid>
       <w:tr>
         <w:trPr>
@@ -786,132 +1214,180 @@
         </w:trPr>
         <w:tc>
           <w:tcPr>
-            <w:tcW w:w="961" w:type="dxa"/>
-            <w:tcBorders/>
+            <w:tcW w:w="1080" w:type="dxa"/>
+            <w:tcBorders>
+              <w:top w:val="single" w:sz="6" w:space="0" w:color="BFC7D5"/>
+              <w:left w:val="single" w:sz="6" w:space="0" w:color="BFC7D5"/>
+              <w:bottom w:val="single" w:sz="2" w:space="0" w:color="BFC7D5"/>
+              <w:right w:val="single" w:sz="6" w:space="0" w:color="BFC7D5"/>
+            </w:tcBorders>
+            <w:shd w:fill="1F3A5F" w:val="clear"/>
             <w:vAlign w:val="center"/>
           </w:tcPr>
           <w:p>
             <w:pPr>
               <w:pStyle w:val="TableHeading"/>
-              <w:suppressLineNumbers/>
-              <w:shd w:fill="1F3A5F" w:val="clear"/>
-              <w:bidi w:val="0"/>
-              <w:spacing w:before="0" w:after="283"/>
-              <w:jc w:val="center"/>
-              <w:rPr/>
-            </w:pPr>
-            <w:r>
-              <w:rPr/>
+              <w:bidi w:val="0"/>
+              <w:spacing w:before="0" w:after="283"/>
+              <w:jc w:val="left"/>
+              <w:rPr>
+                <w:color w:val="FFFFFF"/>
+              </w:rPr>
+            </w:pPr>
+            <w:r>
+              <w:rPr>
+                <w:color w:val="FFFFFF"/>
+              </w:rPr>
               <w:t>Action ref</w:t>
             </w:r>
           </w:p>
         </w:tc>
         <w:tc>
           <w:tcPr>
-            <w:tcW w:w="1786" w:type="dxa"/>
-            <w:tcBorders/>
+            <w:tcW w:w="1976" w:type="dxa"/>
+            <w:tcBorders>
+              <w:top w:val="single" w:sz="6" w:space="0" w:color="BFC7D5"/>
+              <w:left w:val="single" w:sz="2" w:space="0" w:color="BFC7D5"/>
+              <w:bottom w:val="single" w:sz="2" w:space="0" w:color="BFC7D5"/>
+              <w:right w:val="single" w:sz="6" w:space="0" w:color="BFC7D5"/>
+            </w:tcBorders>
+            <w:shd w:fill="1F3A5F" w:val="clear"/>
             <w:vAlign w:val="center"/>
           </w:tcPr>
           <w:p>
             <w:pPr>
               <w:pStyle w:val="TableHeading"/>
-              <w:suppressLineNumbers/>
-              <w:shd w:fill="1F3A5F" w:val="clear"/>
-              <w:bidi w:val="0"/>
-              <w:spacing w:before="0" w:after="283"/>
-              <w:jc w:val="center"/>
-              <w:rPr/>
-            </w:pPr>
-            <w:r>
-              <w:rPr/>
+              <w:bidi w:val="0"/>
+              <w:spacing w:before="0" w:after="283"/>
+              <w:jc w:val="left"/>
+              <w:rPr>
+                <w:color w:val="FFFFFF"/>
+              </w:rPr>
+            </w:pPr>
+            <w:r>
+              <w:rPr>
+                <w:color w:val="FFFFFF"/>
+              </w:rPr>
               <w:t>Description</w:t>
             </w:r>
           </w:p>
         </w:tc>
         <w:tc>
           <w:tcPr>
-            <w:tcW w:w="1156" w:type="dxa"/>
-            <w:tcBorders/>
+            <w:tcW w:w="1293" w:type="dxa"/>
+            <w:tcBorders>
+              <w:top w:val="single" w:sz="6" w:space="0" w:color="BFC7D5"/>
+              <w:left w:val="single" w:sz="2" w:space="0" w:color="BFC7D5"/>
+              <w:bottom w:val="single" w:sz="2" w:space="0" w:color="BFC7D5"/>
+              <w:right w:val="single" w:sz="6" w:space="0" w:color="BFC7D5"/>
+            </w:tcBorders>
+            <w:shd w:fill="1F3A5F" w:val="clear"/>
             <w:vAlign w:val="center"/>
           </w:tcPr>
           <w:p>
             <w:pPr>
               <w:pStyle w:val="TableHeading"/>
-              <w:suppressLineNumbers/>
-              <w:shd w:fill="1F3A5F" w:val="clear"/>
-              <w:bidi w:val="0"/>
-              <w:spacing w:before="0" w:after="283"/>
-              <w:jc w:val="center"/>
-              <w:rPr/>
-            </w:pPr>
-            <w:r>
-              <w:rPr/>
+              <w:bidi w:val="0"/>
+              <w:spacing w:before="0" w:after="283"/>
+              <w:jc w:val="left"/>
+              <w:rPr>
+                <w:color w:val="FFFFFF"/>
+              </w:rPr>
+            </w:pPr>
+            <w:r>
+              <w:rPr>
+                <w:color w:val="FFFFFF"/>
+              </w:rPr>
               <w:t>Owning role</w:t>
             </w:r>
           </w:p>
         </w:tc>
         <w:tc>
           <w:tcPr>
-            <w:tcW w:w="1786" w:type="dxa"/>
-            <w:tcBorders/>
+            <w:tcW w:w="1977" w:type="dxa"/>
+            <w:tcBorders>
+              <w:top w:val="single" w:sz="6" w:space="0" w:color="BFC7D5"/>
+              <w:left w:val="single" w:sz="2" w:space="0" w:color="BFC7D5"/>
+              <w:bottom w:val="single" w:sz="2" w:space="0" w:color="BFC7D5"/>
+              <w:right w:val="single" w:sz="6" w:space="0" w:color="BFC7D5"/>
+            </w:tcBorders>
+            <w:shd w:fill="1F3A5F" w:val="clear"/>
             <w:vAlign w:val="center"/>
           </w:tcPr>
           <w:p>
             <w:pPr>
               <w:pStyle w:val="TableHeading"/>
-              <w:suppressLineNumbers/>
-              <w:shd w:fill="1F3A5F" w:val="clear"/>
-              <w:bidi w:val="0"/>
-              <w:spacing w:before="0" w:after="283"/>
-              <w:jc w:val="center"/>
-              <w:rPr/>
-            </w:pPr>
-            <w:r>
-              <w:rPr/>
+              <w:bidi w:val="0"/>
+              <w:spacing w:before="0" w:after="283"/>
+              <w:jc w:val="left"/>
+              <w:rPr>
+                <w:color w:val="FFFFFF"/>
+              </w:rPr>
+            </w:pPr>
+            <w:r>
+              <w:rPr>
+                <w:color w:val="FFFFFF"/>
+              </w:rPr>
               <w:t>Due</w:t>
             </w:r>
           </w:p>
         </w:tc>
         <w:tc>
           <w:tcPr>
-            <w:tcW w:w="3166" w:type="dxa"/>
-            <w:tcBorders/>
+            <w:tcW w:w="3475" w:type="dxa"/>
+            <w:tcBorders>
+              <w:top w:val="single" w:sz="6" w:space="0" w:color="BFC7D5"/>
+              <w:left w:val="single" w:sz="2" w:space="0" w:color="BFC7D5"/>
+              <w:bottom w:val="single" w:sz="2" w:space="0" w:color="BFC7D5"/>
+              <w:right w:val="single" w:sz="6" w:space="0" w:color="BFC7D5"/>
+            </w:tcBorders>
+            <w:shd w:fill="1F3A5F" w:val="clear"/>
             <w:vAlign w:val="center"/>
           </w:tcPr>
           <w:p>
             <w:pPr>
               <w:pStyle w:val="TableHeading"/>
-              <w:suppressLineNumbers/>
-              <w:shd w:fill="1F3A5F" w:val="clear"/>
-              <w:bidi w:val="0"/>
-              <w:spacing w:before="0" w:after="283"/>
-              <w:jc w:val="center"/>
-              <w:rPr/>
-            </w:pPr>
-            <w:r>
-              <w:rPr/>
+              <w:bidi w:val="0"/>
+              <w:spacing w:before="0" w:after="283"/>
+              <w:jc w:val="left"/>
+              <w:rPr>
+                <w:color w:val="FFFFFF"/>
+              </w:rPr>
+            </w:pPr>
+            <w:r>
+              <w:rPr>
+                <w:color w:val="FFFFFF"/>
+              </w:rPr>
               <w:t>State</w:t>
             </w:r>
           </w:p>
         </w:tc>
         <w:tc>
           <w:tcPr>
-            <w:tcW w:w="1411" w:type="dxa"/>
-            <w:tcBorders/>
+            <w:tcW w:w="1537" w:type="dxa"/>
+            <w:tcBorders>
+              <w:top w:val="single" w:sz="6" w:space="0" w:color="BFC7D5"/>
+              <w:left w:val="single" w:sz="2" w:space="0" w:color="BFC7D5"/>
+              <w:bottom w:val="single" w:sz="2" w:space="0" w:color="BFC7D5"/>
+              <w:right w:val="single" w:sz="6" w:space="0" w:color="BFC7D5"/>
+            </w:tcBorders>
+            <w:shd w:fill="1F3A5F" w:val="clear"/>
             <w:vAlign w:val="center"/>
           </w:tcPr>
           <w:p>
             <w:pPr>
               <w:pStyle w:val="TableHeading"/>
-              <w:suppressLineNumbers/>
-              <w:shd w:fill="1F3A5F" w:val="clear"/>
-              <w:bidi w:val="0"/>
-              <w:spacing w:before="0" w:after="283"/>
-              <w:jc w:val="center"/>
-              <w:rPr/>
-            </w:pPr>
-            <w:r>
-              <w:rPr/>
+              <w:bidi w:val="0"/>
+              <w:spacing w:before="0" w:after="283"/>
+              <w:jc w:val="left"/>
+              <w:rPr>
+                <w:color w:val="FFFFFF"/>
+              </w:rPr>
+            </w:pPr>
+            <w:r>
+              <w:rPr>
+                <w:color w:val="FFFFFF"/>
+              </w:rPr>
               <w:t>Note</w:t>
             </w:r>
           </w:p>
@@ -921,8 +1397,12 @@
         <w:trPr/>
         <w:tc>
           <w:tcPr>
-            <w:tcW w:w="961" w:type="dxa"/>
-            <w:tcBorders/>
+            <w:tcW w:w="1080" w:type="dxa"/>
+            <w:tcBorders>
+              <w:left w:val="single" w:sz="6" w:space="0" w:color="BFC7D5"/>
+              <w:bottom w:val="single" w:sz="6" w:space="0" w:color="BFC7D5"/>
+              <w:right w:val="single" w:sz="6" w:space="0" w:color="BFC7D5"/>
+            </w:tcBorders>
             <w:vAlign w:val="center"/>
           </w:tcPr>
           <w:p>
@@ -943,8 +1423,12 @@
         </w:tc>
         <w:tc>
           <w:tcPr>
-            <w:tcW w:w="1786" w:type="dxa"/>
-            <w:tcBorders/>
+            <w:tcW w:w="1976" w:type="dxa"/>
+            <w:tcBorders>
+              <w:left w:val="single" w:sz="2" w:space="0" w:color="BFC7D5"/>
+              <w:bottom w:val="single" w:sz="6" w:space="0" w:color="BFC7D5"/>
+              <w:right w:val="single" w:sz="6" w:space="0" w:color="BFC7D5"/>
+            </w:tcBorders>
             <w:vAlign w:val="center"/>
           </w:tcPr>
           <w:p>
@@ -965,8 +1449,12 @@
         </w:tc>
         <w:tc>
           <w:tcPr>
-            <w:tcW w:w="1156" w:type="dxa"/>
-            <w:tcBorders/>
+            <w:tcW w:w="1293" w:type="dxa"/>
+            <w:tcBorders>
+              <w:left w:val="single" w:sz="2" w:space="0" w:color="BFC7D5"/>
+              <w:bottom w:val="single" w:sz="6" w:space="0" w:color="BFC7D5"/>
+              <w:right w:val="single" w:sz="6" w:space="0" w:color="BFC7D5"/>
+            </w:tcBorders>
             <w:vAlign w:val="center"/>
           </w:tcPr>
           <w:p>
@@ -987,8 +1475,12 @@
         </w:tc>
         <w:tc>
           <w:tcPr>
-            <w:tcW w:w="1786" w:type="dxa"/>
-            <w:tcBorders/>
+            <w:tcW w:w="1977" w:type="dxa"/>
+            <w:tcBorders>
+              <w:left w:val="single" w:sz="2" w:space="0" w:color="BFC7D5"/>
+              <w:bottom w:val="single" w:sz="6" w:space="0" w:color="BFC7D5"/>
+              <w:right w:val="single" w:sz="6" w:space="0" w:color="BFC7D5"/>
+            </w:tcBorders>
             <w:vAlign w:val="center"/>
           </w:tcPr>
           <w:p>
@@ -1009,8 +1501,12 @@
         </w:tc>
         <w:tc>
           <w:tcPr>
-            <w:tcW w:w="3166" w:type="dxa"/>
-            <w:tcBorders/>
+            <w:tcW w:w="3475" w:type="dxa"/>
+            <w:tcBorders>
+              <w:left w:val="single" w:sz="2" w:space="0" w:color="BFC7D5"/>
+              <w:bottom w:val="single" w:sz="6" w:space="0" w:color="BFC7D5"/>
+              <w:right w:val="single" w:sz="6" w:space="0" w:color="BFC7D5"/>
+            </w:tcBorders>
             <w:vAlign w:val="center"/>
           </w:tcPr>
           <w:p>
@@ -1033,8 +1529,12 @@
         </w:tc>
         <w:tc>
           <w:tcPr>
-            <w:tcW w:w="1411" w:type="dxa"/>
-            <w:tcBorders/>
+            <w:tcW w:w="1537" w:type="dxa"/>
+            <w:tcBorders>
+              <w:left w:val="single" w:sz="2" w:space="0" w:color="BFC7D5"/>
+              <w:bottom w:val="single" w:sz="6" w:space="0" w:color="BFC7D5"/>
+              <w:right w:val="single" w:sz="6" w:space="0" w:color="BFC7D5"/>
+            </w:tcBorders>
             <w:vAlign w:val="center"/>
           </w:tcPr>
           <w:p>
@@ -1097,20 +1597,20 @@
     </w:p>
     <w:tbl>
       <w:tblPr>
-        <w:tblW w:w="6887" w:type="dxa"/>
+        <w:tblW w:w="5000" w:type="pct"/>
         <w:jc w:val="left"/>
-        <w:tblInd w:w="0" w:type="dxa"/>
+        <w:tblInd w:w="-7" w:type="dxa"/>
         <w:tblLayout w:type="fixed"/>
         <w:tblCellMar>
-          <w:top w:w="28" w:type="dxa"/>
-          <w:left w:w="28" w:type="dxa"/>
-          <w:bottom w:w="28" w:type="dxa"/>
-          <w:right w:w="28" w:type="dxa"/>
+          <w:top w:w="60" w:type="dxa"/>
+          <w:left w:w="60" w:type="dxa"/>
+          <w:bottom w:w="60" w:type="dxa"/>
+          <w:right w:w="60" w:type="dxa"/>
         </w:tblCellMar>
       </w:tblPr>
       <w:tblGrid>
-        <w:gridCol w:w="4216"/>
-        <w:gridCol w:w="2671"/>
+        <w:gridCol w:w="6957"/>
+        <w:gridCol w:w="4381"/>
       </w:tblGrid>
       <w:tr>
         <w:trPr>
@@ -1118,44 +1618,60 @@
         </w:trPr>
         <w:tc>
           <w:tcPr>
-            <w:tcW w:w="4216" w:type="dxa"/>
-            <w:tcBorders/>
+            <w:tcW w:w="6957" w:type="dxa"/>
+            <w:tcBorders>
+              <w:top w:val="single" w:sz="6" w:space="0" w:color="BFC7D5"/>
+              <w:left w:val="single" w:sz="6" w:space="0" w:color="BFC7D5"/>
+              <w:bottom w:val="single" w:sz="2" w:space="0" w:color="BFC7D5"/>
+              <w:right w:val="single" w:sz="6" w:space="0" w:color="BFC7D5"/>
+            </w:tcBorders>
+            <w:shd w:fill="1F3A5F" w:val="clear"/>
             <w:vAlign w:val="center"/>
           </w:tcPr>
           <w:p>
             <w:pPr>
               <w:pStyle w:val="TableHeading"/>
-              <w:suppressLineNumbers/>
-              <w:shd w:fill="1F3A5F" w:val="clear"/>
-              <w:bidi w:val="0"/>
-              <w:spacing w:before="0" w:after="283"/>
-              <w:jc w:val="center"/>
-              <w:rPr/>
-            </w:pPr>
-            <w:r>
-              <w:rPr/>
+              <w:bidi w:val="0"/>
+              <w:spacing w:before="0" w:after="283"/>
+              <w:jc w:val="left"/>
+              <w:rPr>
+                <w:color w:val="FFFFFF"/>
+              </w:rPr>
+            </w:pPr>
+            <w:r>
+              <w:rPr>
+                <w:color w:val="FFFFFF"/>
+              </w:rPr>
               <w:t>Question</w:t>
             </w:r>
           </w:p>
         </w:tc>
         <w:tc>
           <w:tcPr>
-            <w:tcW w:w="2671" w:type="dxa"/>
-            <w:tcBorders/>
+            <w:tcW w:w="4381" w:type="dxa"/>
+            <w:tcBorders>
+              <w:top w:val="single" w:sz="6" w:space="0" w:color="BFC7D5"/>
+              <w:left w:val="single" w:sz="2" w:space="0" w:color="BFC7D5"/>
+              <w:bottom w:val="single" w:sz="2" w:space="0" w:color="BFC7D5"/>
+              <w:right w:val="single" w:sz="6" w:space="0" w:color="BFC7D5"/>
+            </w:tcBorders>
+            <w:shd w:fill="1F3A5F" w:val="clear"/>
             <w:vAlign w:val="center"/>
           </w:tcPr>
           <w:p>
             <w:pPr>
               <w:pStyle w:val="TableHeading"/>
-              <w:suppressLineNumbers/>
-              <w:shd w:fill="1F3A5F" w:val="clear"/>
-              <w:bidi w:val="0"/>
-              <w:spacing w:before="0" w:after="283"/>
-              <w:jc w:val="center"/>
-              <w:rPr/>
-            </w:pPr>
-            <w:r>
-              <w:rPr/>
+              <w:bidi w:val="0"/>
+              <w:spacing w:before="0" w:after="283"/>
+              <w:jc w:val="left"/>
+              <w:rPr>
+                <w:color w:val="FFFFFF"/>
+              </w:rPr>
+            </w:pPr>
+            <w:r>
+              <w:rPr>
+                <w:color w:val="FFFFFF"/>
+              </w:rPr>
               <w:t>Finding</w:t>
             </w:r>
           </w:p>
@@ -1165,8 +1681,12 @@
         <w:trPr/>
         <w:tc>
           <w:tcPr>
-            <w:tcW w:w="4216" w:type="dxa"/>
-            <w:tcBorders/>
+            <w:tcW w:w="6957" w:type="dxa"/>
+            <w:tcBorders>
+              <w:left w:val="single" w:sz="6" w:space="0" w:color="BFC7D5"/>
+              <w:bottom w:val="single" w:sz="2" w:space="0" w:color="BFC7D5"/>
+              <w:right w:val="single" w:sz="6" w:space="0" w:color="BFC7D5"/>
+            </w:tcBorders>
             <w:vAlign w:val="center"/>
           </w:tcPr>
           <w:p>
@@ -1185,8 +1705,12 @@
         </w:tc>
         <w:tc>
           <w:tcPr>
-            <w:tcW w:w="2671" w:type="dxa"/>
-            <w:tcBorders/>
+            <w:tcW w:w="4381" w:type="dxa"/>
+            <w:tcBorders>
+              <w:left w:val="single" w:sz="2" w:space="0" w:color="BFC7D5"/>
+              <w:bottom w:val="single" w:sz="2" w:space="0" w:color="BFC7D5"/>
+              <w:right w:val="single" w:sz="6" w:space="0" w:color="BFC7D5"/>
+            </w:tcBorders>
             <w:vAlign w:val="center"/>
           </w:tcPr>
           <w:p>
@@ -1210,8 +1734,12 @@
         <w:trPr/>
         <w:tc>
           <w:tcPr>
-            <w:tcW w:w="4216" w:type="dxa"/>
-            <w:tcBorders/>
+            <w:tcW w:w="6957" w:type="dxa"/>
+            <w:tcBorders>
+              <w:left w:val="single" w:sz="6" w:space="0" w:color="BFC7D5"/>
+              <w:bottom w:val="single" w:sz="2" w:space="0" w:color="BFC7D5"/>
+              <w:right w:val="single" w:sz="6" w:space="0" w:color="BFC7D5"/>
+            </w:tcBorders>
             <w:vAlign w:val="center"/>
           </w:tcPr>
           <w:p>
@@ -1230,8 +1758,12 @@
         </w:tc>
         <w:tc>
           <w:tcPr>
-            <w:tcW w:w="2671" w:type="dxa"/>
-            <w:tcBorders/>
+            <w:tcW w:w="4381" w:type="dxa"/>
+            <w:tcBorders>
+              <w:left w:val="single" w:sz="2" w:space="0" w:color="BFC7D5"/>
+              <w:bottom w:val="single" w:sz="2" w:space="0" w:color="BFC7D5"/>
+              <w:right w:val="single" w:sz="6" w:space="0" w:color="BFC7D5"/>
+            </w:tcBorders>
             <w:vAlign w:val="center"/>
           </w:tcPr>
           <w:p>
@@ -1255,8 +1787,12 @@
         <w:trPr/>
         <w:tc>
           <w:tcPr>
-            <w:tcW w:w="4216" w:type="dxa"/>
-            <w:tcBorders/>
+            <w:tcW w:w="6957" w:type="dxa"/>
+            <w:tcBorders>
+              <w:left w:val="single" w:sz="6" w:space="0" w:color="BFC7D5"/>
+              <w:bottom w:val="single" w:sz="2" w:space="0" w:color="BFC7D5"/>
+              <w:right w:val="single" w:sz="6" w:space="0" w:color="BFC7D5"/>
+            </w:tcBorders>
             <w:vAlign w:val="center"/>
           </w:tcPr>
           <w:p>
@@ -1275,8 +1811,12 @@
         </w:tc>
         <w:tc>
           <w:tcPr>
-            <w:tcW w:w="2671" w:type="dxa"/>
-            <w:tcBorders/>
+            <w:tcW w:w="4381" w:type="dxa"/>
+            <w:tcBorders>
+              <w:left w:val="single" w:sz="2" w:space="0" w:color="BFC7D5"/>
+              <w:bottom w:val="single" w:sz="2" w:space="0" w:color="BFC7D5"/>
+              <w:right w:val="single" w:sz="6" w:space="0" w:color="BFC7D5"/>
+            </w:tcBorders>
             <w:vAlign w:val="center"/>
           </w:tcPr>
           <w:p>
@@ -1300,8 +1840,12 @@
         <w:trPr/>
         <w:tc>
           <w:tcPr>
-            <w:tcW w:w="4216" w:type="dxa"/>
-            <w:tcBorders/>
+            <w:tcW w:w="6957" w:type="dxa"/>
+            <w:tcBorders>
+              <w:left w:val="single" w:sz="6" w:space="0" w:color="BFC7D5"/>
+              <w:bottom w:val="single" w:sz="2" w:space="0" w:color="BFC7D5"/>
+              <w:right w:val="single" w:sz="6" w:space="0" w:color="BFC7D5"/>
+            </w:tcBorders>
             <w:vAlign w:val="center"/>
           </w:tcPr>
           <w:p>
@@ -1320,8 +1864,12 @@
         </w:tc>
         <w:tc>
           <w:tcPr>
-            <w:tcW w:w="2671" w:type="dxa"/>
-            <w:tcBorders/>
+            <w:tcW w:w="4381" w:type="dxa"/>
+            <w:tcBorders>
+              <w:left w:val="single" w:sz="2" w:space="0" w:color="BFC7D5"/>
+              <w:bottom w:val="single" w:sz="2" w:space="0" w:color="BFC7D5"/>
+              <w:right w:val="single" w:sz="6" w:space="0" w:color="BFC7D5"/>
+            </w:tcBorders>
             <w:vAlign w:val="center"/>
           </w:tcPr>
           <w:p>
@@ -1345,8 +1893,12 @@
         <w:trPr/>
         <w:tc>
           <w:tcPr>
-            <w:tcW w:w="4216" w:type="dxa"/>
-            <w:tcBorders/>
+            <w:tcW w:w="6957" w:type="dxa"/>
+            <w:tcBorders>
+              <w:left w:val="single" w:sz="6" w:space="0" w:color="BFC7D5"/>
+              <w:bottom w:val="single" w:sz="2" w:space="0" w:color="BFC7D5"/>
+              <w:right w:val="single" w:sz="6" w:space="0" w:color="BFC7D5"/>
+            </w:tcBorders>
             <w:vAlign w:val="center"/>
           </w:tcPr>
           <w:p>
@@ -1365,8 +1917,12 @@
         </w:tc>
         <w:tc>
           <w:tcPr>
-            <w:tcW w:w="2671" w:type="dxa"/>
-            <w:tcBorders/>
+            <w:tcW w:w="4381" w:type="dxa"/>
+            <w:tcBorders>
+              <w:left w:val="single" w:sz="2" w:space="0" w:color="BFC7D5"/>
+              <w:bottom w:val="single" w:sz="2" w:space="0" w:color="BFC7D5"/>
+              <w:right w:val="single" w:sz="6" w:space="0" w:color="BFC7D5"/>
+            </w:tcBorders>
             <w:vAlign w:val="center"/>
           </w:tcPr>
           <w:p>
@@ -1390,8 +1946,12 @@
         <w:trPr/>
         <w:tc>
           <w:tcPr>
-            <w:tcW w:w="4216" w:type="dxa"/>
-            <w:tcBorders/>
+            <w:tcW w:w="6957" w:type="dxa"/>
+            <w:tcBorders>
+              <w:left w:val="single" w:sz="6" w:space="0" w:color="BFC7D5"/>
+              <w:bottom w:val="single" w:sz="6" w:space="0" w:color="BFC7D5"/>
+              <w:right w:val="single" w:sz="6" w:space="0" w:color="BFC7D5"/>
+            </w:tcBorders>
             <w:vAlign w:val="center"/>
           </w:tcPr>
           <w:p>
@@ -1416,8 +1976,12 @@
         </w:tc>
         <w:tc>
           <w:tcPr>
-            <w:tcW w:w="2671" w:type="dxa"/>
-            <w:tcBorders/>
+            <w:tcW w:w="4381" w:type="dxa"/>
+            <w:tcBorders>
+              <w:left w:val="single" w:sz="2" w:space="0" w:color="BFC7D5"/>
+              <w:bottom w:val="single" w:sz="6" w:space="0" w:color="BFC7D5"/>
+              <w:right w:val="single" w:sz="6" w:space="0" w:color="BFC7D5"/>
+            </w:tcBorders>
             <w:vAlign w:val="center"/>
           </w:tcPr>
           <w:p>
@@ -1508,24 +2072,24 @@
     </w:p>
     <w:tbl>
       <w:tblPr>
-        <w:tblW w:w="9456" w:type="dxa"/>
+        <w:tblW w:w="5000" w:type="pct"/>
         <w:jc w:val="left"/>
-        <w:tblInd w:w="0" w:type="dxa"/>
+        <w:tblInd w:w="-7" w:type="dxa"/>
         <w:tblLayout w:type="fixed"/>
         <w:tblCellMar>
-          <w:top w:w="28" w:type="dxa"/>
-          <w:left w:w="28" w:type="dxa"/>
-          <w:bottom w:w="28" w:type="dxa"/>
-          <w:right w:w="28" w:type="dxa"/>
+          <w:top w:w="60" w:type="dxa"/>
+          <w:left w:w="60" w:type="dxa"/>
+          <w:bottom w:w="60" w:type="dxa"/>
+          <w:right w:w="60" w:type="dxa"/>
         </w:tblCellMar>
       </w:tblPr>
       <w:tblGrid>
-        <w:gridCol w:w="1381"/>
-        <w:gridCol w:w="946"/>
-        <w:gridCol w:w="1441"/>
-        <w:gridCol w:w="1786"/>
-        <w:gridCol w:w="1366"/>
-        <w:gridCol w:w="2536"/>
+        <w:gridCol w:w="1665"/>
+        <w:gridCol w:w="1154"/>
+        <w:gridCol w:w="1737"/>
+        <w:gridCol w:w="2143"/>
+        <w:gridCol w:w="1649"/>
+        <w:gridCol w:w="2990"/>
       </w:tblGrid>
       <w:tr>
         <w:trPr>
@@ -1533,132 +2097,180 @@
         </w:trPr>
         <w:tc>
           <w:tcPr>
-            <w:tcW w:w="1381" w:type="dxa"/>
-            <w:tcBorders/>
+            <w:tcW w:w="1665" w:type="dxa"/>
+            <w:tcBorders>
+              <w:top w:val="single" w:sz="6" w:space="0" w:color="BFC7D5"/>
+              <w:left w:val="single" w:sz="6" w:space="0" w:color="BFC7D5"/>
+              <w:bottom w:val="single" w:sz="2" w:space="0" w:color="BFC7D5"/>
+              <w:right w:val="single" w:sz="6" w:space="0" w:color="BFC7D5"/>
+            </w:tcBorders>
+            <w:shd w:fill="1F3A5F" w:val="clear"/>
             <w:vAlign w:val="center"/>
           </w:tcPr>
           <w:p>
             <w:pPr>
               <w:pStyle w:val="TableHeading"/>
-              <w:suppressLineNumbers/>
-              <w:shd w:fill="1F3A5F" w:val="clear"/>
-              <w:bidi w:val="0"/>
-              <w:spacing w:before="0" w:after="283"/>
-              <w:jc w:val="center"/>
-              <w:rPr/>
-            </w:pPr>
-            <w:r>
-              <w:rPr/>
+              <w:bidi w:val="0"/>
+              <w:spacing w:before="0" w:after="283"/>
+              <w:jc w:val="left"/>
+              <w:rPr>
+                <w:color w:val="FFFFFF"/>
+              </w:rPr>
+            </w:pPr>
+            <w:r>
+              <w:rPr>
+                <w:color w:val="FFFFFF"/>
+              </w:rPr>
               <w:t>Objective</w:t>
             </w:r>
           </w:p>
         </w:tc>
         <w:tc>
           <w:tcPr>
-            <w:tcW w:w="946" w:type="dxa"/>
-            <w:tcBorders/>
+            <w:tcW w:w="1154" w:type="dxa"/>
+            <w:tcBorders>
+              <w:top w:val="single" w:sz="6" w:space="0" w:color="BFC7D5"/>
+              <w:left w:val="single" w:sz="2" w:space="0" w:color="BFC7D5"/>
+              <w:bottom w:val="single" w:sz="2" w:space="0" w:color="BFC7D5"/>
+              <w:right w:val="single" w:sz="6" w:space="0" w:color="BFC7D5"/>
+            </w:tcBorders>
+            <w:shd w:fill="1F3A5F" w:val="clear"/>
             <w:vAlign w:val="center"/>
           </w:tcPr>
           <w:p>
             <w:pPr>
               <w:pStyle w:val="TableHeading"/>
-              <w:suppressLineNumbers/>
-              <w:shd w:fill="1F3A5F" w:val="clear"/>
-              <w:bidi w:val="0"/>
-              <w:spacing w:before="0" w:after="283"/>
-              <w:jc w:val="center"/>
-              <w:rPr/>
-            </w:pPr>
-            <w:r>
-              <w:rPr/>
+              <w:bidi w:val="0"/>
+              <w:spacing w:before="0" w:after="283"/>
+              <w:jc w:val="left"/>
+              <w:rPr>
+                <w:color w:val="FFFFFF"/>
+              </w:rPr>
+            </w:pPr>
+            <w:r>
+              <w:rPr>
+                <w:color w:val="FFFFFF"/>
+              </w:rPr>
               <w:t>Target</w:t>
             </w:r>
           </w:p>
         </w:tc>
         <w:tc>
           <w:tcPr>
-            <w:tcW w:w="1441" w:type="dxa"/>
-            <w:tcBorders/>
+            <w:tcW w:w="1737" w:type="dxa"/>
+            <w:tcBorders>
+              <w:top w:val="single" w:sz="6" w:space="0" w:color="BFC7D5"/>
+              <w:left w:val="single" w:sz="2" w:space="0" w:color="BFC7D5"/>
+              <w:bottom w:val="single" w:sz="2" w:space="0" w:color="BFC7D5"/>
+              <w:right w:val="single" w:sz="6" w:space="0" w:color="BFC7D5"/>
+            </w:tcBorders>
+            <w:shd w:fill="1F3A5F" w:val="clear"/>
             <w:vAlign w:val="center"/>
           </w:tcPr>
           <w:p>
             <w:pPr>
               <w:pStyle w:val="TableHeading"/>
-              <w:suppressLineNumbers/>
-              <w:shd w:fill="1F3A5F" w:val="clear"/>
-              <w:bidi w:val="0"/>
-              <w:spacing w:before="0" w:after="283"/>
-              <w:jc w:val="center"/>
-              <w:rPr/>
-            </w:pPr>
-            <w:r>
-              <w:rPr/>
+              <w:bidi w:val="0"/>
+              <w:spacing w:before="0" w:after="283"/>
+              <w:jc w:val="left"/>
+              <w:rPr>
+                <w:color w:val="FFFFFF"/>
+              </w:rPr>
+            </w:pPr>
+            <w:r>
+              <w:rPr>
+                <w:color w:val="FFFFFF"/>
+              </w:rPr>
               <w:t>Measured value</w:t>
             </w:r>
           </w:p>
         </w:tc>
         <w:tc>
           <w:tcPr>
-            <w:tcW w:w="1786" w:type="dxa"/>
-            <w:tcBorders/>
+            <w:tcW w:w="2143" w:type="dxa"/>
+            <w:tcBorders>
+              <w:top w:val="single" w:sz="6" w:space="0" w:color="BFC7D5"/>
+              <w:left w:val="single" w:sz="2" w:space="0" w:color="BFC7D5"/>
+              <w:bottom w:val="single" w:sz="2" w:space="0" w:color="BFC7D5"/>
+              <w:right w:val="single" w:sz="6" w:space="0" w:color="BFC7D5"/>
+            </w:tcBorders>
+            <w:shd w:fill="1F3A5F" w:val="clear"/>
             <w:vAlign w:val="center"/>
           </w:tcPr>
           <w:p>
             <w:pPr>
               <w:pStyle w:val="TableHeading"/>
-              <w:suppressLineNumbers/>
-              <w:shd w:fill="1F3A5F" w:val="clear"/>
-              <w:bidi w:val="0"/>
-              <w:spacing w:before="0" w:after="283"/>
-              <w:jc w:val="center"/>
-              <w:rPr/>
-            </w:pPr>
-            <w:r>
-              <w:rPr/>
+              <w:bidi w:val="0"/>
+              <w:spacing w:before="0" w:after="283"/>
+              <w:jc w:val="left"/>
+              <w:rPr>
+                <w:color w:val="FFFFFF"/>
+              </w:rPr>
+            </w:pPr>
+            <w:r>
+              <w:rPr>
+                <w:color w:val="FFFFFF"/>
+              </w:rPr>
               <w:t>Measurement date</w:t>
             </w:r>
           </w:p>
         </w:tc>
         <w:tc>
           <w:tcPr>
-            <w:tcW w:w="1366" w:type="dxa"/>
-            <w:tcBorders/>
+            <w:tcW w:w="1649" w:type="dxa"/>
+            <w:tcBorders>
+              <w:top w:val="single" w:sz="6" w:space="0" w:color="BFC7D5"/>
+              <w:left w:val="single" w:sz="2" w:space="0" w:color="BFC7D5"/>
+              <w:bottom w:val="single" w:sz="2" w:space="0" w:color="BFC7D5"/>
+              <w:right w:val="single" w:sz="6" w:space="0" w:color="BFC7D5"/>
+            </w:tcBorders>
+            <w:shd w:fill="1F3A5F" w:val="clear"/>
             <w:vAlign w:val="center"/>
           </w:tcPr>
           <w:p>
             <w:pPr>
               <w:pStyle w:val="TableHeading"/>
-              <w:suppressLineNumbers/>
-              <w:shd w:fill="1F3A5F" w:val="clear"/>
-              <w:bidi w:val="0"/>
-              <w:spacing w:before="0" w:after="283"/>
-              <w:jc w:val="center"/>
-              <w:rPr/>
-            </w:pPr>
-            <w:r>
-              <w:rPr/>
+              <w:bidi w:val="0"/>
+              <w:spacing w:before="0" w:after="283"/>
+              <w:jc w:val="left"/>
+              <w:rPr>
+                <w:color w:val="FFFFFF"/>
+              </w:rPr>
+            </w:pPr>
+            <w:r>
+              <w:rPr>
+                <w:color w:val="FFFFFF"/>
+              </w:rPr>
               <w:t>Source</w:t>
             </w:r>
           </w:p>
         </w:tc>
         <w:tc>
           <w:tcPr>
-            <w:tcW w:w="2536" w:type="dxa"/>
-            <w:tcBorders/>
+            <w:tcW w:w="2990" w:type="dxa"/>
+            <w:tcBorders>
+              <w:top w:val="single" w:sz="6" w:space="0" w:color="BFC7D5"/>
+              <w:left w:val="single" w:sz="2" w:space="0" w:color="BFC7D5"/>
+              <w:bottom w:val="single" w:sz="2" w:space="0" w:color="BFC7D5"/>
+              <w:right w:val="single" w:sz="6" w:space="0" w:color="BFC7D5"/>
+            </w:tcBorders>
+            <w:shd w:fill="1F3A5F" w:val="clear"/>
             <w:vAlign w:val="center"/>
           </w:tcPr>
           <w:p>
             <w:pPr>
               <w:pStyle w:val="TableHeading"/>
-              <w:suppressLineNumbers/>
-              <w:shd w:fill="1F3A5F" w:val="clear"/>
-              <w:bidi w:val="0"/>
-              <w:spacing w:before="0" w:after="283"/>
-              <w:jc w:val="center"/>
-              <w:rPr/>
-            </w:pPr>
-            <w:r>
-              <w:rPr/>
+              <w:bidi w:val="0"/>
+              <w:spacing w:before="0" w:after="283"/>
+              <w:jc w:val="left"/>
+              <w:rPr>
+                <w:color w:val="FFFFFF"/>
+              </w:rPr>
+            </w:pPr>
+            <w:r>
+              <w:rPr>
+                <w:color w:val="FFFFFF"/>
+              </w:rPr>
               <w:t>Met?</w:t>
             </w:r>
           </w:p>
@@ -1668,8 +2280,12 @@
         <w:trPr/>
         <w:tc>
           <w:tcPr>
-            <w:tcW w:w="1381" w:type="dxa"/>
-            <w:tcBorders/>
+            <w:tcW w:w="1665" w:type="dxa"/>
+            <w:tcBorders>
+              <w:left w:val="single" w:sz="6" w:space="0" w:color="BFC7D5"/>
+              <w:bottom w:val="single" w:sz="6" w:space="0" w:color="BFC7D5"/>
+              <w:right w:val="single" w:sz="6" w:space="0" w:color="BFC7D5"/>
+            </w:tcBorders>
             <w:vAlign w:val="center"/>
           </w:tcPr>
           <w:p>
@@ -1690,8 +2306,12 @@
         </w:tc>
         <w:tc>
           <w:tcPr>
-            <w:tcW w:w="946" w:type="dxa"/>
-            <w:tcBorders/>
+            <w:tcW w:w="1154" w:type="dxa"/>
+            <w:tcBorders>
+              <w:left w:val="single" w:sz="2" w:space="0" w:color="BFC7D5"/>
+              <w:bottom w:val="single" w:sz="6" w:space="0" w:color="BFC7D5"/>
+              <w:right w:val="single" w:sz="6" w:space="0" w:color="BFC7D5"/>
+            </w:tcBorders>
             <w:vAlign w:val="center"/>
           </w:tcPr>
           <w:p>
@@ -1712,8 +2332,12 @@
         </w:tc>
         <w:tc>
           <w:tcPr>
-            <w:tcW w:w="1441" w:type="dxa"/>
-            <w:tcBorders/>
+            <w:tcW w:w="1737" w:type="dxa"/>
+            <w:tcBorders>
+              <w:left w:val="single" w:sz="2" w:space="0" w:color="BFC7D5"/>
+              <w:bottom w:val="single" w:sz="6" w:space="0" w:color="BFC7D5"/>
+              <w:right w:val="single" w:sz="6" w:space="0" w:color="BFC7D5"/>
+            </w:tcBorders>
             <w:vAlign w:val="center"/>
           </w:tcPr>
           <w:p>
@@ -1734,8 +2358,12 @@
         </w:tc>
         <w:tc>
           <w:tcPr>
-            <w:tcW w:w="1786" w:type="dxa"/>
-            <w:tcBorders/>
+            <w:tcW w:w="2143" w:type="dxa"/>
+            <w:tcBorders>
+              <w:left w:val="single" w:sz="2" w:space="0" w:color="BFC7D5"/>
+              <w:bottom w:val="single" w:sz="6" w:space="0" w:color="BFC7D5"/>
+              <w:right w:val="single" w:sz="6" w:space="0" w:color="BFC7D5"/>
+            </w:tcBorders>
             <w:vAlign w:val="center"/>
           </w:tcPr>
           <w:p>
@@ -1756,8 +2384,12 @@
         </w:tc>
         <w:tc>
           <w:tcPr>
-            <w:tcW w:w="1366" w:type="dxa"/>
-            <w:tcBorders/>
+            <w:tcW w:w="1649" w:type="dxa"/>
+            <w:tcBorders>
+              <w:left w:val="single" w:sz="2" w:space="0" w:color="BFC7D5"/>
+              <w:bottom w:val="single" w:sz="6" w:space="0" w:color="BFC7D5"/>
+              <w:right w:val="single" w:sz="6" w:space="0" w:color="BFC7D5"/>
+            </w:tcBorders>
             <w:vAlign w:val="center"/>
           </w:tcPr>
           <w:p>
@@ -1778,8 +2410,12 @@
         </w:tc>
         <w:tc>
           <w:tcPr>
-            <w:tcW w:w="2536" w:type="dxa"/>
-            <w:tcBorders/>
+            <w:tcW w:w="2990" w:type="dxa"/>
+            <w:tcBorders>
+              <w:left w:val="single" w:sz="2" w:space="0" w:color="BFC7D5"/>
+              <w:bottom w:val="single" w:sz="6" w:space="0" w:color="BFC7D5"/>
+              <w:right w:val="single" w:sz="6" w:space="0" w:color="BFC7D5"/>
+            </w:tcBorders>
             <w:vAlign w:val="center"/>
           </w:tcPr>
           <w:p>
@@ -1826,23 +2462,23 @@
     </w:p>
     <w:tbl>
       <w:tblPr>
-        <w:tblW w:w="10025" w:type="dxa"/>
+        <w:tblW w:w="5000" w:type="pct"/>
         <w:jc w:val="left"/>
-        <w:tblInd w:w="0" w:type="dxa"/>
+        <w:tblInd w:w="-7" w:type="dxa"/>
         <w:tblLayout w:type="fixed"/>
         <w:tblCellMar>
-          <w:top w:w="28" w:type="dxa"/>
-          <w:left w:w="28" w:type="dxa"/>
-          <w:bottom w:w="28" w:type="dxa"/>
-          <w:right w:w="28" w:type="dxa"/>
+          <w:top w:w="60" w:type="dxa"/>
+          <w:left w:w="60" w:type="dxa"/>
+          <w:bottom w:w="60" w:type="dxa"/>
+          <w:right w:w="60" w:type="dxa"/>
         </w:tblCellMar>
       </w:tblPr>
       <w:tblGrid>
-        <w:gridCol w:w="3061"/>
-        <w:gridCol w:w="1366"/>
-        <w:gridCol w:w="1366"/>
-        <w:gridCol w:w="2821"/>
-        <w:gridCol w:w="1411"/>
+        <w:gridCol w:w="3450"/>
+        <w:gridCol w:w="1562"/>
+        <w:gridCol w:w="1563"/>
+        <w:gridCol w:w="3184"/>
+        <w:gridCol w:w="1579"/>
       </w:tblGrid>
       <w:tr>
         <w:trPr>
@@ -1850,110 +2486,150 @@
         </w:trPr>
         <w:tc>
           <w:tcPr>
-            <w:tcW w:w="3061" w:type="dxa"/>
-            <w:tcBorders/>
+            <w:tcW w:w="3450" w:type="dxa"/>
+            <w:tcBorders>
+              <w:top w:val="single" w:sz="6" w:space="0" w:color="BFC7D5"/>
+              <w:left w:val="single" w:sz="6" w:space="0" w:color="BFC7D5"/>
+              <w:bottom w:val="single" w:sz="2" w:space="0" w:color="BFC7D5"/>
+              <w:right w:val="single" w:sz="6" w:space="0" w:color="BFC7D5"/>
+            </w:tcBorders>
+            <w:shd w:fill="1F3A5F" w:val="clear"/>
             <w:vAlign w:val="center"/>
           </w:tcPr>
           <w:p>
             <w:pPr>
               <w:pStyle w:val="TableHeading"/>
-              <w:suppressLineNumbers/>
-              <w:shd w:fill="1F3A5F" w:val="clear"/>
-              <w:bidi w:val="0"/>
-              <w:spacing w:before="0" w:after="283"/>
-              <w:jc w:val="center"/>
-              <w:rPr/>
-            </w:pPr>
-            <w:r>
-              <w:rPr/>
+              <w:bidi w:val="0"/>
+              <w:spacing w:before="0" w:after="283"/>
+              <w:jc w:val="left"/>
+              <w:rPr>
+                <w:color w:val="FFFFFF"/>
+              </w:rPr>
+            </w:pPr>
+            <w:r>
+              <w:rPr>
+                <w:color w:val="FFFFFF"/>
+              </w:rPr>
               <w:t>Measure</w:t>
             </w:r>
           </w:p>
         </w:tc>
         <w:tc>
           <w:tcPr>
-            <w:tcW w:w="1366" w:type="dxa"/>
-            <w:tcBorders/>
+            <w:tcW w:w="1562" w:type="dxa"/>
+            <w:tcBorders>
+              <w:top w:val="single" w:sz="6" w:space="0" w:color="BFC7D5"/>
+              <w:left w:val="single" w:sz="2" w:space="0" w:color="BFC7D5"/>
+              <w:bottom w:val="single" w:sz="2" w:space="0" w:color="BFC7D5"/>
+              <w:right w:val="single" w:sz="6" w:space="0" w:color="BFC7D5"/>
+            </w:tcBorders>
+            <w:shd w:fill="1F3A5F" w:val="clear"/>
             <w:vAlign w:val="center"/>
           </w:tcPr>
           <w:p>
             <w:pPr>
               <w:pStyle w:val="TableHeading"/>
-              <w:suppressLineNumbers/>
-              <w:shd w:fill="1F3A5F" w:val="clear"/>
-              <w:bidi w:val="0"/>
-              <w:spacing w:before="0" w:after="283"/>
-              <w:jc w:val="center"/>
-              <w:rPr/>
-            </w:pPr>
-            <w:r>
-              <w:rPr/>
+              <w:bidi w:val="0"/>
+              <w:spacing w:before="0" w:after="283"/>
+              <w:jc w:val="left"/>
+              <w:rPr>
+                <w:color w:val="FFFFFF"/>
+              </w:rPr>
+            </w:pPr>
+            <w:r>
+              <w:rPr>
+                <w:color w:val="FFFFFF"/>
+              </w:rPr>
               <w:t>This period</w:t>
             </w:r>
           </w:p>
         </w:tc>
         <w:tc>
           <w:tcPr>
-            <w:tcW w:w="1366" w:type="dxa"/>
-            <w:tcBorders/>
+            <w:tcW w:w="1563" w:type="dxa"/>
+            <w:tcBorders>
+              <w:top w:val="single" w:sz="6" w:space="0" w:color="BFC7D5"/>
+              <w:left w:val="single" w:sz="2" w:space="0" w:color="BFC7D5"/>
+              <w:bottom w:val="single" w:sz="2" w:space="0" w:color="BFC7D5"/>
+              <w:right w:val="single" w:sz="6" w:space="0" w:color="BFC7D5"/>
+            </w:tcBorders>
+            <w:shd w:fill="1F3A5F" w:val="clear"/>
             <w:vAlign w:val="center"/>
           </w:tcPr>
           <w:p>
             <w:pPr>
               <w:pStyle w:val="TableHeading"/>
-              <w:suppressLineNumbers/>
-              <w:shd w:fill="1F3A5F" w:val="clear"/>
-              <w:bidi w:val="0"/>
-              <w:spacing w:before="0" w:after="283"/>
-              <w:jc w:val="center"/>
-              <w:rPr/>
-            </w:pPr>
-            <w:r>
-              <w:rPr/>
+              <w:bidi w:val="0"/>
+              <w:spacing w:before="0" w:after="283"/>
+              <w:jc w:val="left"/>
+              <w:rPr>
+                <w:color w:val="FFFFFF"/>
+              </w:rPr>
+            </w:pPr>
+            <w:r>
+              <w:rPr>
+                <w:color w:val="FFFFFF"/>
+              </w:rPr>
               <w:t>Previous</w:t>
             </w:r>
           </w:p>
         </w:tc>
         <w:tc>
           <w:tcPr>
-            <w:tcW w:w="2821" w:type="dxa"/>
-            <w:tcBorders/>
+            <w:tcW w:w="3184" w:type="dxa"/>
+            <w:tcBorders>
+              <w:top w:val="single" w:sz="6" w:space="0" w:color="BFC7D5"/>
+              <w:left w:val="single" w:sz="2" w:space="0" w:color="BFC7D5"/>
+              <w:bottom w:val="single" w:sz="2" w:space="0" w:color="BFC7D5"/>
+              <w:right w:val="single" w:sz="6" w:space="0" w:color="BFC7D5"/>
+            </w:tcBorders>
+            <w:shd w:fill="1F3A5F" w:val="clear"/>
             <w:vAlign w:val="center"/>
           </w:tcPr>
           <w:p>
             <w:pPr>
               <w:pStyle w:val="TableHeading"/>
-              <w:suppressLineNumbers/>
-              <w:shd w:fill="1F3A5F" w:val="clear"/>
-              <w:bidi w:val="0"/>
-              <w:spacing w:before="0" w:after="283"/>
-              <w:jc w:val="center"/>
-              <w:rPr/>
-            </w:pPr>
-            <w:r>
-              <w:rPr/>
+              <w:bidi w:val="0"/>
+              <w:spacing w:before="0" w:after="283"/>
+              <w:jc w:val="left"/>
+              <w:rPr>
+                <w:color w:val="FFFFFF"/>
+              </w:rPr>
+            </w:pPr>
+            <w:r>
+              <w:rPr>
+                <w:color w:val="FFFFFF"/>
+              </w:rPr>
               <w:t>Direction</w:t>
             </w:r>
           </w:p>
         </w:tc>
         <w:tc>
           <w:tcPr>
-            <w:tcW w:w="1411" w:type="dxa"/>
-            <w:tcBorders/>
+            <w:tcW w:w="1579" w:type="dxa"/>
+            <w:tcBorders>
+              <w:top w:val="single" w:sz="6" w:space="0" w:color="BFC7D5"/>
+              <w:left w:val="single" w:sz="2" w:space="0" w:color="BFC7D5"/>
+              <w:bottom w:val="single" w:sz="2" w:space="0" w:color="BFC7D5"/>
+              <w:right w:val="single" w:sz="6" w:space="0" w:color="BFC7D5"/>
+            </w:tcBorders>
+            <w:shd w:fill="1F3A5F" w:val="clear"/>
             <w:vAlign w:val="center"/>
           </w:tcPr>
           <w:p>
             <w:pPr>
               <w:pStyle w:val="TableHeading"/>
-              <w:suppressLineNumbers/>
-              <w:shd w:fill="1F3A5F" w:val="clear"/>
-              <w:bidi w:val="0"/>
-              <w:spacing w:before="0" w:after="283"/>
-              <w:jc w:val="center"/>
-              <w:rPr/>
-            </w:pPr>
-            <w:r>
-              <w:rPr/>
+              <w:bidi w:val="0"/>
+              <w:spacing w:before="0" w:after="283"/>
+              <w:jc w:val="left"/>
+              <w:rPr>
+                <w:color w:val="FFFFFF"/>
+              </w:rPr>
+            </w:pPr>
+            <w:r>
+              <w:rPr>
+                <w:color w:val="FFFFFF"/>
+              </w:rPr>
               <w:t>Evidence</w:t>
             </w:r>
           </w:p>
@@ -1963,8 +2639,12 @@
         <w:trPr/>
         <w:tc>
           <w:tcPr>
-            <w:tcW w:w="3061" w:type="dxa"/>
-            <w:tcBorders/>
+            <w:tcW w:w="3450" w:type="dxa"/>
+            <w:tcBorders>
+              <w:left w:val="single" w:sz="6" w:space="0" w:color="BFC7D5"/>
+              <w:bottom w:val="single" w:sz="2" w:space="0" w:color="BFC7D5"/>
+              <w:right w:val="single" w:sz="6" w:space="0" w:color="BFC7D5"/>
+            </w:tcBorders>
             <w:vAlign w:val="center"/>
           </w:tcPr>
           <w:p>
@@ -1983,8 +2663,12 @@
         </w:tc>
         <w:tc>
           <w:tcPr>
-            <w:tcW w:w="1366" w:type="dxa"/>
-            <w:tcBorders/>
+            <w:tcW w:w="1562" w:type="dxa"/>
+            <w:tcBorders>
+              <w:left w:val="single" w:sz="2" w:space="0" w:color="BFC7D5"/>
+              <w:bottom w:val="single" w:sz="2" w:space="0" w:color="BFC7D5"/>
+              <w:right w:val="single" w:sz="6" w:space="0" w:color="BFC7D5"/>
+            </w:tcBorders>
             <w:vAlign w:val="center"/>
           </w:tcPr>
           <w:p>
@@ -2009,8 +2693,12 @@
         </w:tc>
         <w:tc>
           <w:tcPr>
-            <w:tcW w:w="1366" w:type="dxa"/>
-            <w:tcBorders/>
+            <w:tcW w:w="1563" w:type="dxa"/>
+            <w:tcBorders>
+              <w:left w:val="single" w:sz="2" w:space="0" w:color="BFC7D5"/>
+              <w:bottom w:val="single" w:sz="2" w:space="0" w:color="BFC7D5"/>
+              <w:right w:val="single" w:sz="6" w:space="0" w:color="BFC7D5"/>
+            </w:tcBorders>
             <w:vAlign w:val="center"/>
           </w:tcPr>
           <w:p>
@@ -2035,8 +2723,12 @@
         </w:tc>
         <w:tc>
           <w:tcPr>
-            <w:tcW w:w="2821" w:type="dxa"/>
-            <w:tcBorders/>
+            <w:tcW w:w="3184" w:type="dxa"/>
+            <w:tcBorders>
+              <w:left w:val="single" w:sz="2" w:space="0" w:color="BFC7D5"/>
+              <w:bottom w:val="single" w:sz="2" w:space="0" w:color="BFC7D5"/>
+              <w:right w:val="single" w:sz="6" w:space="0" w:color="BFC7D5"/>
+            </w:tcBorders>
             <w:vAlign w:val="center"/>
           </w:tcPr>
           <w:p>
@@ -2059,8 +2751,12 @@
         </w:tc>
         <w:tc>
           <w:tcPr>
-            <w:tcW w:w="1411" w:type="dxa"/>
-            <w:tcBorders/>
+            <w:tcW w:w="1579" w:type="dxa"/>
+            <w:tcBorders>
+              <w:left w:val="single" w:sz="2" w:space="0" w:color="BFC7D5"/>
+              <w:bottom w:val="single" w:sz="2" w:space="0" w:color="BFC7D5"/>
+              <w:right w:val="single" w:sz="6" w:space="0" w:color="BFC7D5"/>
+            </w:tcBorders>
             <w:vAlign w:val="center"/>
           </w:tcPr>
           <w:p>
@@ -2084,8 +2780,12 @@
         <w:trPr/>
         <w:tc>
           <w:tcPr>
-            <w:tcW w:w="3061" w:type="dxa"/>
-            <w:tcBorders/>
+            <w:tcW w:w="3450" w:type="dxa"/>
+            <w:tcBorders>
+              <w:left w:val="single" w:sz="6" w:space="0" w:color="BFC7D5"/>
+              <w:bottom w:val="single" w:sz="2" w:space="0" w:color="BFC7D5"/>
+              <w:right w:val="single" w:sz="6" w:space="0" w:color="BFC7D5"/>
+            </w:tcBorders>
             <w:vAlign w:val="center"/>
           </w:tcPr>
           <w:p>
@@ -2104,8 +2804,12 @@
         </w:tc>
         <w:tc>
           <w:tcPr>
-            <w:tcW w:w="1366" w:type="dxa"/>
-            <w:tcBorders/>
+            <w:tcW w:w="1562" w:type="dxa"/>
+            <w:tcBorders>
+              <w:left w:val="single" w:sz="2" w:space="0" w:color="BFC7D5"/>
+              <w:bottom w:val="single" w:sz="2" w:space="0" w:color="BFC7D5"/>
+              <w:right w:val="single" w:sz="6" w:space="0" w:color="BFC7D5"/>
+            </w:tcBorders>
             <w:vAlign w:val="center"/>
           </w:tcPr>
           <w:p>
@@ -2126,8 +2830,12 @@
         </w:tc>
         <w:tc>
           <w:tcPr>
-            <w:tcW w:w="1366" w:type="dxa"/>
-            <w:tcBorders/>
+            <w:tcW w:w="1563" w:type="dxa"/>
+            <w:tcBorders>
+              <w:left w:val="single" w:sz="2" w:space="0" w:color="BFC7D5"/>
+              <w:bottom w:val="single" w:sz="2" w:space="0" w:color="BFC7D5"/>
+              <w:right w:val="single" w:sz="6" w:space="0" w:color="BFC7D5"/>
+            </w:tcBorders>
             <w:vAlign w:val="center"/>
           </w:tcPr>
           <w:p>
@@ -2148,8 +2856,12 @@
         </w:tc>
         <w:tc>
           <w:tcPr>
-            <w:tcW w:w="2821" w:type="dxa"/>
-            <w:tcBorders/>
+            <w:tcW w:w="3184" w:type="dxa"/>
+            <w:tcBorders>
+              <w:left w:val="single" w:sz="2" w:space="0" w:color="BFC7D5"/>
+              <w:bottom w:val="single" w:sz="2" w:space="0" w:color="BFC7D5"/>
+              <w:right w:val="single" w:sz="6" w:space="0" w:color="BFC7D5"/>
+            </w:tcBorders>
             <w:vAlign w:val="center"/>
           </w:tcPr>
           <w:p>
@@ -2173,8 +2885,12 @@
         </w:tc>
         <w:tc>
           <w:tcPr>
-            <w:tcW w:w="1411" w:type="dxa"/>
-            <w:tcBorders/>
+            <w:tcW w:w="1579" w:type="dxa"/>
+            <w:tcBorders>
+              <w:left w:val="single" w:sz="2" w:space="0" w:color="BFC7D5"/>
+              <w:bottom w:val="single" w:sz="2" w:space="0" w:color="BFC7D5"/>
+              <w:right w:val="single" w:sz="6" w:space="0" w:color="BFC7D5"/>
+            </w:tcBorders>
             <w:vAlign w:val="center"/>
           </w:tcPr>
           <w:p>
@@ -2198,8 +2914,12 @@
         <w:trPr/>
         <w:tc>
           <w:tcPr>
-            <w:tcW w:w="3061" w:type="dxa"/>
-            <w:tcBorders/>
+            <w:tcW w:w="3450" w:type="dxa"/>
+            <w:tcBorders>
+              <w:left w:val="single" w:sz="6" w:space="0" w:color="BFC7D5"/>
+              <w:bottom w:val="single" w:sz="2" w:space="0" w:color="BFC7D5"/>
+              <w:right w:val="single" w:sz="6" w:space="0" w:color="BFC7D5"/>
+            </w:tcBorders>
             <w:vAlign w:val="center"/>
           </w:tcPr>
           <w:p>
@@ -2218,8 +2938,12 @@
         </w:tc>
         <w:tc>
           <w:tcPr>
-            <w:tcW w:w="1366" w:type="dxa"/>
-            <w:tcBorders/>
+            <w:tcW w:w="1562" w:type="dxa"/>
+            <w:tcBorders>
+              <w:left w:val="single" w:sz="2" w:space="0" w:color="BFC7D5"/>
+              <w:bottom w:val="single" w:sz="2" w:space="0" w:color="BFC7D5"/>
+              <w:right w:val="single" w:sz="6" w:space="0" w:color="BFC7D5"/>
+            </w:tcBorders>
             <w:vAlign w:val="center"/>
           </w:tcPr>
           <w:p>
@@ -2240,8 +2964,12 @@
         </w:tc>
         <w:tc>
           <w:tcPr>
-            <w:tcW w:w="1366" w:type="dxa"/>
-            <w:tcBorders/>
+            <w:tcW w:w="1563" w:type="dxa"/>
+            <w:tcBorders>
+              <w:left w:val="single" w:sz="2" w:space="0" w:color="BFC7D5"/>
+              <w:bottom w:val="single" w:sz="2" w:space="0" w:color="BFC7D5"/>
+              <w:right w:val="single" w:sz="6" w:space="0" w:color="BFC7D5"/>
+            </w:tcBorders>
             <w:vAlign w:val="center"/>
           </w:tcPr>
           <w:p>
@@ -2262,8 +2990,12 @@
         </w:tc>
         <w:tc>
           <w:tcPr>
-            <w:tcW w:w="2821" w:type="dxa"/>
-            <w:tcBorders/>
+            <w:tcW w:w="3184" w:type="dxa"/>
+            <w:tcBorders>
+              <w:left w:val="single" w:sz="2" w:space="0" w:color="BFC7D5"/>
+              <w:bottom w:val="single" w:sz="2" w:space="0" w:color="BFC7D5"/>
+              <w:right w:val="single" w:sz="6" w:space="0" w:color="BFC7D5"/>
+            </w:tcBorders>
             <w:vAlign w:val="center"/>
           </w:tcPr>
           <w:p>
@@ -2287,8 +3019,12 @@
         </w:tc>
         <w:tc>
           <w:tcPr>
-            <w:tcW w:w="1411" w:type="dxa"/>
-            <w:tcBorders/>
+            <w:tcW w:w="1579" w:type="dxa"/>
+            <w:tcBorders>
+              <w:left w:val="single" w:sz="2" w:space="0" w:color="BFC7D5"/>
+              <w:bottom w:val="single" w:sz="2" w:space="0" w:color="BFC7D5"/>
+              <w:right w:val="single" w:sz="6" w:space="0" w:color="BFC7D5"/>
+            </w:tcBorders>
             <w:vAlign w:val="center"/>
           </w:tcPr>
           <w:p>
@@ -2312,8 +3048,12 @@
         <w:trPr/>
         <w:tc>
           <w:tcPr>
-            <w:tcW w:w="3061" w:type="dxa"/>
-            <w:tcBorders/>
+            <w:tcW w:w="3450" w:type="dxa"/>
+            <w:tcBorders>
+              <w:left w:val="single" w:sz="6" w:space="0" w:color="BFC7D5"/>
+              <w:bottom w:val="single" w:sz="2" w:space="0" w:color="BFC7D5"/>
+              <w:right w:val="single" w:sz="6" w:space="0" w:color="BFC7D5"/>
+            </w:tcBorders>
             <w:vAlign w:val="center"/>
           </w:tcPr>
           <w:p>
@@ -2332,8 +3072,12 @@
         </w:tc>
         <w:tc>
           <w:tcPr>
-            <w:tcW w:w="1366" w:type="dxa"/>
-            <w:tcBorders/>
+            <w:tcW w:w="1562" w:type="dxa"/>
+            <w:tcBorders>
+              <w:left w:val="single" w:sz="2" w:space="0" w:color="BFC7D5"/>
+              <w:bottom w:val="single" w:sz="2" w:space="0" w:color="BFC7D5"/>
+              <w:right w:val="single" w:sz="6" w:space="0" w:color="BFC7D5"/>
+            </w:tcBorders>
             <w:vAlign w:val="center"/>
           </w:tcPr>
           <w:p>
@@ -2356,8 +3100,12 @@
         </w:tc>
         <w:tc>
           <w:tcPr>
-            <w:tcW w:w="1366" w:type="dxa"/>
-            <w:tcBorders/>
+            <w:tcW w:w="1563" w:type="dxa"/>
+            <w:tcBorders>
+              <w:left w:val="single" w:sz="2" w:space="0" w:color="BFC7D5"/>
+              <w:bottom w:val="single" w:sz="2" w:space="0" w:color="BFC7D5"/>
+              <w:right w:val="single" w:sz="6" w:space="0" w:color="BFC7D5"/>
+            </w:tcBorders>
             <w:vAlign w:val="center"/>
           </w:tcPr>
           <w:p>
@@ -2381,8 +3129,12 @@
         </w:tc>
         <w:tc>
           <w:tcPr>
-            <w:tcW w:w="2821" w:type="dxa"/>
-            <w:tcBorders/>
+            <w:tcW w:w="3184" w:type="dxa"/>
+            <w:tcBorders>
+              <w:left w:val="single" w:sz="2" w:space="0" w:color="BFC7D5"/>
+              <w:bottom w:val="single" w:sz="2" w:space="0" w:color="BFC7D5"/>
+              <w:right w:val="single" w:sz="6" w:space="0" w:color="BFC7D5"/>
+            </w:tcBorders>
             <w:vAlign w:val="center"/>
           </w:tcPr>
           <w:p>
@@ -2406,8 +3158,12 @@
         </w:tc>
         <w:tc>
           <w:tcPr>
-            <w:tcW w:w="1411" w:type="dxa"/>
-            <w:tcBorders/>
+            <w:tcW w:w="1579" w:type="dxa"/>
+            <w:tcBorders>
+              <w:left w:val="single" w:sz="2" w:space="0" w:color="BFC7D5"/>
+              <w:bottom w:val="single" w:sz="2" w:space="0" w:color="BFC7D5"/>
+              <w:right w:val="single" w:sz="6" w:space="0" w:color="BFC7D5"/>
+            </w:tcBorders>
             <w:vAlign w:val="center"/>
           </w:tcPr>
           <w:p>
@@ -2431,8 +3187,12 @@
         <w:trPr/>
         <w:tc>
           <w:tcPr>
-            <w:tcW w:w="3061" w:type="dxa"/>
-            <w:tcBorders/>
+            <w:tcW w:w="3450" w:type="dxa"/>
+            <w:tcBorders>
+              <w:left w:val="single" w:sz="6" w:space="0" w:color="BFC7D5"/>
+              <w:bottom w:val="single" w:sz="2" w:space="0" w:color="BFC7D5"/>
+              <w:right w:val="single" w:sz="6" w:space="0" w:color="BFC7D5"/>
+            </w:tcBorders>
             <w:vAlign w:val="center"/>
           </w:tcPr>
           <w:p>
@@ -2451,8 +3211,12 @@
         </w:tc>
         <w:tc>
           <w:tcPr>
-            <w:tcW w:w="1366" w:type="dxa"/>
-            <w:tcBorders/>
+            <w:tcW w:w="1562" w:type="dxa"/>
+            <w:tcBorders>
+              <w:left w:val="single" w:sz="2" w:space="0" w:color="BFC7D5"/>
+              <w:bottom w:val="single" w:sz="2" w:space="0" w:color="BFC7D5"/>
+              <w:right w:val="single" w:sz="6" w:space="0" w:color="BFC7D5"/>
+            </w:tcBorders>
             <w:vAlign w:val="center"/>
           </w:tcPr>
           <w:p>
@@ -2483,8 +3247,12 @@
         </w:tc>
         <w:tc>
           <w:tcPr>
-            <w:tcW w:w="1366" w:type="dxa"/>
-            <w:tcBorders/>
+            <w:tcW w:w="1563" w:type="dxa"/>
+            <w:tcBorders>
+              <w:left w:val="single" w:sz="2" w:space="0" w:color="BFC7D5"/>
+              <w:bottom w:val="single" w:sz="2" w:space="0" w:color="BFC7D5"/>
+              <w:right w:val="single" w:sz="6" w:space="0" w:color="BFC7D5"/>
+            </w:tcBorders>
             <w:vAlign w:val="center"/>
           </w:tcPr>
           <w:p>
@@ -2508,8 +3276,12 @@
         </w:tc>
         <w:tc>
           <w:tcPr>
-            <w:tcW w:w="2821" w:type="dxa"/>
-            <w:tcBorders/>
+            <w:tcW w:w="3184" w:type="dxa"/>
+            <w:tcBorders>
+              <w:left w:val="single" w:sz="2" w:space="0" w:color="BFC7D5"/>
+              <w:bottom w:val="single" w:sz="2" w:space="0" w:color="BFC7D5"/>
+              <w:right w:val="single" w:sz="6" w:space="0" w:color="BFC7D5"/>
+            </w:tcBorders>
             <w:vAlign w:val="center"/>
           </w:tcPr>
           <w:p>
@@ -2533,8 +3305,12 @@
         </w:tc>
         <w:tc>
           <w:tcPr>
-            <w:tcW w:w="1411" w:type="dxa"/>
-            <w:tcBorders/>
+            <w:tcW w:w="1579" w:type="dxa"/>
+            <w:tcBorders>
+              <w:left w:val="single" w:sz="2" w:space="0" w:color="BFC7D5"/>
+              <w:bottom w:val="single" w:sz="2" w:space="0" w:color="BFC7D5"/>
+              <w:right w:val="single" w:sz="6" w:space="0" w:color="BFC7D5"/>
+            </w:tcBorders>
             <w:vAlign w:val="center"/>
           </w:tcPr>
           <w:p>
@@ -2558,8 +3334,12 @@
         <w:trPr/>
         <w:tc>
           <w:tcPr>
-            <w:tcW w:w="3061" w:type="dxa"/>
-            <w:tcBorders/>
+            <w:tcW w:w="3450" w:type="dxa"/>
+            <w:tcBorders>
+              <w:left w:val="single" w:sz="6" w:space="0" w:color="BFC7D5"/>
+              <w:bottom w:val="single" w:sz="6" w:space="0" w:color="BFC7D5"/>
+              <w:right w:val="single" w:sz="6" w:space="0" w:color="BFC7D5"/>
+            </w:tcBorders>
             <w:vAlign w:val="center"/>
           </w:tcPr>
           <w:p>
@@ -2578,8 +3358,12 @@
         </w:tc>
         <w:tc>
           <w:tcPr>
-            <w:tcW w:w="1366" w:type="dxa"/>
-            <w:tcBorders/>
+            <w:tcW w:w="1562" w:type="dxa"/>
+            <w:tcBorders>
+              <w:left w:val="single" w:sz="2" w:space="0" w:color="BFC7D5"/>
+              <w:bottom w:val="single" w:sz="6" w:space="0" w:color="BFC7D5"/>
+              <w:right w:val="single" w:sz="6" w:space="0" w:color="BFC7D5"/>
+            </w:tcBorders>
             <w:vAlign w:val="center"/>
           </w:tcPr>
           <w:p>
@@ -2600,8 +3384,12 @@
         </w:tc>
         <w:tc>
           <w:tcPr>
-            <w:tcW w:w="1366" w:type="dxa"/>
-            <w:tcBorders/>
+            <w:tcW w:w="1563" w:type="dxa"/>
+            <w:tcBorders>
+              <w:left w:val="single" w:sz="2" w:space="0" w:color="BFC7D5"/>
+              <w:bottom w:val="single" w:sz="6" w:space="0" w:color="BFC7D5"/>
+              <w:right w:val="single" w:sz="6" w:space="0" w:color="BFC7D5"/>
+            </w:tcBorders>
             <w:vAlign w:val="center"/>
           </w:tcPr>
           <w:p>
@@ -2622,8 +3410,12 @@
         </w:tc>
         <w:tc>
           <w:tcPr>
-            <w:tcW w:w="2821" w:type="dxa"/>
-            <w:tcBorders/>
+            <w:tcW w:w="3184" w:type="dxa"/>
+            <w:tcBorders>
+              <w:left w:val="single" w:sz="2" w:space="0" w:color="BFC7D5"/>
+              <w:bottom w:val="single" w:sz="6" w:space="0" w:color="BFC7D5"/>
+              <w:right w:val="single" w:sz="6" w:space="0" w:color="BFC7D5"/>
+            </w:tcBorders>
             <w:vAlign w:val="center"/>
           </w:tcPr>
           <w:p>
@@ -2647,8 +3439,12 @@
         </w:tc>
         <w:tc>
           <w:tcPr>
-            <w:tcW w:w="1411" w:type="dxa"/>
-            <w:tcBorders/>
+            <w:tcW w:w="1579" w:type="dxa"/>
+            <w:tcBorders>
+              <w:left w:val="single" w:sz="2" w:space="0" w:color="BFC7D5"/>
+              <w:bottom w:val="single" w:sz="6" w:space="0" w:color="BFC7D5"/>
+              <w:right w:val="single" w:sz="6" w:space="0" w:color="BFC7D5"/>
+            </w:tcBorders>
             <w:vAlign w:val="center"/>
           </w:tcPr>
           <w:p>
@@ -2711,20 +3507,20 @@
     </w:p>
     <w:tbl>
       <w:tblPr>
-        <w:tblW w:w="7367" w:type="dxa"/>
+        <w:tblW w:w="5000" w:type="pct"/>
         <w:jc w:val="left"/>
-        <w:tblInd w:w="0" w:type="dxa"/>
+        <w:tblInd w:w="-7" w:type="dxa"/>
         <w:tblLayout w:type="fixed"/>
         <w:tblCellMar>
-          <w:top w:w="28" w:type="dxa"/>
-          <w:left w:w="28" w:type="dxa"/>
-          <w:bottom w:w="28" w:type="dxa"/>
-          <w:right w:w="28" w:type="dxa"/>
+          <w:top w:w="60" w:type="dxa"/>
+          <w:left w:w="60" w:type="dxa"/>
+          <w:bottom w:w="60" w:type="dxa"/>
+          <w:right w:w="60" w:type="dxa"/>
         </w:tblCellMar>
       </w:tblPr>
       <w:tblGrid>
-        <w:gridCol w:w="4696"/>
-        <w:gridCol w:w="2671"/>
+        <w:gridCol w:w="7241"/>
+        <w:gridCol w:w="4097"/>
       </w:tblGrid>
       <w:tr>
         <w:trPr>
@@ -2732,44 +3528,60 @@
         </w:trPr>
         <w:tc>
           <w:tcPr>
-            <w:tcW w:w="4696" w:type="dxa"/>
-            <w:tcBorders/>
+            <w:tcW w:w="7241" w:type="dxa"/>
+            <w:tcBorders>
+              <w:top w:val="single" w:sz="6" w:space="0" w:color="BFC7D5"/>
+              <w:left w:val="single" w:sz="6" w:space="0" w:color="BFC7D5"/>
+              <w:bottom w:val="single" w:sz="2" w:space="0" w:color="BFC7D5"/>
+              <w:right w:val="single" w:sz="6" w:space="0" w:color="BFC7D5"/>
+            </w:tcBorders>
+            <w:shd w:fill="1F3A5F" w:val="clear"/>
             <w:vAlign w:val="center"/>
           </w:tcPr>
           <w:p>
             <w:pPr>
               <w:pStyle w:val="TableHeading"/>
-              <w:suppressLineNumbers/>
-              <w:shd w:fill="1F3A5F" w:val="clear"/>
-              <w:bidi w:val="0"/>
-              <w:spacing w:before="0" w:after="283"/>
-              <w:jc w:val="center"/>
-              <w:rPr/>
-            </w:pPr>
-            <w:r>
-              <w:rPr/>
+              <w:bidi w:val="0"/>
+              <w:spacing w:before="0" w:after="283"/>
+              <w:jc w:val="left"/>
+              <w:rPr>
+                <w:color w:val="FFFFFF"/>
+              </w:rPr>
+            </w:pPr>
+            <w:r>
+              <w:rPr>
+                <w:color w:val="FFFFFF"/>
+              </w:rPr>
               <w:t>Field</w:t>
             </w:r>
           </w:p>
         </w:tc>
         <w:tc>
           <w:tcPr>
-            <w:tcW w:w="2671" w:type="dxa"/>
-            <w:tcBorders/>
+            <w:tcW w:w="4097" w:type="dxa"/>
+            <w:tcBorders>
+              <w:top w:val="single" w:sz="6" w:space="0" w:color="BFC7D5"/>
+              <w:left w:val="single" w:sz="2" w:space="0" w:color="BFC7D5"/>
+              <w:bottom w:val="single" w:sz="2" w:space="0" w:color="BFC7D5"/>
+              <w:right w:val="single" w:sz="6" w:space="0" w:color="BFC7D5"/>
+            </w:tcBorders>
+            <w:shd w:fill="1F3A5F" w:val="clear"/>
             <w:vAlign w:val="center"/>
           </w:tcPr>
           <w:p>
             <w:pPr>
               <w:pStyle w:val="TableHeading"/>
-              <w:suppressLineNumbers/>
-              <w:shd w:fill="1F3A5F" w:val="clear"/>
-              <w:bidi w:val="0"/>
-              <w:spacing w:before="0" w:after="283"/>
-              <w:jc w:val="center"/>
-              <w:rPr/>
-            </w:pPr>
-            <w:r>
-              <w:rPr/>
+              <w:bidi w:val="0"/>
+              <w:spacing w:before="0" w:after="283"/>
+              <w:jc w:val="left"/>
+              <w:rPr>
+                <w:color w:val="FFFFFF"/>
+              </w:rPr>
+            </w:pPr>
+            <w:r>
+              <w:rPr>
+                <w:color w:val="FFFFFF"/>
+              </w:rPr>
               <w:t>Entry</w:t>
             </w:r>
           </w:p>
@@ -2779,8 +3591,12 @@
         <w:trPr/>
         <w:tc>
           <w:tcPr>
-            <w:tcW w:w="4696" w:type="dxa"/>
-            <w:tcBorders/>
+            <w:tcW w:w="7241" w:type="dxa"/>
+            <w:tcBorders>
+              <w:left w:val="single" w:sz="6" w:space="0" w:color="BFC7D5"/>
+              <w:bottom w:val="single" w:sz="2" w:space="0" w:color="BFC7D5"/>
+              <w:right w:val="single" w:sz="6" w:space="0" w:color="BFC7D5"/>
+            </w:tcBorders>
             <w:vAlign w:val="center"/>
           </w:tcPr>
           <w:p>
@@ -2799,8 +3615,12 @@
         </w:tc>
         <w:tc>
           <w:tcPr>
-            <w:tcW w:w="2671" w:type="dxa"/>
-            <w:tcBorders/>
+            <w:tcW w:w="4097" w:type="dxa"/>
+            <w:tcBorders>
+              <w:left w:val="single" w:sz="2" w:space="0" w:color="BFC7D5"/>
+              <w:bottom w:val="single" w:sz="2" w:space="0" w:color="BFC7D5"/>
+              <w:right w:val="single" w:sz="6" w:space="0" w:color="BFC7D5"/>
+            </w:tcBorders>
             <w:vAlign w:val="center"/>
           </w:tcPr>
           <w:p>
@@ -2824,8 +3644,12 @@
         <w:trPr/>
         <w:tc>
           <w:tcPr>
-            <w:tcW w:w="4696" w:type="dxa"/>
-            <w:tcBorders/>
+            <w:tcW w:w="7241" w:type="dxa"/>
+            <w:tcBorders>
+              <w:left w:val="single" w:sz="6" w:space="0" w:color="BFC7D5"/>
+              <w:bottom w:val="single" w:sz="2" w:space="0" w:color="BFC7D5"/>
+              <w:right w:val="single" w:sz="6" w:space="0" w:color="BFC7D5"/>
+            </w:tcBorders>
             <w:vAlign w:val="center"/>
           </w:tcPr>
           <w:p>
@@ -2844,8 +3668,12 @@
         </w:tc>
         <w:tc>
           <w:tcPr>
-            <w:tcW w:w="2671" w:type="dxa"/>
-            <w:tcBorders/>
+            <w:tcW w:w="4097" w:type="dxa"/>
+            <w:tcBorders>
+              <w:left w:val="single" w:sz="2" w:space="0" w:color="BFC7D5"/>
+              <w:bottom w:val="single" w:sz="2" w:space="0" w:color="BFC7D5"/>
+              <w:right w:val="single" w:sz="6" w:space="0" w:color="BFC7D5"/>
+            </w:tcBorders>
             <w:vAlign w:val="center"/>
           </w:tcPr>
           <w:p>
@@ -2869,8 +3697,12 @@
         <w:trPr/>
         <w:tc>
           <w:tcPr>
-            <w:tcW w:w="4696" w:type="dxa"/>
-            <w:tcBorders/>
+            <w:tcW w:w="7241" w:type="dxa"/>
+            <w:tcBorders>
+              <w:left w:val="single" w:sz="6" w:space="0" w:color="BFC7D5"/>
+              <w:bottom w:val="single" w:sz="2" w:space="0" w:color="BFC7D5"/>
+              <w:right w:val="single" w:sz="6" w:space="0" w:color="BFC7D5"/>
+            </w:tcBorders>
             <w:vAlign w:val="center"/>
           </w:tcPr>
           <w:p>
@@ -2889,8 +3721,12 @@
         </w:tc>
         <w:tc>
           <w:tcPr>
-            <w:tcW w:w="2671" w:type="dxa"/>
-            <w:tcBorders/>
+            <w:tcW w:w="4097" w:type="dxa"/>
+            <w:tcBorders>
+              <w:left w:val="single" w:sz="2" w:space="0" w:color="BFC7D5"/>
+              <w:bottom w:val="single" w:sz="2" w:space="0" w:color="BFC7D5"/>
+              <w:right w:val="single" w:sz="6" w:space="0" w:color="BFC7D5"/>
+            </w:tcBorders>
             <w:vAlign w:val="center"/>
           </w:tcPr>
           <w:p>
@@ -2914,8 +3750,12 @@
         <w:trPr/>
         <w:tc>
           <w:tcPr>
-            <w:tcW w:w="4696" w:type="dxa"/>
-            <w:tcBorders/>
+            <w:tcW w:w="7241" w:type="dxa"/>
+            <w:tcBorders>
+              <w:left w:val="single" w:sz="6" w:space="0" w:color="BFC7D5"/>
+              <w:bottom w:val="single" w:sz="2" w:space="0" w:color="BFC7D5"/>
+              <w:right w:val="single" w:sz="6" w:space="0" w:color="BFC7D5"/>
+            </w:tcBorders>
             <w:vAlign w:val="center"/>
           </w:tcPr>
           <w:p>
@@ -2934,8 +3774,12 @@
         </w:tc>
         <w:tc>
           <w:tcPr>
-            <w:tcW w:w="2671" w:type="dxa"/>
-            <w:tcBorders/>
+            <w:tcW w:w="4097" w:type="dxa"/>
+            <w:tcBorders>
+              <w:left w:val="single" w:sz="2" w:space="0" w:color="BFC7D5"/>
+              <w:bottom w:val="single" w:sz="2" w:space="0" w:color="BFC7D5"/>
+              <w:right w:val="single" w:sz="6" w:space="0" w:color="BFC7D5"/>
+            </w:tcBorders>
             <w:vAlign w:val="center"/>
           </w:tcPr>
           <w:p>
@@ -2959,8 +3803,12 @@
         <w:trPr/>
         <w:tc>
           <w:tcPr>
-            <w:tcW w:w="4696" w:type="dxa"/>
-            <w:tcBorders/>
+            <w:tcW w:w="7241" w:type="dxa"/>
+            <w:tcBorders>
+              <w:left w:val="single" w:sz="6" w:space="0" w:color="BFC7D5"/>
+              <w:bottom w:val="single" w:sz="2" w:space="0" w:color="BFC7D5"/>
+              <w:right w:val="single" w:sz="6" w:space="0" w:color="BFC7D5"/>
+            </w:tcBorders>
             <w:vAlign w:val="center"/>
           </w:tcPr>
           <w:p>
@@ -2981,8 +3829,12 @@
         </w:tc>
         <w:tc>
           <w:tcPr>
-            <w:tcW w:w="2671" w:type="dxa"/>
-            <w:tcBorders/>
+            <w:tcW w:w="4097" w:type="dxa"/>
+            <w:tcBorders>
+              <w:left w:val="single" w:sz="2" w:space="0" w:color="BFC7D5"/>
+              <w:bottom w:val="single" w:sz="2" w:space="0" w:color="BFC7D5"/>
+              <w:right w:val="single" w:sz="6" w:space="0" w:color="BFC7D5"/>
+            </w:tcBorders>
             <w:vAlign w:val="center"/>
           </w:tcPr>
           <w:p>
@@ -3006,8 +3858,12 @@
         <w:trPr/>
         <w:tc>
           <w:tcPr>
-            <w:tcW w:w="4696" w:type="dxa"/>
-            <w:tcBorders/>
+            <w:tcW w:w="7241" w:type="dxa"/>
+            <w:tcBorders>
+              <w:left w:val="single" w:sz="6" w:space="0" w:color="BFC7D5"/>
+              <w:bottom w:val="single" w:sz="6" w:space="0" w:color="BFC7D5"/>
+              <w:right w:val="single" w:sz="6" w:space="0" w:color="BFC7D5"/>
+            </w:tcBorders>
             <w:vAlign w:val="center"/>
           </w:tcPr>
           <w:p>
@@ -3026,8 +3882,12 @@
         </w:tc>
         <w:tc>
           <w:tcPr>
-            <w:tcW w:w="2671" w:type="dxa"/>
-            <w:tcBorders/>
+            <w:tcW w:w="4097" w:type="dxa"/>
+            <w:tcBorders>
+              <w:left w:val="single" w:sz="2" w:space="0" w:color="BFC7D5"/>
+              <w:bottom w:val="single" w:sz="6" w:space="0" w:color="BFC7D5"/>
+              <w:right w:val="single" w:sz="6" w:space="0" w:color="BFC7D5"/>
+            </w:tcBorders>
             <w:vAlign w:val="center"/>
           </w:tcPr>
           <w:p>
@@ -3072,20 +3932,20 @@
     </w:p>
     <w:tbl>
       <w:tblPr>
-        <w:tblW w:w="8447" w:type="dxa"/>
+        <w:tblW w:w="5000" w:type="pct"/>
         <w:jc w:val="left"/>
-        <w:tblInd w:w="0" w:type="dxa"/>
+        <w:tblInd w:w="-7" w:type="dxa"/>
         <w:tblLayout w:type="fixed"/>
         <w:tblCellMar>
-          <w:top w:w="28" w:type="dxa"/>
-          <w:left w:w="28" w:type="dxa"/>
-          <w:bottom w:w="28" w:type="dxa"/>
-          <w:right w:w="28" w:type="dxa"/>
+          <w:top w:w="60" w:type="dxa"/>
+          <w:left w:w="60" w:type="dxa"/>
+          <w:bottom w:w="60" w:type="dxa"/>
+          <w:right w:w="60" w:type="dxa"/>
         </w:tblCellMar>
       </w:tblPr>
       <w:tblGrid>
-        <w:gridCol w:w="5731"/>
-        <w:gridCol w:w="2716"/>
+        <w:gridCol w:w="7703"/>
+        <w:gridCol w:w="3635"/>
       </w:tblGrid>
       <w:tr>
         <w:trPr>
@@ -3093,44 +3953,60 @@
         </w:trPr>
         <w:tc>
           <w:tcPr>
-            <w:tcW w:w="5731" w:type="dxa"/>
-            <w:tcBorders/>
+            <w:tcW w:w="7703" w:type="dxa"/>
+            <w:tcBorders>
+              <w:top w:val="single" w:sz="6" w:space="0" w:color="BFC7D5"/>
+              <w:left w:val="single" w:sz="6" w:space="0" w:color="BFC7D5"/>
+              <w:bottom w:val="single" w:sz="2" w:space="0" w:color="BFC7D5"/>
+              <w:right w:val="single" w:sz="6" w:space="0" w:color="BFC7D5"/>
+            </w:tcBorders>
+            <w:shd w:fill="1F3A5F" w:val="clear"/>
             <w:vAlign w:val="center"/>
           </w:tcPr>
           <w:p>
             <w:pPr>
               <w:pStyle w:val="TableHeading"/>
-              <w:suppressLineNumbers/>
-              <w:shd w:fill="1F3A5F" w:val="clear"/>
-              <w:bidi w:val="0"/>
-              <w:spacing w:before="0" w:after="283"/>
-              <w:jc w:val="center"/>
-              <w:rPr/>
-            </w:pPr>
-            <w:r>
-              <w:rPr/>
+              <w:bidi w:val="0"/>
+              <w:spacing w:before="0" w:after="283"/>
+              <w:jc w:val="left"/>
+              <w:rPr>
+                <w:color w:val="FFFFFF"/>
+              </w:rPr>
+            </w:pPr>
+            <w:r>
+              <w:rPr>
+                <w:color w:val="FFFFFF"/>
+              </w:rPr>
               <w:t>Field</w:t>
             </w:r>
           </w:p>
         </w:tc>
         <w:tc>
           <w:tcPr>
-            <w:tcW w:w="2716" w:type="dxa"/>
-            <w:tcBorders/>
+            <w:tcW w:w="3635" w:type="dxa"/>
+            <w:tcBorders>
+              <w:top w:val="single" w:sz="6" w:space="0" w:color="BFC7D5"/>
+              <w:left w:val="single" w:sz="2" w:space="0" w:color="BFC7D5"/>
+              <w:bottom w:val="single" w:sz="2" w:space="0" w:color="BFC7D5"/>
+              <w:right w:val="single" w:sz="6" w:space="0" w:color="BFC7D5"/>
+            </w:tcBorders>
+            <w:shd w:fill="1F3A5F" w:val="clear"/>
             <w:vAlign w:val="center"/>
           </w:tcPr>
           <w:p>
             <w:pPr>
               <w:pStyle w:val="TableHeading"/>
-              <w:suppressLineNumbers/>
-              <w:shd w:fill="1F3A5F" w:val="clear"/>
-              <w:bidi w:val="0"/>
-              <w:spacing w:before="0" w:after="283"/>
-              <w:jc w:val="center"/>
-              <w:rPr/>
-            </w:pPr>
-            <w:r>
-              <w:rPr/>
+              <w:bidi w:val="0"/>
+              <w:spacing w:before="0" w:after="283"/>
+              <w:jc w:val="left"/>
+              <w:rPr>
+                <w:color w:val="FFFFFF"/>
+              </w:rPr>
+            </w:pPr>
+            <w:r>
+              <w:rPr>
+                <w:color w:val="FFFFFF"/>
+              </w:rPr>
               <w:t>Entry</w:t>
             </w:r>
           </w:p>
@@ -3140,8 +4016,12 @@
         <w:trPr/>
         <w:tc>
           <w:tcPr>
-            <w:tcW w:w="5731" w:type="dxa"/>
-            <w:tcBorders/>
+            <w:tcW w:w="7703" w:type="dxa"/>
+            <w:tcBorders>
+              <w:left w:val="single" w:sz="6" w:space="0" w:color="BFC7D5"/>
+              <w:bottom w:val="single" w:sz="2" w:space="0" w:color="BFC7D5"/>
+              <w:right w:val="single" w:sz="6" w:space="0" w:color="BFC7D5"/>
+            </w:tcBorders>
             <w:vAlign w:val="center"/>
           </w:tcPr>
           <w:p>
@@ -3160,8 +4040,12 @@
         </w:tc>
         <w:tc>
           <w:tcPr>
-            <w:tcW w:w="2716" w:type="dxa"/>
-            <w:tcBorders/>
+            <w:tcW w:w="3635" w:type="dxa"/>
+            <w:tcBorders>
+              <w:left w:val="single" w:sz="2" w:space="0" w:color="BFC7D5"/>
+              <w:bottom w:val="single" w:sz="2" w:space="0" w:color="BFC7D5"/>
+              <w:right w:val="single" w:sz="6" w:space="0" w:color="BFC7D5"/>
+            </w:tcBorders>
             <w:vAlign w:val="center"/>
           </w:tcPr>
           <w:p>
@@ -3185,8 +4069,12 @@
         <w:trPr/>
         <w:tc>
           <w:tcPr>
-            <w:tcW w:w="5731" w:type="dxa"/>
-            <w:tcBorders/>
+            <w:tcW w:w="7703" w:type="dxa"/>
+            <w:tcBorders>
+              <w:left w:val="single" w:sz="6" w:space="0" w:color="BFC7D5"/>
+              <w:bottom w:val="single" w:sz="6" w:space="0" w:color="BFC7D5"/>
+              <w:right w:val="single" w:sz="6" w:space="0" w:color="BFC7D5"/>
+            </w:tcBorders>
             <w:vAlign w:val="center"/>
           </w:tcPr>
           <w:p>
@@ -3205,8 +4093,12 @@
         </w:tc>
         <w:tc>
           <w:tcPr>
-            <w:tcW w:w="2716" w:type="dxa"/>
-            <w:tcBorders/>
+            <w:tcW w:w="3635" w:type="dxa"/>
+            <w:tcBorders>
+              <w:left w:val="single" w:sz="2" w:space="0" w:color="BFC7D5"/>
+              <w:bottom w:val="single" w:sz="6" w:space="0" w:color="BFC7D5"/>
+              <w:right w:val="single" w:sz="6" w:space="0" w:color="BFC7D5"/>
+            </w:tcBorders>
             <w:vAlign w:val="center"/>
           </w:tcPr>
           <w:p>
@@ -3269,20 +4161,20 @@
     </w:p>
     <w:tbl>
       <w:tblPr>
-        <w:tblW w:w="7712" w:type="dxa"/>
+        <w:tblW w:w="5000" w:type="pct"/>
         <w:jc w:val="left"/>
-        <w:tblInd w:w="0" w:type="dxa"/>
+        <w:tblInd w:w="-7" w:type="dxa"/>
         <w:tblLayout w:type="fixed"/>
         <w:tblCellMar>
-          <w:top w:w="28" w:type="dxa"/>
-          <w:left w:w="28" w:type="dxa"/>
-          <w:bottom w:w="28" w:type="dxa"/>
-          <w:right w:w="28" w:type="dxa"/>
+          <w:top w:w="60" w:type="dxa"/>
+          <w:left w:w="60" w:type="dxa"/>
+          <w:bottom w:w="60" w:type="dxa"/>
+          <w:right w:w="60" w:type="dxa"/>
         </w:tblCellMar>
       </w:tblPr>
       <w:tblGrid>
-        <w:gridCol w:w="3391"/>
-        <w:gridCol w:w="4321"/>
+        <w:gridCol w:w="5010"/>
+        <w:gridCol w:w="6328"/>
       </w:tblGrid>
       <w:tr>
         <w:trPr>
@@ -3290,44 +4182,60 @@
         </w:trPr>
         <w:tc>
           <w:tcPr>
-            <w:tcW w:w="3391" w:type="dxa"/>
-            <w:tcBorders/>
+            <w:tcW w:w="5010" w:type="dxa"/>
+            <w:tcBorders>
+              <w:top w:val="single" w:sz="6" w:space="0" w:color="BFC7D5"/>
+              <w:left w:val="single" w:sz="6" w:space="0" w:color="BFC7D5"/>
+              <w:bottom w:val="single" w:sz="2" w:space="0" w:color="BFC7D5"/>
+              <w:right w:val="single" w:sz="6" w:space="0" w:color="BFC7D5"/>
+            </w:tcBorders>
+            <w:shd w:fill="1F3A5F" w:val="clear"/>
             <w:vAlign w:val="center"/>
           </w:tcPr>
           <w:p>
             <w:pPr>
               <w:pStyle w:val="TableHeading"/>
-              <w:suppressLineNumbers/>
-              <w:shd w:fill="1F3A5F" w:val="clear"/>
-              <w:bidi w:val="0"/>
-              <w:spacing w:before="0" w:after="283"/>
-              <w:jc w:val="center"/>
-              <w:rPr/>
-            </w:pPr>
-            <w:r>
-              <w:rPr/>
+              <w:bidi w:val="0"/>
+              <w:spacing w:before="0" w:after="283"/>
+              <w:jc w:val="left"/>
+              <w:rPr>
+                <w:color w:val="FFFFFF"/>
+              </w:rPr>
+            </w:pPr>
+            <w:r>
+              <w:rPr>
+                <w:color w:val="FFFFFF"/>
+              </w:rPr>
               <w:t>Field</w:t>
             </w:r>
           </w:p>
         </w:tc>
         <w:tc>
           <w:tcPr>
-            <w:tcW w:w="4321" w:type="dxa"/>
-            <w:tcBorders/>
+            <w:tcW w:w="6328" w:type="dxa"/>
+            <w:tcBorders>
+              <w:top w:val="single" w:sz="6" w:space="0" w:color="BFC7D5"/>
+              <w:left w:val="single" w:sz="2" w:space="0" w:color="BFC7D5"/>
+              <w:bottom w:val="single" w:sz="2" w:space="0" w:color="BFC7D5"/>
+              <w:right w:val="single" w:sz="6" w:space="0" w:color="BFC7D5"/>
+            </w:tcBorders>
+            <w:shd w:fill="1F3A5F" w:val="clear"/>
             <w:vAlign w:val="center"/>
           </w:tcPr>
           <w:p>
             <w:pPr>
               <w:pStyle w:val="TableHeading"/>
-              <w:suppressLineNumbers/>
-              <w:shd w:fill="1F3A5F" w:val="clear"/>
-              <w:bidi w:val="0"/>
-              <w:spacing w:before="0" w:after="283"/>
-              <w:jc w:val="center"/>
-              <w:rPr/>
-            </w:pPr>
-            <w:r>
-              <w:rPr/>
+              <w:bidi w:val="0"/>
+              <w:spacing w:before="0" w:after="283"/>
+              <w:jc w:val="left"/>
+              <w:rPr>
+                <w:color w:val="FFFFFF"/>
+              </w:rPr>
+            </w:pPr>
+            <w:r>
+              <w:rPr>
+                <w:color w:val="FFFFFF"/>
+              </w:rPr>
               <w:t>Entry</w:t>
             </w:r>
           </w:p>
@@ -3337,8 +4245,12 @@
         <w:trPr/>
         <w:tc>
           <w:tcPr>
-            <w:tcW w:w="3391" w:type="dxa"/>
-            <w:tcBorders/>
+            <w:tcW w:w="5010" w:type="dxa"/>
+            <w:tcBorders>
+              <w:left w:val="single" w:sz="6" w:space="0" w:color="BFC7D5"/>
+              <w:bottom w:val="single" w:sz="2" w:space="0" w:color="BFC7D5"/>
+              <w:right w:val="single" w:sz="6" w:space="0" w:color="BFC7D5"/>
+            </w:tcBorders>
             <w:vAlign w:val="center"/>
           </w:tcPr>
           <w:p>
@@ -3357,8 +4269,12 @@
         </w:tc>
         <w:tc>
           <w:tcPr>
-            <w:tcW w:w="4321" w:type="dxa"/>
-            <w:tcBorders/>
+            <w:tcW w:w="6328" w:type="dxa"/>
+            <w:tcBorders>
+              <w:left w:val="single" w:sz="2" w:space="0" w:color="BFC7D5"/>
+              <w:bottom w:val="single" w:sz="2" w:space="0" w:color="BFC7D5"/>
+              <w:right w:val="single" w:sz="6" w:space="0" w:color="BFC7D5"/>
+            </w:tcBorders>
             <w:vAlign w:val="center"/>
           </w:tcPr>
           <w:p>
@@ -3382,8 +4298,12 @@
         <w:trPr/>
         <w:tc>
           <w:tcPr>
-            <w:tcW w:w="3391" w:type="dxa"/>
-            <w:tcBorders/>
+            <w:tcW w:w="5010" w:type="dxa"/>
+            <w:tcBorders>
+              <w:left w:val="single" w:sz="6" w:space="0" w:color="BFC7D5"/>
+              <w:bottom w:val="single" w:sz="2" w:space="0" w:color="BFC7D5"/>
+              <w:right w:val="single" w:sz="6" w:space="0" w:color="BFC7D5"/>
+            </w:tcBorders>
             <w:vAlign w:val="center"/>
           </w:tcPr>
           <w:p>
@@ -3402,8 +4322,12 @@
         </w:tc>
         <w:tc>
           <w:tcPr>
-            <w:tcW w:w="4321" w:type="dxa"/>
-            <w:tcBorders/>
+            <w:tcW w:w="6328" w:type="dxa"/>
+            <w:tcBorders>
+              <w:left w:val="single" w:sz="2" w:space="0" w:color="BFC7D5"/>
+              <w:bottom w:val="single" w:sz="2" w:space="0" w:color="BFC7D5"/>
+              <w:right w:val="single" w:sz="6" w:space="0" w:color="BFC7D5"/>
+            </w:tcBorders>
             <w:vAlign w:val="center"/>
           </w:tcPr>
           <w:p>
@@ -3427,8 +4351,12 @@
         <w:trPr/>
         <w:tc>
           <w:tcPr>
-            <w:tcW w:w="3391" w:type="dxa"/>
-            <w:tcBorders/>
+            <w:tcW w:w="5010" w:type="dxa"/>
+            <w:tcBorders>
+              <w:left w:val="single" w:sz="6" w:space="0" w:color="BFC7D5"/>
+              <w:bottom w:val="single" w:sz="2" w:space="0" w:color="BFC7D5"/>
+              <w:right w:val="single" w:sz="6" w:space="0" w:color="BFC7D5"/>
+            </w:tcBorders>
             <w:vAlign w:val="center"/>
           </w:tcPr>
           <w:p>
@@ -3447,8 +4375,12 @@
         </w:tc>
         <w:tc>
           <w:tcPr>
-            <w:tcW w:w="4321" w:type="dxa"/>
-            <w:tcBorders/>
+            <w:tcW w:w="6328" w:type="dxa"/>
+            <w:tcBorders>
+              <w:left w:val="single" w:sz="2" w:space="0" w:color="BFC7D5"/>
+              <w:bottom w:val="single" w:sz="2" w:space="0" w:color="BFC7D5"/>
+              <w:right w:val="single" w:sz="6" w:space="0" w:color="BFC7D5"/>
+            </w:tcBorders>
             <w:vAlign w:val="center"/>
           </w:tcPr>
           <w:p>
@@ -3506,8 +4438,12 @@
         <w:trPr/>
         <w:tc>
           <w:tcPr>
-            <w:tcW w:w="3391" w:type="dxa"/>
-            <w:tcBorders/>
+            <w:tcW w:w="5010" w:type="dxa"/>
+            <w:tcBorders>
+              <w:left w:val="single" w:sz="6" w:space="0" w:color="BFC7D5"/>
+              <w:bottom w:val="single" w:sz="2" w:space="0" w:color="BFC7D5"/>
+              <w:right w:val="single" w:sz="6" w:space="0" w:color="BFC7D5"/>
+            </w:tcBorders>
             <w:vAlign w:val="center"/>
           </w:tcPr>
           <w:p>
@@ -3526,8 +4462,12 @@
         </w:tc>
         <w:tc>
           <w:tcPr>
-            <w:tcW w:w="4321" w:type="dxa"/>
-            <w:tcBorders/>
+            <w:tcW w:w="6328" w:type="dxa"/>
+            <w:tcBorders>
+              <w:left w:val="single" w:sz="2" w:space="0" w:color="BFC7D5"/>
+              <w:bottom w:val="single" w:sz="2" w:space="0" w:color="BFC7D5"/>
+              <w:right w:val="single" w:sz="6" w:space="0" w:color="BFC7D5"/>
+            </w:tcBorders>
             <w:vAlign w:val="center"/>
           </w:tcPr>
           <w:p>
@@ -3551,8 +4491,12 @@
         <w:trPr/>
         <w:tc>
           <w:tcPr>
-            <w:tcW w:w="3391" w:type="dxa"/>
-            <w:tcBorders/>
+            <w:tcW w:w="5010" w:type="dxa"/>
+            <w:tcBorders>
+              <w:left w:val="single" w:sz="6" w:space="0" w:color="BFC7D5"/>
+              <w:bottom w:val="single" w:sz="6" w:space="0" w:color="BFC7D5"/>
+              <w:right w:val="single" w:sz="6" w:space="0" w:color="BFC7D5"/>
+            </w:tcBorders>
             <w:vAlign w:val="center"/>
           </w:tcPr>
           <w:p>
@@ -3571,8 +4515,12 @@
         </w:tc>
         <w:tc>
           <w:tcPr>
-            <w:tcW w:w="4321" w:type="dxa"/>
-            <w:tcBorders/>
+            <w:tcW w:w="6328" w:type="dxa"/>
+            <w:tcBorders>
+              <w:left w:val="single" w:sz="2" w:space="0" w:color="BFC7D5"/>
+              <w:bottom w:val="single" w:sz="6" w:space="0" w:color="BFC7D5"/>
+              <w:right w:val="single" w:sz="6" w:space="0" w:color="BFC7D5"/>
+            </w:tcBorders>
             <w:vAlign w:val="center"/>
           </w:tcPr>
           <w:p>
@@ -3617,20 +4565,20 @@
     </w:p>
     <w:tbl>
       <w:tblPr>
-        <w:tblW w:w="5762" w:type="dxa"/>
+        <w:tblW w:w="5000" w:type="pct"/>
         <w:jc w:val="left"/>
-        <w:tblInd w:w="0" w:type="dxa"/>
+        <w:tblInd w:w="-7" w:type="dxa"/>
         <w:tblLayout w:type="fixed"/>
         <w:tblCellMar>
-          <w:top w:w="28" w:type="dxa"/>
-          <w:left w:w="28" w:type="dxa"/>
-          <w:bottom w:w="28" w:type="dxa"/>
-          <w:right w:w="28" w:type="dxa"/>
+          <w:top w:w="60" w:type="dxa"/>
+          <w:left w:w="60" w:type="dxa"/>
+          <w:bottom w:w="60" w:type="dxa"/>
+          <w:right w:w="60" w:type="dxa"/>
         </w:tblCellMar>
       </w:tblPr>
       <w:tblGrid>
-        <w:gridCol w:w="3091"/>
-        <w:gridCol w:w="2671"/>
+        <w:gridCol w:w="6108"/>
+        <w:gridCol w:w="5230"/>
       </w:tblGrid>
       <w:tr>
         <w:trPr>
@@ -3638,44 +4586,60 @@
         </w:trPr>
         <w:tc>
           <w:tcPr>
-            <w:tcW w:w="3091" w:type="dxa"/>
-            <w:tcBorders/>
+            <w:tcW w:w="6108" w:type="dxa"/>
+            <w:tcBorders>
+              <w:top w:val="single" w:sz="6" w:space="0" w:color="BFC7D5"/>
+              <w:left w:val="single" w:sz="6" w:space="0" w:color="BFC7D5"/>
+              <w:bottom w:val="single" w:sz="2" w:space="0" w:color="BFC7D5"/>
+              <w:right w:val="single" w:sz="6" w:space="0" w:color="BFC7D5"/>
+            </w:tcBorders>
+            <w:shd w:fill="1F3A5F" w:val="clear"/>
             <w:vAlign w:val="center"/>
           </w:tcPr>
           <w:p>
             <w:pPr>
               <w:pStyle w:val="TableHeading"/>
-              <w:suppressLineNumbers/>
-              <w:shd w:fill="1F3A5F" w:val="clear"/>
-              <w:bidi w:val="0"/>
-              <w:spacing w:before="0" w:after="283"/>
-              <w:jc w:val="center"/>
-              <w:rPr/>
-            </w:pPr>
-            <w:r>
-              <w:rPr/>
+              <w:bidi w:val="0"/>
+              <w:spacing w:before="0" w:after="283"/>
+              <w:jc w:val="left"/>
+              <w:rPr>
+                <w:color w:val="FFFFFF"/>
+              </w:rPr>
+            </w:pPr>
+            <w:r>
+              <w:rPr>
+                <w:color w:val="FFFFFF"/>
+              </w:rPr>
               <w:t>Field</w:t>
             </w:r>
           </w:p>
         </w:tc>
         <w:tc>
           <w:tcPr>
-            <w:tcW w:w="2671" w:type="dxa"/>
-            <w:tcBorders/>
+            <w:tcW w:w="5230" w:type="dxa"/>
+            <w:tcBorders>
+              <w:top w:val="single" w:sz="6" w:space="0" w:color="BFC7D5"/>
+              <w:left w:val="single" w:sz="2" w:space="0" w:color="BFC7D5"/>
+              <w:bottom w:val="single" w:sz="2" w:space="0" w:color="BFC7D5"/>
+              <w:right w:val="single" w:sz="6" w:space="0" w:color="BFC7D5"/>
+            </w:tcBorders>
+            <w:shd w:fill="1F3A5F" w:val="clear"/>
             <w:vAlign w:val="center"/>
           </w:tcPr>
           <w:p>
             <w:pPr>
               <w:pStyle w:val="TableHeading"/>
-              <w:suppressLineNumbers/>
-              <w:shd w:fill="1F3A5F" w:val="clear"/>
-              <w:bidi w:val="0"/>
-              <w:spacing w:before="0" w:after="283"/>
-              <w:jc w:val="center"/>
-              <w:rPr/>
-            </w:pPr>
-            <w:r>
-              <w:rPr/>
+              <w:bidi w:val="0"/>
+              <w:spacing w:before="0" w:after="283"/>
+              <w:jc w:val="left"/>
+              <w:rPr>
+                <w:color w:val="FFFFFF"/>
+              </w:rPr>
+            </w:pPr>
+            <w:r>
+              <w:rPr>
+                <w:color w:val="FFFFFF"/>
+              </w:rPr>
               <w:t>Entry</w:t>
             </w:r>
           </w:p>
@@ -3685,8 +4649,12 @@
         <w:trPr/>
         <w:tc>
           <w:tcPr>
-            <w:tcW w:w="3091" w:type="dxa"/>
-            <w:tcBorders/>
+            <w:tcW w:w="6108" w:type="dxa"/>
+            <w:tcBorders>
+              <w:left w:val="single" w:sz="6" w:space="0" w:color="BFC7D5"/>
+              <w:bottom w:val="single" w:sz="2" w:space="0" w:color="BFC7D5"/>
+              <w:right w:val="single" w:sz="6" w:space="0" w:color="BFC7D5"/>
+            </w:tcBorders>
             <w:vAlign w:val="center"/>
           </w:tcPr>
           <w:p>
@@ -3705,8 +4673,12 @@
         </w:tc>
         <w:tc>
           <w:tcPr>
-            <w:tcW w:w="2671" w:type="dxa"/>
-            <w:tcBorders/>
+            <w:tcW w:w="5230" w:type="dxa"/>
+            <w:tcBorders>
+              <w:left w:val="single" w:sz="2" w:space="0" w:color="BFC7D5"/>
+              <w:bottom w:val="single" w:sz="2" w:space="0" w:color="BFC7D5"/>
+              <w:right w:val="single" w:sz="6" w:space="0" w:color="BFC7D5"/>
+            </w:tcBorders>
             <w:vAlign w:val="center"/>
           </w:tcPr>
           <w:p>
@@ -3730,8 +4702,12 @@
         <w:trPr/>
         <w:tc>
           <w:tcPr>
-            <w:tcW w:w="3091" w:type="dxa"/>
-            <w:tcBorders/>
+            <w:tcW w:w="6108" w:type="dxa"/>
+            <w:tcBorders>
+              <w:left w:val="single" w:sz="6" w:space="0" w:color="BFC7D5"/>
+              <w:bottom w:val="single" w:sz="2" w:space="0" w:color="BFC7D5"/>
+              <w:right w:val="single" w:sz="6" w:space="0" w:color="BFC7D5"/>
+            </w:tcBorders>
             <w:vAlign w:val="center"/>
           </w:tcPr>
           <w:p>
@@ -3750,8 +4726,12 @@
         </w:tc>
         <w:tc>
           <w:tcPr>
-            <w:tcW w:w="2671" w:type="dxa"/>
-            <w:tcBorders/>
+            <w:tcW w:w="5230" w:type="dxa"/>
+            <w:tcBorders>
+              <w:left w:val="single" w:sz="2" w:space="0" w:color="BFC7D5"/>
+              <w:bottom w:val="single" w:sz="2" w:space="0" w:color="BFC7D5"/>
+              <w:right w:val="single" w:sz="6" w:space="0" w:color="BFC7D5"/>
+            </w:tcBorders>
             <w:vAlign w:val="center"/>
           </w:tcPr>
           <w:p>
@@ -3775,8 +4755,12 @@
         <w:trPr/>
         <w:tc>
           <w:tcPr>
-            <w:tcW w:w="3091" w:type="dxa"/>
-            <w:tcBorders/>
+            <w:tcW w:w="6108" w:type="dxa"/>
+            <w:tcBorders>
+              <w:left w:val="single" w:sz="6" w:space="0" w:color="BFC7D5"/>
+              <w:bottom w:val="single" w:sz="6" w:space="0" w:color="BFC7D5"/>
+              <w:right w:val="single" w:sz="6" w:space="0" w:color="BFC7D5"/>
+            </w:tcBorders>
             <w:vAlign w:val="center"/>
           </w:tcPr>
           <w:p>
@@ -3795,8 +4779,12 @@
         </w:tc>
         <w:tc>
           <w:tcPr>
-            <w:tcW w:w="2671" w:type="dxa"/>
-            <w:tcBorders/>
+            <w:tcW w:w="5230" w:type="dxa"/>
+            <w:tcBorders>
+              <w:left w:val="single" w:sz="2" w:space="0" w:color="BFC7D5"/>
+              <w:bottom w:val="single" w:sz="6" w:space="0" w:color="BFC7D5"/>
+              <w:right w:val="single" w:sz="6" w:space="0" w:color="BFC7D5"/>
+            </w:tcBorders>
             <w:vAlign w:val="center"/>
           </w:tcPr>
           <w:p>
@@ -3861,20 +4849,20 @@
     </w:p>
     <w:tbl>
       <w:tblPr>
-        <w:tblW w:w="7232" w:type="dxa"/>
+        <w:tblW w:w="5000" w:type="pct"/>
         <w:jc w:val="left"/>
-        <w:tblInd w:w="0" w:type="dxa"/>
+        <w:tblInd w:w="-7" w:type="dxa"/>
         <w:tblLayout w:type="fixed"/>
         <w:tblCellMar>
-          <w:top w:w="28" w:type="dxa"/>
-          <w:left w:w="28" w:type="dxa"/>
-          <w:bottom w:w="28" w:type="dxa"/>
-          <w:right w:w="28" w:type="dxa"/>
+          <w:top w:w="60" w:type="dxa"/>
+          <w:left w:w="60" w:type="dxa"/>
+          <w:bottom w:w="60" w:type="dxa"/>
+          <w:right w:w="60" w:type="dxa"/>
         </w:tblCellMar>
       </w:tblPr>
       <w:tblGrid>
-        <w:gridCol w:w="4561"/>
-        <w:gridCol w:w="2671"/>
+        <w:gridCol w:w="7165"/>
+        <w:gridCol w:w="4173"/>
       </w:tblGrid>
       <w:tr>
         <w:trPr>
@@ -3882,44 +4870,60 @@
         </w:trPr>
         <w:tc>
           <w:tcPr>
-            <w:tcW w:w="4561" w:type="dxa"/>
-            <w:tcBorders/>
+            <w:tcW w:w="7165" w:type="dxa"/>
+            <w:tcBorders>
+              <w:top w:val="single" w:sz="6" w:space="0" w:color="BFC7D5"/>
+              <w:left w:val="single" w:sz="6" w:space="0" w:color="BFC7D5"/>
+              <w:bottom w:val="single" w:sz="2" w:space="0" w:color="BFC7D5"/>
+              <w:right w:val="single" w:sz="6" w:space="0" w:color="BFC7D5"/>
+            </w:tcBorders>
+            <w:shd w:fill="1F3A5F" w:val="clear"/>
             <w:vAlign w:val="center"/>
           </w:tcPr>
           <w:p>
             <w:pPr>
               <w:pStyle w:val="TableHeading"/>
-              <w:suppressLineNumbers/>
-              <w:shd w:fill="1F3A5F" w:val="clear"/>
-              <w:bidi w:val="0"/>
-              <w:spacing w:before="0" w:after="283"/>
-              <w:jc w:val="center"/>
-              <w:rPr/>
-            </w:pPr>
-            <w:r>
-              <w:rPr/>
+              <w:bidi w:val="0"/>
+              <w:spacing w:before="0" w:after="283"/>
+              <w:jc w:val="left"/>
+              <w:rPr>
+                <w:color w:val="FFFFFF"/>
+              </w:rPr>
+            </w:pPr>
+            <w:r>
+              <w:rPr>
+                <w:color w:val="FFFFFF"/>
+              </w:rPr>
               <w:t>Field</w:t>
             </w:r>
           </w:p>
         </w:tc>
         <w:tc>
           <w:tcPr>
-            <w:tcW w:w="2671" w:type="dxa"/>
-            <w:tcBorders/>
+            <w:tcW w:w="4173" w:type="dxa"/>
+            <w:tcBorders>
+              <w:top w:val="single" w:sz="6" w:space="0" w:color="BFC7D5"/>
+              <w:left w:val="single" w:sz="2" w:space="0" w:color="BFC7D5"/>
+              <w:bottom w:val="single" w:sz="2" w:space="0" w:color="BFC7D5"/>
+              <w:right w:val="single" w:sz="6" w:space="0" w:color="BFC7D5"/>
+            </w:tcBorders>
+            <w:shd w:fill="1F3A5F" w:val="clear"/>
             <w:vAlign w:val="center"/>
           </w:tcPr>
           <w:p>
             <w:pPr>
               <w:pStyle w:val="TableHeading"/>
-              <w:suppressLineNumbers/>
-              <w:shd w:fill="1F3A5F" w:val="clear"/>
-              <w:bidi w:val="0"/>
-              <w:spacing w:before="0" w:after="283"/>
-              <w:jc w:val="center"/>
-              <w:rPr/>
-            </w:pPr>
-            <w:r>
-              <w:rPr/>
+              <w:bidi w:val="0"/>
+              <w:spacing w:before="0" w:after="283"/>
+              <w:jc w:val="left"/>
+              <w:rPr>
+                <w:color w:val="FFFFFF"/>
+              </w:rPr>
+            </w:pPr>
+            <w:r>
+              <w:rPr>
+                <w:color w:val="FFFFFF"/>
+              </w:rPr>
               <w:t>Entry</w:t>
             </w:r>
           </w:p>
@@ -3929,8 +4933,12 @@
         <w:trPr/>
         <w:tc>
           <w:tcPr>
-            <w:tcW w:w="4561" w:type="dxa"/>
-            <w:tcBorders/>
+            <w:tcW w:w="7165" w:type="dxa"/>
+            <w:tcBorders>
+              <w:left w:val="single" w:sz="6" w:space="0" w:color="BFC7D5"/>
+              <w:bottom w:val="single" w:sz="2" w:space="0" w:color="BFC7D5"/>
+              <w:right w:val="single" w:sz="6" w:space="0" w:color="BFC7D5"/>
+            </w:tcBorders>
             <w:vAlign w:val="center"/>
           </w:tcPr>
           <w:p>
@@ -3949,8 +4957,12 @@
         </w:tc>
         <w:tc>
           <w:tcPr>
-            <w:tcW w:w="2671" w:type="dxa"/>
-            <w:tcBorders/>
+            <w:tcW w:w="4173" w:type="dxa"/>
+            <w:tcBorders>
+              <w:left w:val="single" w:sz="2" w:space="0" w:color="BFC7D5"/>
+              <w:bottom w:val="single" w:sz="2" w:space="0" w:color="BFC7D5"/>
+              <w:right w:val="single" w:sz="6" w:space="0" w:color="BFC7D5"/>
+            </w:tcBorders>
             <w:vAlign w:val="center"/>
           </w:tcPr>
           <w:p>
@@ -3974,8 +4986,12 @@
         <w:trPr/>
         <w:tc>
           <w:tcPr>
-            <w:tcW w:w="4561" w:type="dxa"/>
-            <w:tcBorders/>
+            <w:tcW w:w="7165" w:type="dxa"/>
+            <w:tcBorders>
+              <w:left w:val="single" w:sz="6" w:space="0" w:color="BFC7D5"/>
+              <w:bottom w:val="single" w:sz="2" w:space="0" w:color="BFC7D5"/>
+              <w:right w:val="single" w:sz="6" w:space="0" w:color="BFC7D5"/>
+            </w:tcBorders>
             <w:vAlign w:val="center"/>
           </w:tcPr>
           <w:p>
@@ -3994,8 +5010,12 @@
         </w:tc>
         <w:tc>
           <w:tcPr>
-            <w:tcW w:w="2671" w:type="dxa"/>
-            <w:tcBorders/>
+            <w:tcW w:w="4173" w:type="dxa"/>
+            <w:tcBorders>
+              <w:left w:val="single" w:sz="2" w:space="0" w:color="BFC7D5"/>
+              <w:bottom w:val="single" w:sz="2" w:space="0" w:color="BFC7D5"/>
+              <w:right w:val="single" w:sz="6" w:space="0" w:color="BFC7D5"/>
+            </w:tcBorders>
             <w:vAlign w:val="center"/>
           </w:tcPr>
           <w:p>
@@ -4019,8 +5039,12 @@
         <w:trPr/>
         <w:tc>
           <w:tcPr>
-            <w:tcW w:w="4561" w:type="dxa"/>
-            <w:tcBorders/>
+            <w:tcW w:w="7165" w:type="dxa"/>
+            <w:tcBorders>
+              <w:left w:val="single" w:sz="6" w:space="0" w:color="BFC7D5"/>
+              <w:bottom w:val="single" w:sz="2" w:space="0" w:color="BFC7D5"/>
+              <w:right w:val="single" w:sz="6" w:space="0" w:color="BFC7D5"/>
+            </w:tcBorders>
             <w:vAlign w:val="center"/>
           </w:tcPr>
           <w:p>
@@ -4039,8 +5063,12 @@
         </w:tc>
         <w:tc>
           <w:tcPr>
-            <w:tcW w:w="2671" w:type="dxa"/>
-            <w:tcBorders/>
+            <w:tcW w:w="4173" w:type="dxa"/>
+            <w:tcBorders>
+              <w:left w:val="single" w:sz="2" w:space="0" w:color="BFC7D5"/>
+              <w:bottom w:val="single" w:sz="2" w:space="0" w:color="BFC7D5"/>
+              <w:right w:val="single" w:sz="6" w:space="0" w:color="BFC7D5"/>
+            </w:tcBorders>
             <w:vAlign w:val="center"/>
           </w:tcPr>
           <w:p>
@@ -4064,8 +5092,12 @@
         <w:trPr/>
         <w:tc>
           <w:tcPr>
-            <w:tcW w:w="4561" w:type="dxa"/>
-            <w:tcBorders/>
+            <w:tcW w:w="7165" w:type="dxa"/>
+            <w:tcBorders>
+              <w:left w:val="single" w:sz="6" w:space="0" w:color="BFC7D5"/>
+              <w:bottom w:val="single" w:sz="6" w:space="0" w:color="BFC7D5"/>
+              <w:right w:val="single" w:sz="6" w:space="0" w:color="BFC7D5"/>
+            </w:tcBorders>
             <w:vAlign w:val="center"/>
           </w:tcPr>
           <w:p>
@@ -4084,8 +5116,12 @@
         </w:tc>
         <w:tc>
           <w:tcPr>
-            <w:tcW w:w="2671" w:type="dxa"/>
-            <w:tcBorders/>
+            <w:tcW w:w="4173" w:type="dxa"/>
+            <w:tcBorders>
+              <w:left w:val="single" w:sz="2" w:space="0" w:color="BFC7D5"/>
+              <w:bottom w:val="single" w:sz="6" w:space="0" w:color="BFC7D5"/>
+              <w:right w:val="single" w:sz="6" w:space="0" w:color="BFC7D5"/>
+            </w:tcBorders>
             <w:vAlign w:val="center"/>
           </w:tcPr>
           <w:p>
@@ -4120,20 +5156,20 @@
     </w:p>
     <w:tbl>
       <w:tblPr>
-        <w:tblW w:w="6212" w:type="dxa"/>
+        <w:tblW w:w="5000" w:type="pct"/>
         <w:jc w:val="left"/>
-        <w:tblInd w:w="0" w:type="dxa"/>
+        <w:tblInd w:w="-7" w:type="dxa"/>
         <w:tblLayout w:type="fixed"/>
         <w:tblCellMar>
-          <w:top w:w="28" w:type="dxa"/>
-          <w:left w:w="28" w:type="dxa"/>
-          <w:bottom w:w="28" w:type="dxa"/>
-          <w:right w:w="28" w:type="dxa"/>
+          <w:top w:w="60" w:type="dxa"/>
+          <w:left w:w="60" w:type="dxa"/>
+          <w:bottom w:w="60" w:type="dxa"/>
+          <w:right w:w="60" w:type="dxa"/>
         </w:tblCellMar>
       </w:tblPr>
       <w:tblGrid>
-        <w:gridCol w:w="3541"/>
-        <w:gridCol w:w="2671"/>
+        <w:gridCol w:w="6484"/>
+        <w:gridCol w:w="4854"/>
       </w:tblGrid>
       <w:tr>
         <w:trPr>
@@ -4141,44 +5177,60 @@
         </w:trPr>
         <w:tc>
           <w:tcPr>
-            <w:tcW w:w="3541" w:type="dxa"/>
-            <w:tcBorders/>
+            <w:tcW w:w="6484" w:type="dxa"/>
+            <w:tcBorders>
+              <w:top w:val="single" w:sz="6" w:space="0" w:color="BFC7D5"/>
+              <w:left w:val="single" w:sz="6" w:space="0" w:color="BFC7D5"/>
+              <w:bottom w:val="single" w:sz="2" w:space="0" w:color="BFC7D5"/>
+              <w:right w:val="single" w:sz="6" w:space="0" w:color="BFC7D5"/>
+            </w:tcBorders>
+            <w:shd w:fill="1F3A5F" w:val="clear"/>
             <w:vAlign w:val="center"/>
           </w:tcPr>
           <w:p>
             <w:pPr>
               <w:pStyle w:val="TableHeading"/>
-              <w:suppressLineNumbers/>
-              <w:shd w:fill="1F3A5F" w:val="clear"/>
-              <w:bidi w:val="0"/>
-              <w:spacing w:before="0" w:after="283"/>
-              <w:jc w:val="center"/>
-              <w:rPr/>
-            </w:pPr>
-            <w:r>
-              <w:rPr/>
+              <w:bidi w:val="0"/>
+              <w:spacing w:before="0" w:after="283"/>
+              <w:jc w:val="left"/>
+              <w:rPr>
+                <w:color w:val="FFFFFF"/>
+              </w:rPr>
+            </w:pPr>
+            <w:r>
+              <w:rPr>
+                <w:color w:val="FFFFFF"/>
+              </w:rPr>
               <w:t>Resource</w:t>
             </w:r>
           </w:p>
         </w:tc>
         <w:tc>
           <w:tcPr>
-            <w:tcW w:w="2671" w:type="dxa"/>
-            <w:tcBorders/>
+            <w:tcW w:w="4854" w:type="dxa"/>
+            <w:tcBorders>
+              <w:top w:val="single" w:sz="6" w:space="0" w:color="BFC7D5"/>
+              <w:left w:val="single" w:sz="2" w:space="0" w:color="BFC7D5"/>
+              <w:bottom w:val="single" w:sz="2" w:space="0" w:color="BFC7D5"/>
+              <w:right w:val="single" w:sz="6" w:space="0" w:color="BFC7D5"/>
+            </w:tcBorders>
+            <w:shd w:fill="1F3A5F" w:val="clear"/>
             <w:vAlign w:val="center"/>
           </w:tcPr>
           <w:p>
             <w:pPr>
               <w:pStyle w:val="TableHeading"/>
-              <w:suppressLineNumbers/>
-              <w:shd w:fill="1F3A5F" w:val="clear"/>
-              <w:bidi w:val="0"/>
-              <w:spacing w:before="0" w:after="283"/>
-              <w:jc w:val="center"/>
-              <w:rPr/>
-            </w:pPr>
-            <w:r>
-              <w:rPr/>
+              <w:bidi w:val="0"/>
+              <w:spacing w:before="0" w:after="283"/>
+              <w:jc w:val="left"/>
+              <w:rPr>
+                <w:color w:val="FFFFFF"/>
+              </w:rPr>
+            </w:pPr>
+            <w:r>
+              <w:rPr>
+                <w:color w:val="FFFFFF"/>
+              </w:rPr>
               <w:t>Finding</w:t>
             </w:r>
           </w:p>
@@ -4188,8 +5240,12 @@
         <w:trPr/>
         <w:tc>
           <w:tcPr>
-            <w:tcW w:w="3541" w:type="dxa"/>
-            <w:tcBorders/>
+            <w:tcW w:w="6484" w:type="dxa"/>
+            <w:tcBorders>
+              <w:left w:val="single" w:sz="6" w:space="0" w:color="BFC7D5"/>
+              <w:bottom w:val="single" w:sz="2" w:space="0" w:color="BFC7D5"/>
+              <w:right w:val="single" w:sz="6" w:space="0" w:color="BFC7D5"/>
+            </w:tcBorders>
             <w:vAlign w:val="center"/>
           </w:tcPr>
           <w:p>
@@ -4208,8 +5264,12 @@
         </w:tc>
         <w:tc>
           <w:tcPr>
-            <w:tcW w:w="2671" w:type="dxa"/>
-            <w:tcBorders/>
+            <w:tcW w:w="4854" w:type="dxa"/>
+            <w:tcBorders>
+              <w:left w:val="single" w:sz="2" w:space="0" w:color="BFC7D5"/>
+              <w:bottom w:val="single" w:sz="2" w:space="0" w:color="BFC7D5"/>
+              <w:right w:val="single" w:sz="6" w:space="0" w:color="BFC7D5"/>
+            </w:tcBorders>
             <w:vAlign w:val="center"/>
           </w:tcPr>
           <w:p>
@@ -4233,8 +5293,12 @@
         <w:trPr/>
         <w:tc>
           <w:tcPr>
-            <w:tcW w:w="3541" w:type="dxa"/>
-            <w:tcBorders/>
+            <w:tcW w:w="6484" w:type="dxa"/>
+            <w:tcBorders>
+              <w:left w:val="single" w:sz="6" w:space="0" w:color="BFC7D5"/>
+              <w:bottom w:val="single" w:sz="2" w:space="0" w:color="BFC7D5"/>
+              <w:right w:val="single" w:sz="6" w:space="0" w:color="BFC7D5"/>
+            </w:tcBorders>
             <w:vAlign w:val="center"/>
           </w:tcPr>
           <w:p>
@@ -4253,8 +5317,12 @@
         </w:tc>
         <w:tc>
           <w:tcPr>
-            <w:tcW w:w="2671" w:type="dxa"/>
-            <w:tcBorders/>
+            <w:tcW w:w="4854" w:type="dxa"/>
+            <w:tcBorders>
+              <w:left w:val="single" w:sz="2" w:space="0" w:color="BFC7D5"/>
+              <w:bottom w:val="single" w:sz="2" w:space="0" w:color="BFC7D5"/>
+              <w:right w:val="single" w:sz="6" w:space="0" w:color="BFC7D5"/>
+            </w:tcBorders>
             <w:vAlign w:val="center"/>
           </w:tcPr>
           <w:p>
@@ -4278,8 +5346,12 @@
         <w:trPr/>
         <w:tc>
           <w:tcPr>
-            <w:tcW w:w="3541" w:type="dxa"/>
-            <w:tcBorders/>
+            <w:tcW w:w="6484" w:type="dxa"/>
+            <w:tcBorders>
+              <w:left w:val="single" w:sz="6" w:space="0" w:color="BFC7D5"/>
+              <w:bottom w:val="single" w:sz="2" w:space="0" w:color="BFC7D5"/>
+              <w:right w:val="single" w:sz="6" w:space="0" w:color="BFC7D5"/>
+            </w:tcBorders>
             <w:vAlign w:val="center"/>
           </w:tcPr>
           <w:p>
@@ -4298,8 +5370,12 @@
         </w:tc>
         <w:tc>
           <w:tcPr>
-            <w:tcW w:w="2671" w:type="dxa"/>
-            <w:tcBorders/>
+            <w:tcW w:w="4854" w:type="dxa"/>
+            <w:tcBorders>
+              <w:left w:val="single" w:sz="2" w:space="0" w:color="BFC7D5"/>
+              <w:bottom w:val="single" w:sz="2" w:space="0" w:color="BFC7D5"/>
+              <w:right w:val="single" w:sz="6" w:space="0" w:color="BFC7D5"/>
+            </w:tcBorders>
             <w:vAlign w:val="center"/>
           </w:tcPr>
           <w:p>
@@ -4323,8 +5399,12 @@
         <w:trPr/>
         <w:tc>
           <w:tcPr>
-            <w:tcW w:w="3541" w:type="dxa"/>
-            <w:tcBorders/>
+            <w:tcW w:w="6484" w:type="dxa"/>
+            <w:tcBorders>
+              <w:left w:val="single" w:sz="6" w:space="0" w:color="BFC7D5"/>
+              <w:bottom w:val="single" w:sz="6" w:space="0" w:color="BFC7D5"/>
+              <w:right w:val="single" w:sz="6" w:space="0" w:color="BFC7D5"/>
+            </w:tcBorders>
             <w:vAlign w:val="center"/>
           </w:tcPr>
           <w:p>
@@ -4343,8 +5423,12 @@
         </w:tc>
         <w:tc>
           <w:tcPr>
-            <w:tcW w:w="2671" w:type="dxa"/>
-            <w:tcBorders/>
+            <w:tcW w:w="4854" w:type="dxa"/>
+            <w:tcBorders>
+              <w:left w:val="single" w:sz="2" w:space="0" w:color="BFC7D5"/>
+              <w:bottom w:val="single" w:sz="6" w:space="0" w:color="BFC7D5"/>
+              <w:right w:val="single" w:sz="6" w:space="0" w:color="BFC7D5"/>
+            </w:tcBorders>
             <w:vAlign w:val="center"/>
           </w:tcPr>
           <w:p>
@@ -4389,24 +5473,24 @@
     </w:p>
     <w:tbl>
       <w:tblPr>
-        <w:tblW w:w="8946" w:type="dxa"/>
+        <w:tblW w:w="5000" w:type="pct"/>
         <w:jc w:val="left"/>
-        <w:tblInd w:w="0" w:type="dxa"/>
+        <w:tblInd w:w="-7" w:type="dxa"/>
         <w:tblLayout w:type="fixed"/>
         <w:tblCellMar>
-          <w:top w:w="28" w:type="dxa"/>
-          <w:left w:w="28" w:type="dxa"/>
-          <w:bottom w:w="28" w:type="dxa"/>
-          <w:right w:w="28" w:type="dxa"/>
+          <w:top w:w="60" w:type="dxa"/>
+          <w:left w:w="60" w:type="dxa"/>
+          <w:bottom w:w="60" w:type="dxa"/>
+          <w:right w:w="60" w:type="dxa"/>
         </w:tblCellMar>
       </w:tblPr>
       <w:tblGrid>
-        <w:gridCol w:w="961"/>
-        <w:gridCol w:w="1366"/>
-        <w:gridCol w:w="1111"/>
-        <w:gridCol w:w="2716"/>
-        <w:gridCol w:w="1381"/>
-        <w:gridCol w:w="1411"/>
+        <w:gridCol w:w="1236"/>
+        <w:gridCol w:w="1741"/>
+        <w:gridCol w:w="1424"/>
+        <w:gridCol w:w="3418"/>
+        <w:gridCol w:w="1760"/>
+        <w:gridCol w:w="1759"/>
       </w:tblGrid>
       <w:tr>
         <w:trPr>
@@ -4414,132 +5498,180 @@
         </w:trPr>
         <w:tc>
           <w:tcPr>
-            <w:tcW w:w="961" w:type="dxa"/>
-            <w:tcBorders/>
+            <w:tcW w:w="1236" w:type="dxa"/>
+            <w:tcBorders>
+              <w:top w:val="single" w:sz="6" w:space="0" w:color="BFC7D5"/>
+              <w:left w:val="single" w:sz="6" w:space="0" w:color="BFC7D5"/>
+              <w:bottom w:val="single" w:sz="2" w:space="0" w:color="BFC7D5"/>
+              <w:right w:val="single" w:sz="6" w:space="0" w:color="BFC7D5"/>
+            </w:tcBorders>
+            <w:shd w:fill="1F3A5F" w:val="clear"/>
             <w:vAlign w:val="center"/>
           </w:tcPr>
           <w:p>
             <w:pPr>
               <w:pStyle w:val="TableHeading"/>
-              <w:suppressLineNumbers/>
-              <w:shd w:fill="1F3A5F" w:val="clear"/>
-              <w:bidi w:val="0"/>
-              <w:spacing w:before="0" w:after="283"/>
-              <w:jc w:val="center"/>
-              <w:rPr/>
-            </w:pPr>
-            <w:r>
-              <w:rPr/>
+              <w:bidi w:val="0"/>
+              <w:spacing w:before="0" w:after="283"/>
+              <w:jc w:val="left"/>
+              <w:rPr>
+                <w:color w:val="FFFFFF"/>
+              </w:rPr>
+            </w:pPr>
+            <w:r>
+              <w:rPr>
+                <w:color w:val="FFFFFF"/>
+              </w:rPr>
               <w:t>Risk ref</w:t>
             </w:r>
           </w:p>
         </w:tc>
         <w:tc>
           <w:tcPr>
-            <w:tcW w:w="1366" w:type="dxa"/>
-            <w:tcBorders/>
+            <w:tcW w:w="1741" w:type="dxa"/>
+            <w:tcBorders>
+              <w:top w:val="single" w:sz="6" w:space="0" w:color="BFC7D5"/>
+              <w:left w:val="single" w:sz="2" w:space="0" w:color="BFC7D5"/>
+              <w:bottom w:val="single" w:sz="2" w:space="0" w:color="BFC7D5"/>
+              <w:right w:val="single" w:sz="6" w:space="0" w:color="BFC7D5"/>
+            </w:tcBorders>
+            <w:shd w:fill="1F3A5F" w:val="clear"/>
             <w:vAlign w:val="center"/>
           </w:tcPr>
           <w:p>
             <w:pPr>
               <w:pStyle w:val="TableHeading"/>
-              <w:suppressLineNumbers/>
-              <w:shd w:fill="1F3A5F" w:val="clear"/>
-              <w:bidi w:val="0"/>
-              <w:spacing w:before="0" w:after="283"/>
-              <w:jc w:val="center"/>
-              <w:rPr/>
-            </w:pPr>
-            <w:r>
-              <w:rPr/>
+              <w:bidi w:val="0"/>
+              <w:spacing w:before="0" w:after="283"/>
+              <w:jc w:val="left"/>
+              <w:rPr>
+                <w:color w:val="FFFFFF"/>
+              </w:rPr>
+            </w:pPr>
+            <w:r>
+              <w:rPr>
+                <w:color w:val="FFFFFF"/>
+              </w:rPr>
               <w:t>Treatment</w:t>
             </w:r>
           </w:p>
         </w:tc>
         <w:tc>
           <w:tcPr>
-            <w:tcW w:w="1111" w:type="dxa"/>
-            <w:tcBorders/>
+            <w:tcW w:w="1424" w:type="dxa"/>
+            <w:tcBorders>
+              <w:top w:val="single" w:sz="6" w:space="0" w:color="BFC7D5"/>
+              <w:left w:val="single" w:sz="2" w:space="0" w:color="BFC7D5"/>
+              <w:bottom w:val="single" w:sz="2" w:space="0" w:color="BFC7D5"/>
+              <w:right w:val="single" w:sz="6" w:space="0" w:color="BFC7D5"/>
+            </w:tcBorders>
+            <w:shd w:fill="1F3A5F" w:val="clear"/>
             <w:vAlign w:val="center"/>
           </w:tcPr>
           <w:p>
             <w:pPr>
               <w:pStyle w:val="TableHeading"/>
-              <w:suppressLineNumbers/>
-              <w:shd w:fill="1F3A5F" w:val="clear"/>
-              <w:bidi w:val="0"/>
-              <w:spacing w:before="0" w:after="283"/>
-              <w:jc w:val="center"/>
-              <w:rPr/>
-            </w:pPr>
-            <w:r>
-              <w:rPr/>
+              <w:bidi w:val="0"/>
+              <w:spacing w:before="0" w:after="283"/>
+              <w:jc w:val="left"/>
+              <w:rPr>
+                <w:color w:val="FFFFFF"/>
+              </w:rPr>
+            </w:pPr>
+            <w:r>
+              <w:rPr>
+                <w:color w:val="FFFFFF"/>
+              </w:rPr>
               <w:t>Recurred?</w:t>
             </w:r>
           </w:p>
         </w:tc>
         <w:tc>
           <w:tcPr>
-            <w:tcW w:w="2716" w:type="dxa"/>
-            <w:tcBorders/>
+            <w:tcW w:w="3418" w:type="dxa"/>
+            <w:tcBorders>
+              <w:top w:val="single" w:sz="6" w:space="0" w:color="BFC7D5"/>
+              <w:left w:val="single" w:sz="2" w:space="0" w:color="BFC7D5"/>
+              <w:bottom w:val="single" w:sz="2" w:space="0" w:color="BFC7D5"/>
+              <w:right w:val="single" w:sz="6" w:space="0" w:color="BFC7D5"/>
+            </w:tcBorders>
+            <w:shd w:fill="1F3A5F" w:val="clear"/>
             <w:vAlign w:val="center"/>
           </w:tcPr>
           <w:p>
             <w:pPr>
               <w:pStyle w:val="TableHeading"/>
-              <w:suppressLineNumbers/>
-              <w:shd w:fill="1F3A5F" w:val="clear"/>
-              <w:bidi w:val="0"/>
-              <w:spacing w:before="0" w:after="283"/>
-              <w:jc w:val="center"/>
-              <w:rPr/>
-            </w:pPr>
-            <w:r>
-              <w:rPr/>
+              <w:bidi w:val="0"/>
+              <w:spacing w:before="0" w:after="283"/>
+              <w:jc w:val="left"/>
+              <w:rPr>
+                <w:color w:val="FFFFFF"/>
+              </w:rPr>
+            </w:pPr>
+            <w:r>
+              <w:rPr>
+                <w:color w:val="FFFFFF"/>
+              </w:rPr>
               <w:t>Cited evidence still true today?</w:t>
             </w:r>
           </w:p>
         </w:tc>
         <w:tc>
           <w:tcPr>
-            <w:tcW w:w="1381" w:type="dxa"/>
-            <w:tcBorders/>
+            <w:tcW w:w="1760" w:type="dxa"/>
+            <w:tcBorders>
+              <w:top w:val="single" w:sz="6" w:space="0" w:color="BFC7D5"/>
+              <w:left w:val="single" w:sz="2" w:space="0" w:color="BFC7D5"/>
+              <w:bottom w:val="single" w:sz="2" w:space="0" w:color="BFC7D5"/>
+              <w:right w:val="single" w:sz="6" w:space="0" w:color="BFC7D5"/>
+            </w:tcBorders>
+            <w:shd w:fill="1F3A5F" w:val="clear"/>
             <w:vAlign w:val="center"/>
           </w:tcPr>
           <w:p>
             <w:pPr>
               <w:pStyle w:val="TableHeading"/>
-              <w:suppressLineNumbers/>
-              <w:shd w:fill="1F3A5F" w:val="clear"/>
-              <w:bidi w:val="0"/>
-              <w:spacing w:before="0" w:after="283"/>
-              <w:jc w:val="center"/>
-              <w:rPr/>
-            </w:pPr>
-            <w:r>
-              <w:rPr/>
+              <w:bidi w:val="0"/>
+              <w:spacing w:before="0" w:after="283"/>
+              <w:jc w:val="left"/>
+              <w:rPr>
+                <w:color w:val="FFFFFF"/>
+              </w:rPr>
+            </w:pPr>
+            <w:r>
+              <w:rPr>
+                <w:color w:val="FFFFFF"/>
+              </w:rPr>
               <w:t>Residual score</w:t>
             </w:r>
           </w:p>
         </w:tc>
         <w:tc>
           <w:tcPr>
-            <w:tcW w:w="1411" w:type="dxa"/>
-            <w:tcBorders/>
+            <w:tcW w:w="1759" w:type="dxa"/>
+            <w:tcBorders>
+              <w:top w:val="single" w:sz="6" w:space="0" w:color="BFC7D5"/>
+              <w:left w:val="single" w:sz="2" w:space="0" w:color="BFC7D5"/>
+              <w:bottom w:val="single" w:sz="2" w:space="0" w:color="BFC7D5"/>
+              <w:right w:val="single" w:sz="6" w:space="0" w:color="BFC7D5"/>
+            </w:tcBorders>
+            <w:shd w:fill="1F3A5F" w:val="clear"/>
             <w:vAlign w:val="center"/>
           </w:tcPr>
           <w:p>
             <w:pPr>
               <w:pStyle w:val="TableHeading"/>
-              <w:suppressLineNumbers/>
-              <w:shd w:fill="1F3A5F" w:val="clear"/>
-              <w:bidi w:val="0"/>
-              <w:spacing w:before="0" w:after="283"/>
-              <w:jc w:val="center"/>
-              <w:rPr/>
-            </w:pPr>
-            <w:r>
-              <w:rPr/>
+              <w:bidi w:val="0"/>
+              <w:spacing w:before="0" w:after="283"/>
+              <w:jc w:val="left"/>
+              <w:rPr>
+                <w:color w:val="FFFFFF"/>
+              </w:rPr>
+            </w:pPr>
+            <w:r>
+              <w:rPr>
+                <w:color w:val="FFFFFF"/>
+              </w:rPr>
               <w:t>Action</w:t>
             </w:r>
           </w:p>
@@ -4549,8 +5681,12 @@
         <w:trPr/>
         <w:tc>
           <w:tcPr>
-            <w:tcW w:w="961" w:type="dxa"/>
-            <w:tcBorders/>
+            <w:tcW w:w="1236" w:type="dxa"/>
+            <w:tcBorders>
+              <w:left w:val="single" w:sz="6" w:space="0" w:color="BFC7D5"/>
+              <w:bottom w:val="single" w:sz="6" w:space="0" w:color="BFC7D5"/>
+              <w:right w:val="single" w:sz="6" w:space="0" w:color="BFC7D5"/>
+            </w:tcBorders>
             <w:vAlign w:val="center"/>
           </w:tcPr>
           <w:p>
@@ -4571,8 +5707,12 @@
         </w:tc>
         <w:tc>
           <w:tcPr>
-            <w:tcW w:w="1366" w:type="dxa"/>
-            <w:tcBorders/>
+            <w:tcW w:w="1741" w:type="dxa"/>
+            <w:tcBorders>
+              <w:left w:val="single" w:sz="2" w:space="0" w:color="BFC7D5"/>
+              <w:bottom w:val="single" w:sz="6" w:space="0" w:color="BFC7D5"/>
+              <w:right w:val="single" w:sz="6" w:space="0" w:color="BFC7D5"/>
+            </w:tcBorders>
             <w:vAlign w:val="center"/>
           </w:tcPr>
           <w:p>
@@ -4593,8 +5733,12 @@
         </w:tc>
         <w:tc>
           <w:tcPr>
-            <w:tcW w:w="1111" w:type="dxa"/>
-            <w:tcBorders/>
+            <w:tcW w:w="1424" w:type="dxa"/>
+            <w:tcBorders>
+              <w:left w:val="single" w:sz="2" w:space="0" w:color="BFC7D5"/>
+              <w:bottom w:val="single" w:sz="6" w:space="0" w:color="BFC7D5"/>
+              <w:right w:val="single" w:sz="6" w:space="0" w:color="BFC7D5"/>
+            </w:tcBorders>
             <w:vAlign w:val="center"/>
           </w:tcPr>
           <w:p>
@@ -4617,8 +5761,12 @@
         </w:tc>
         <w:tc>
           <w:tcPr>
-            <w:tcW w:w="2716" w:type="dxa"/>
-            <w:tcBorders/>
+            <w:tcW w:w="3418" w:type="dxa"/>
+            <w:tcBorders>
+              <w:left w:val="single" w:sz="2" w:space="0" w:color="BFC7D5"/>
+              <w:bottom w:val="single" w:sz="6" w:space="0" w:color="BFC7D5"/>
+              <w:right w:val="single" w:sz="6" w:space="0" w:color="BFC7D5"/>
+            </w:tcBorders>
             <w:vAlign w:val="center"/>
           </w:tcPr>
           <w:p>
@@ -4641,8 +5789,12 @@
         </w:tc>
         <w:tc>
           <w:tcPr>
-            <w:tcW w:w="1381" w:type="dxa"/>
-            <w:tcBorders/>
+            <w:tcW w:w="1760" w:type="dxa"/>
+            <w:tcBorders>
+              <w:left w:val="single" w:sz="2" w:space="0" w:color="BFC7D5"/>
+              <w:bottom w:val="single" w:sz="6" w:space="0" w:color="BFC7D5"/>
+              <w:right w:val="single" w:sz="6" w:space="0" w:color="BFC7D5"/>
+            </w:tcBorders>
             <w:vAlign w:val="center"/>
           </w:tcPr>
           <w:p>
@@ -4663,8 +5815,12 @@
         </w:tc>
         <w:tc>
           <w:tcPr>
-            <w:tcW w:w="1411" w:type="dxa"/>
-            <w:tcBorders/>
+            <w:tcW w:w="1759" w:type="dxa"/>
+            <w:tcBorders>
+              <w:left w:val="single" w:sz="2" w:space="0" w:color="BFC7D5"/>
+              <w:bottom w:val="single" w:sz="6" w:space="0" w:color="BFC7D5"/>
+              <w:right w:val="single" w:sz="6" w:space="0" w:color="BFC7D5"/>
+            </w:tcBorders>
             <w:vAlign w:val="center"/>
           </w:tcPr>
           <w:p>
@@ -4699,22 +5855,22 @@
     </w:p>
     <w:tbl>
       <w:tblPr>
-        <w:tblW w:w="6904" w:type="dxa"/>
+        <w:tblW w:w="5000" w:type="pct"/>
         <w:jc w:val="left"/>
-        <w:tblInd w:w="0" w:type="dxa"/>
+        <w:tblInd w:w="-7" w:type="dxa"/>
         <w:tblLayout w:type="fixed"/>
         <w:tblCellMar>
-          <w:top w:w="28" w:type="dxa"/>
-          <w:left w:w="28" w:type="dxa"/>
-          <w:bottom w:w="28" w:type="dxa"/>
-          <w:right w:w="28" w:type="dxa"/>
+          <w:top w:w="60" w:type="dxa"/>
+          <w:left w:w="60" w:type="dxa"/>
+          <w:bottom w:w="60" w:type="dxa"/>
+          <w:right w:w="60" w:type="dxa"/>
         </w:tblCellMar>
       </w:tblPr>
       <w:tblGrid>
-        <w:gridCol w:w="961"/>
-        <w:gridCol w:w="2206"/>
-        <w:gridCol w:w="2326"/>
-        <w:gridCol w:w="1411"/>
+        <w:gridCol w:w="1608"/>
+        <w:gridCol w:w="3624"/>
+        <w:gridCol w:w="3817"/>
+        <w:gridCol w:w="2289"/>
       </w:tblGrid>
       <w:tr>
         <w:trPr>
@@ -4722,88 +5878,120 @@
         </w:trPr>
         <w:tc>
           <w:tcPr>
-            <w:tcW w:w="961" w:type="dxa"/>
-            <w:tcBorders/>
+            <w:tcW w:w="1608" w:type="dxa"/>
+            <w:tcBorders>
+              <w:top w:val="single" w:sz="6" w:space="0" w:color="BFC7D5"/>
+              <w:left w:val="single" w:sz="6" w:space="0" w:color="BFC7D5"/>
+              <w:bottom w:val="single" w:sz="2" w:space="0" w:color="BFC7D5"/>
+              <w:right w:val="single" w:sz="6" w:space="0" w:color="BFC7D5"/>
+            </w:tcBorders>
+            <w:shd w:fill="1F3A5F" w:val="clear"/>
             <w:vAlign w:val="center"/>
           </w:tcPr>
           <w:p>
             <w:pPr>
               <w:pStyle w:val="TableHeading"/>
-              <w:suppressLineNumbers/>
-              <w:shd w:fill="1F3A5F" w:val="clear"/>
-              <w:bidi w:val="0"/>
-              <w:spacing w:before="0" w:after="283"/>
-              <w:jc w:val="center"/>
-              <w:rPr/>
-            </w:pPr>
-            <w:r>
-              <w:rPr/>
+              <w:bidi w:val="0"/>
+              <w:spacing w:before="0" w:after="283"/>
+              <w:jc w:val="left"/>
+              <w:rPr>
+                <w:color w:val="FFFFFF"/>
+              </w:rPr>
+            </w:pPr>
+            <w:r>
+              <w:rPr>
+                <w:color w:val="FFFFFF"/>
+              </w:rPr>
               <w:t>Ref</w:t>
             </w:r>
           </w:p>
         </w:tc>
         <w:tc>
           <w:tcPr>
-            <w:tcW w:w="2206" w:type="dxa"/>
-            <w:tcBorders/>
+            <w:tcW w:w="3624" w:type="dxa"/>
+            <w:tcBorders>
+              <w:top w:val="single" w:sz="6" w:space="0" w:color="BFC7D5"/>
+              <w:left w:val="single" w:sz="2" w:space="0" w:color="BFC7D5"/>
+              <w:bottom w:val="single" w:sz="2" w:space="0" w:color="BFC7D5"/>
+              <w:right w:val="single" w:sz="6" w:space="0" w:color="BFC7D5"/>
+            </w:tcBorders>
+            <w:shd w:fill="1F3A5F" w:val="clear"/>
             <w:vAlign w:val="center"/>
           </w:tcPr>
           <w:p>
             <w:pPr>
               <w:pStyle w:val="TableHeading"/>
-              <w:suppressLineNumbers/>
-              <w:shd w:fill="1F3A5F" w:val="clear"/>
-              <w:bidi w:val="0"/>
-              <w:spacing w:before="0" w:after="283"/>
-              <w:jc w:val="center"/>
-              <w:rPr/>
-            </w:pPr>
-            <w:r>
-              <w:rPr/>
+              <w:bidi w:val="0"/>
+              <w:spacing w:before="0" w:after="283"/>
+              <w:jc w:val="left"/>
+              <w:rPr>
+                <w:color w:val="FFFFFF"/>
+              </w:rPr>
+            </w:pPr>
+            <w:r>
+              <w:rPr>
+                <w:color w:val="FFFFFF"/>
+              </w:rPr>
               <w:t>Opportunity</w:t>
             </w:r>
           </w:p>
         </w:tc>
         <w:tc>
           <w:tcPr>
-            <w:tcW w:w="2326" w:type="dxa"/>
-            <w:tcBorders/>
+            <w:tcW w:w="3817" w:type="dxa"/>
+            <w:tcBorders>
+              <w:top w:val="single" w:sz="6" w:space="0" w:color="BFC7D5"/>
+              <w:left w:val="single" w:sz="2" w:space="0" w:color="BFC7D5"/>
+              <w:bottom w:val="single" w:sz="2" w:space="0" w:color="BFC7D5"/>
+              <w:right w:val="single" w:sz="6" w:space="0" w:color="BFC7D5"/>
+            </w:tcBorders>
+            <w:shd w:fill="1F3A5F" w:val="clear"/>
             <w:vAlign w:val="center"/>
           </w:tcPr>
           <w:p>
             <w:pPr>
               <w:pStyle w:val="TableHeading"/>
-              <w:suppressLineNumbers/>
-              <w:shd w:fill="1F3A5F" w:val="clear"/>
-              <w:bidi w:val="0"/>
-              <w:spacing w:before="0" w:after="283"/>
-              <w:jc w:val="center"/>
-              <w:rPr/>
-            </w:pPr>
-            <w:r>
-              <w:rPr/>
+              <w:bidi w:val="0"/>
+              <w:spacing w:before="0" w:after="283"/>
+              <w:jc w:val="left"/>
+              <w:rPr>
+                <w:color w:val="FFFFFF"/>
+              </w:rPr>
+            </w:pPr>
+            <w:r>
+              <w:rPr>
+                <w:color w:val="FFFFFF"/>
+              </w:rPr>
               <w:t>Decision</w:t>
             </w:r>
           </w:p>
         </w:tc>
         <w:tc>
           <w:tcPr>
-            <w:tcW w:w="1411" w:type="dxa"/>
-            <w:tcBorders/>
+            <w:tcW w:w="2289" w:type="dxa"/>
+            <w:tcBorders>
+              <w:top w:val="single" w:sz="6" w:space="0" w:color="BFC7D5"/>
+              <w:left w:val="single" w:sz="2" w:space="0" w:color="BFC7D5"/>
+              <w:bottom w:val="single" w:sz="2" w:space="0" w:color="BFC7D5"/>
+              <w:right w:val="single" w:sz="6" w:space="0" w:color="BFC7D5"/>
+            </w:tcBorders>
+            <w:shd w:fill="1F3A5F" w:val="clear"/>
             <w:vAlign w:val="center"/>
           </w:tcPr>
           <w:p>
             <w:pPr>
               <w:pStyle w:val="TableHeading"/>
-              <w:suppressLineNumbers/>
-              <w:shd w:fill="1F3A5F" w:val="clear"/>
-              <w:bidi w:val="0"/>
-              <w:spacing w:before="0" w:after="283"/>
-              <w:jc w:val="center"/>
-              <w:rPr/>
-            </w:pPr>
-            <w:r>
-              <w:rPr/>
+              <w:bidi w:val="0"/>
+              <w:spacing w:before="0" w:after="283"/>
+              <w:jc w:val="left"/>
+              <w:rPr>
+                <w:color w:val="FFFFFF"/>
+              </w:rPr>
+            </w:pPr>
+            <w:r>
+              <w:rPr>
+                <w:color w:val="FFFFFF"/>
+              </w:rPr>
               <w:t>Reason</w:t>
             </w:r>
           </w:p>
@@ -4813,8 +6001,12 @@
         <w:trPr/>
         <w:tc>
           <w:tcPr>
-            <w:tcW w:w="961" w:type="dxa"/>
-            <w:tcBorders/>
+            <w:tcW w:w="1608" w:type="dxa"/>
+            <w:tcBorders>
+              <w:left w:val="single" w:sz="6" w:space="0" w:color="BFC7D5"/>
+              <w:bottom w:val="single" w:sz="6" w:space="0" w:color="BFC7D5"/>
+              <w:right w:val="single" w:sz="6" w:space="0" w:color="BFC7D5"/>
+            </w:tcBorders>
             <w:vAlign w:val="center"/>
           </w:tcPr>
           <w:p>
@@ -4835,8 +6027,12 @@
         </w:tc>
         <w:tc>
           <w:tcPr>
-            <w:tcW w:w="2206" w:type="dxa"/>
-            <w:tcBorders/>
+            <w:tcW w:w="3624" w:type="dxa"/>
+            <w:tcBorders>
+              <w:left w:val="single" w:sz="2" w:space="0" w:color="BFC7D5"/>
+              <w:bottom w:val="single" w:sz="6" w:space="0" w:color="BFC7D5"/>
+              <w:right w:val="single" w:sz="6" w:space="0" w:color="BFC7D5"/>
+            </w:tcBorders>
             <w:vAlign w:val="center"/>
           </w:tcPr>
           <w:p>
@@ -4857,8 +6053,12 @@
         </w:tc>
         <w:tc>
           <w:tcPr>
-            <w:tcW w:w="2326" w:type="dxa"/>
-            <w:tcBorders/>
+            <w:tcW w:w="3817" w:type="dxa"/>
+            <w:tcBorders>
+              <w:left w:val="single" w:sz="2" w:space="0" w:color="BFC7D5"/>
+              <w:bottom w:val="single" w:sz="6" w:space="0" w:color="BFC7D5"/>
+              <w:right w:val="single" w:sz="6" w:space="0" w:color="BFC7D5"/>
+            </w:tcBorders>
             <w:vAlign w:val="center"/>
           </w:tcPr>
           <w:p>
@@ -4881,8 +6081,12 @@
         </w:tc>
         <w:tc>
           <w:tcPr>
-            <w:tcW w:w="1411" w:type="dxa"/>
-            <w:tcBorders/>
+            <w:tcW w:w="2289" w:type="dxa"/>
+            <w:tcBorders>
+              <w:left w:val="single" w:sz="2" w:space="0" w:color="BFC7D5"/>
+              <w:bottom w:val="single" w:sz="6" w:space="0" w:color="BFC7D5"/>
+              <w:right w:val="single" w:sz="6" w:space="0" w:color="BFC7D5"/>
+            </w:tcBorders>
             <w:vAlign w:val="center"/>
           </w:tcPr>
           <w:p>
@@ -4929,23 +6133,23 @@
     </w:p>
     <w:tbl>
       <w:tblPr>
-        <w:tblW w:w="8090" w:type="dxa"/>
+        <w:tblW w:w="5000" w:type="pct"/>
         <w:jc w:val="left"/>
-        <w:tblInd w:w="0" w:type="dxa"/>
+        <w:tblInd w:w="-7" w:type="dxa"/>
         <w:tblLayout w:type="fixed"/>
         <w:tblCellMar>
-          <w:top w:w="28" w:type="dxa"/>
-          <w:left w:w="28" w:type="dxa"/>
-          <w:bottom w:w="28" w:type="dxa"/>
-          <w:right w:w="28" w:type="dxa"/>
+          <w:top w:w="60" w:type="dxa"/>
+          <w:left w:w="60" w:type="dxa"/>
+          <w:bottom w:w="60" w:type="dxa"/>
+          <w:right w:w="60" w:type="dxa"/>
         </w:tblCellMar>
       </w:tblPr>
       <w:tblGrid>
-        <w:gridCol w:w="211"/>
-        <w:gridCol w:w="2206"/>
-        <w:gridCol w:w="1156"/>
-        <w:gridCol w:w="1786"/>
-        <w:gridCol w:w="2731"/>
+        <w:gridCol w:w="337"/>
+        <w:gridCol w:w="3086"/>
+        <w:gridCol w:w="1640"/>
+        <w:gridCol w:w="2507"/>
+        <w:gridCol w:w="3768"/>
       </w:tblGrid>
       <w:tr>
         <w:trPr>
@@ -4953,110 +6157,150 @@
         </w:trPr>
         <w:tc>
           <w:tcPr>
-            <w:tcW w:w="211" w:type="dxa"/>
-            <w:tcBorders/>
+            <w:tcW w:w="337" w:type="dxa"/>
+            <w:tcBorders>
+              <w:top w:val="single" w:sz="6" w:space="0" w:color="BFC7D5"/>
+              <w:left w:val="single" w:sz="6" w:space="0" w:color="BFC7D5"/>
+              <w:bottom w:val="single" w:sz="2" w:space="0" w:color="BFC7D5"/>
+              <w:right w:val="single" w:sz="6" w:space="0" w:color="BFC7D5"/>
+            </w:tcBorders>
+            <w:shd w:fill="1F3A5F" w:val="clear"/>
             <w:vAlign w:val="center"/>
           </w:tcPr>
           <w:p>
             <w:pPr>
               <w:pStyle w:val="TableHeading"/>
-              <w:suppressLineNumbers/>
-              <w:shd w:fill="1F3A5F" w:val="clear"/>
-              <w:bidi w:val="0"/>
-              <w:spacing w:before="0" w:after="283"/>
-              <w:jc w:val="center"/>
-              <w:rPr/>
-            </w:pPr>
-            <w:r>
-              <w:rPr/>
+              <w:bidi w:val="0"/>
+              <w:spacing w:before="0" w:after="283"/>
+              <w:jc w:val="left"/>
+              <w:rPr>
+                <w:color w:val="FFFFFF"/>
+              </w:rPr>
+            </w:pPr>
+            <w:r>
+              <w:rPr>
+                <w:color w:val="FFFFFF"/>
+              </w:rPr>
               <w:t>#</w:t>
             </w:r>
           </w:p>
         </w:tc>
         <w:tc>
           <w:tcPr>
-            <w:tcW w:w="2206" w:type="dxa"/>
-            <w:tcBorders/>
+            <w:tcW w:w="3086" w:type="dxa"/>
+            <w:tcBorders>
+              <w:top w:val="single" w:sz="6" w:space="0" w:color="BFC7D5"/>
+              <w:left w:val="single" w:sz="2" w:space="0" w:color="BFC7D5"/>
+              <w:bottom w:val="single" w:sz="2" w:space="0" w:color="BFC7D5"/>
+              <w:right w:val="single" w:sz="6" w:space="0" w:color="BFC7D5"/>
+            </w:tcBorders>
+            <w:shd w:fill="1F3A5F" w:val="clear"/>
             <w:vAlign w:val="center"/>
           </w:tcPr>
           <w:p>
             <w:pPr>
               <w:pStyle w:val="TableHeading"/>
-              <w:suppressLineNumbers/>
-              <w:shd w:fill="1F3A5F" w:val="clear"/>
-              <w:bidi w:val="0"/>
-              <w:spacing w:before="0" w:after="283"/>
-              <w:jc w:val="center"/>
-              <w:rPr/>
-            </w:pPr>
-            <w:r>
-              <w:rPr/>
+              <w:bidi w:val="0"/>
+              <w:spacing w:before="0" w:after="283"/>
+              <w:jc w:val="left"/>
+              <w:rPr>
+                <w:color w:val="FFFFFF"/>
+              </w:rPr>
+            </w:pPr>
+            <w:r>
+              <w:rPr>
+                <w:color w:val="FFFFFF"/>
+              </w:rPr>
               <w:t>Action</w:t>
             </w:r>
           </w:p>
         </w:tc>
         <w:tc>
           <w:tcPr>
-            <w:tcW w:w="1156" w:type="dxa"/>
-            <w:tcBorders/>
+            <w:tcW w:w="1640" w:type="dxa"/>
+            <w:tcBorders>
+              <w:top w:val="single" w:sz="6" w:space="0" w:color="BFC7D5"/>
+              <w:left w:val="single" w:sz="2" w:space="0" w:color="BFC7D5"/>
+              <w:bottom w:val="single" w:sz="2" w:space="0" w:color="BFC7D5"/>
+              <w:right w:val="single" w:sz="6" w:space="0" w:color="BFC7D5"/>
+            </w:tcBorders>
+            <w:shd w:fill="1F3A5F" w:val="clear"/>
             <w:vAlign w:val="center"/>
           </w:tcPr>
           <w:p>
             <w:pPr>
               <w:pStyle w:val="TableHeading"/>
-              <w:suppressLineNumbers/>
-              <w:shd w:fill="1F3A5F" w:val="clear"/>
-              <w:bidi w:val="0"/>
-              <w:spacing w:before="0" w:after="283"/>
-              <w:jc w:val="center"/>
-              <w:rPr/>
-            </w:pPr>
-            <w:r>
-              <w:rPr/>
+              <w:bidi w:val="0"/>
+              <w:spacing w:before="0" w:after="283"/>
+              <w:jc w:val="left"/>
+              <w:rPr>
+                <w:color w:val="FFFFFF"/>
+              </w:rPr>
+            </w:pPr>
+            <w:r>
+              <w:rPr>
+                <w:color w:val="FFFFFF"/>
+              </w:rPr>
               <w:t>Owning role</w:t>
             </w:r>
           </w:p>
         </w:tc>
         <w:tc>
           <w:tcPr>
-            <w:tcW w:w="1786" w:type="dxa"/>
-            <w:tcBorders/>
+            <w:tcW w:w="2507" w:type="dxa"/>
+            <w:tcBorders>
+              <w:top w:val="single" w:sz="6" w:space="0" w:color="BFC7D5"/>
+              <w:left w:val="single" w:sz="2" w:space="0" w:color="BFC7D5"/>
+              <w:bottom w:val="single" w:sz="2" w:space="0" w:color="BFC7D5"/>
+              <w:right w:val="single" w:sz="6" w:space="0" w:color="BFC7D5"/>
+            </w:tcBorders>
+            <w:shd w:fill="1F3A5F" w:val="clear"/>
             <w:vAlign w:val="center"/>
           </w:tcPr>
           <w:p>
             <w:pPr>
               <w:pStyle w:val="TableHeading"/>
-              <w:suppressLineNumbers/>
-              <w:shd w:fill="1F3A5F" w:val="clear"/>
-              <w:bidi w:val="0"/>
-              <w:spacing w:before="0" w:after="283"/>
-              <w:jc w:val="center"/>
-              <w:rPr/>
-            </w:pPr>
-            <w:r>
-              <w:rPr/>
+              <w:bidi w:val="0"/>
+              <w:spacing w:before="0" w:after="283"/>
+              <w:jc w:val="left"/>
+              <w:rPr>
+                <w:color w:val="FFFFFF"/>
+              </w:rPr>
+            </w:pPr>
+            <w:r>
+              <w:rPr>
+                <w:color w:val="FFFFFF"/>
+              </w:rPr>
               <w:t>Target date</w:t>
             </w:r>
           </w:p>
         </w:tc>
         <w:tc>
           <w:tcPr>
-            <w:tcW w:w="2731" w:type="dxa"/>
-            <w:tcBorders/>
+            <w:tcW w:w="3768" w:type="dxa"/>
+            <w:tcBorders>
+              <w:top w:val="single" w:sz="6" w:space="0" w:color="BFC7D5"/>
+              <w:left w:val="single" w:sz="2" w:space="0" w:color="BFC7D5"/>
+              <w:bottom w:val="single" w:sz="2" w:space="0" w:color="BFC7D5"/>
+              <w:right w:val="single" w:sz="6" w:space="0" w:color="BFC7D5"/>
+            </w:tcBorders>
+            <w:shd w:fill="1F3A5F" w:val="clear"/>
             <w:vAlign w:val="center"/>
           </w:tcPr>
           <w:p>
             <w:pPr>
               <w:pStyle w:val="TableHeading"/>
-              <w:suppressLineNumbers/>
-              <w:shd w:fill="1F3A5F" w:val="clear"/>
-              <w:bidi w:val="0"/>
-              <w:spacing w:before="0" w:after="283"/>
-              <w:jc w:val="center"/>
-              <w:rPr/>
-            </w:pPr>
-            <w:r>
-              <w:rPr/>
+              <w:bidi w:val="0"/>
+              <w:spacing w:before="0" w:after="283"/>
+              <w:jc w:val="left"/>
+              <w:rPr>
+                <w:color w:val="FFFFFF"/>
+              </w:rPr>
+            </w:pPr>
+            <w:r>
+              <w:rPr>
+                <w:color w:val="FFFFFF"/>
+              </w:rPr>
               <w:t>How completion is recognised</w:t>
             </w:r>
           </w:p>
@@ -5066,8 +6310,12 @@
         <w:trPr/>
         <w:tc>
           <w:tcPr>
-            <w:tcW w:w="211" w:type="dxa"/>
-            <w:tcBorders/>
+            <w:tcW w:w="337" w:type="dxa"/>
+            <w:tcBorders>
+              <w:left w:val="single" w:sz="6" w:space="0" w:color="BFC7D5"/>
+              <w:bottom w:val="single" w:sz="6" w:space="0" w:color="BFC7D5"/>
+              <w:right w:val="single" w:sz="6" w:space="0" w:color="BFC7D5"/>
+            </w:tcBorders>
             <w:vAlign w:val="center"/>
           </w:tcPr>
           <w:p>
@@ -5086,8 +6334,12 @@
         </w:tc>
         <w:tc>
           <w:tcPr>
-            <w:tcW w:w="2206" w:type="dxa"/>
-            <w:tcBorders/>
+            <w:tcW w:w="3086" w:type="dxa"/>
+            <w:tcBorders>
+              <w:left w:val="single" w:sz="2" w:space="0" w:color="BFC7D5"/>
+              <w:bottom w:val="single" w:sz="6" w:space="0" w:color="BFC7D5"/>
+              <w:right w:val="single" w:sz="6" w:space="0" w:color="BFC7D5"/>
+            </w:tcBorders>
             <w:vAlign w:val="center"/>
           </w:tcPr>
           <w:p>
@@ -5108,8 +6360,12 @@
         </w:tc>
         <w:tc>
           <w:tcPr>
-            <w:tcW w:w="1156" w:type="dxa"/>
-            <w:tcBorders/>
+            <w:tcW w:w="1640" w:type="dxa"/>
+            <w:tcBorders>
+              <w:left w:val="single" w:sz="2" w:space="0" w:color="BFC7D5"/>
+              <w:bottom w:val="single" w:sz="6" w:space="0" w:color="BFC7D5"/>
+              <w:right w:val="single" w:sz="6" w:space="0" w:color="BFC7D5"/>
+            </w:tcBorders>
             <w:vAlign w:val="center"/>
           </w:tcPr>
           <w:p>
@@ -5130,8 +6386,12 @@
         </w:tc>
         <w:tc>
           <w:tcPr>
-            <w:tcW w:w="1786" w:type="dxa"/>
-            <w:tcBorders/>
+            <w:tcW w:w="2507" w:type="dxa"/>
+            <w:tcBorders>
+              <w:left w:val="single" w:sz="2" w:space="0" w:color="BFC7D5"/>
+              <w:bottom w:val="single" w:sz="6" w:space="0" w:color="BFC7D5"/>
+              <w:right w:val="single" w:sz="6" w:space="0" w:color="BFC7D5"/>
+            </w:tcBorders>
             <w:vAlign w:val="center"/>
           </w:tcPr>
           <w:p>
@@ -5152,8 +6412,12 @@
         </w:tc>
         <w:tc>
           <w:tcPr>
-            <w:tcW w:w="2731" w:type="dxa"/>
-            <w:tcBorders/>
+            <w:tcW w:w="3768" w:type="dxa"/>
+            <w:tcBorders>
+              <w:left w:val="single" w:sz="2" w:space="0" w:color="BFC7D5"/>
+              <w:bottom w:val="single" w:sz="6" w:space="0" w:color="BFC7D5"/>
+              <w:right w:val="single" w:sz="6" w:space="0" w:color="BFC7D5"/>
+            </w:tcBorders>
             <w:vAlign w:val="center"/>
           </w:tcPr>
           <w:p>
@@ -5188,23 +6452,23 @@
     </w:p>
     <w:tbl>
       <w:tblPr>
-        <w:tblW w:w="6770" w:type="dxa"/>
+        <w:tblW w:w="5000" w:type="pct"/>
         <w:jc w:val="left"/>
-        <w:tblInd w:w="0" w:type="dxa"/>
+        <w:tblInd w:w="-7" w:type="dxa"/>
         <w:tblLayout w:type="fixed"/>
         <w:tblCellMar>
-          <w:top w:w="28" w:type="dxa"/>
-          <w:left w:w="28" w:type="dxa"/>
-          <w:bottom w:w="28" w:type="dxa"/>
-          <w:right w:w="28" w:type="dxa"/>
+          <w:top w:w="60" w:type="dxa"/>
+          <w:left w:w="60" w:type="dxa"/>
+          <w:bottom w:w="60" w:type="dxa"/>
+          <w:right w:w="60" w:type="dxa"/>
         </w:tblCellMar>
       </w:tblPr>
       <w:tblGrid>
-        <w:gridCol w:w="211"/>
-        <w:gridCol w:w="1366"/>
-        <w:gridCol w:w="2206"/>
-        <w:gridCol w:w="1156"/>
-        <w:gridCol w:w="1831"/>
+        <w:gridCol w:w="401"/>
+        <w:gridCol w:w="2298"/>
+        <w:gridCol w:w="3675"/>
+        <w:gridCol w:w="1953"/>
+        <w:gridCol w:w="3011"/>
       </w:tblGrid>
       <w:tr>
         <w:trPr>
@@ -5212,110 +6476,150 @@
         </w:trPr>
         <w:tc>
           <w:tcPr>
-            <w:tcW w:w="211" w:type="dxa"/>
-            <w:tcBorders/>
+            <w:tcW w:w="401" w:type="dxa"/>
+            <w:tcBorders>
+              <w:top w:val="single" w:sz="6" w:space="0" w:color="BFC7D5"/>
+              <w:left w:val="single" w:sz="6" w:space="0" w:color="BFC7D5"/>
+              <w:bottom w:val="single" w:sz="2" w:space="0" w:color="BFC7D5"/>
+              <w:right w:val="single" w:sz="6" w:space="0" w:color="BFC7D5"/>
+            </w:tcBorders>
+            <w:shd w:fill="1F3A5F" w:val="clear"/>
             <w:vAlign w:val="center"/>
           </w:tcPr>
           <w:p>
             <w:pPr>
               <w:pStyle w:val="TableHeading"/>
-              <w:suppressLineNumbers/>
-              <w:shd w:fill="1F3A5F" w:val="clear"/>
-              <w:bidi w:val="0"/>
-              <w:spacing w:before="0" w:after="283"/>
-              <w:jc w:val="center"/>
-              <w:rPr/>
-            </w:pPr>
-            <w:r>
-              <w:rPr/>
+              <w:bidi w:val="0"/>
+              <w:spacing w:before="0" w:after="283"/>
+              <w:jc w:val="left"/>
+              <w:rPr>
+                <w:color w:val="FFFFFF"/>
+              </w:rPr>
+            </w:pPr>
+            <w:r>
+              <w:rPr>
+                <w:color w:val="FFFFFF"/>
+              </w:rPr>
               <w:t>#</w:t>
             </w:r>
           </w:p>
         </w:tc>
         <w:tc>
           <w:tcPr>
-            <w:tcW w:w="1366" w:type="dxa"/>
-            <w:tcBorders/>
+            <w:tcW w:w="2298" w:type="dxa"/>
+            <w:tcBorders>
+              <w:top w:val="single" w:sz="6" w:space="0" w:color="BFC7D5"/>
+              <w:left w:val="single" w:sz="2" w:space="0" w:color="BFC7D5"/>
+              <w:bottom w:val="single" w:sz="2" w:space="0" w:color="BFC7D5"/>
+              <w:right w:val="single" w:sz="6" w:space="0" w:color="BFC7D5"/>
+            </w:tcBorders>
+            <w:shd w:fill="1F3A5F" w:val="clear"/>
             <w:vAlign w:val="center"/>
           </w:tcPr>
           <w:p>
             <w:pPr>
               <w:pStyle w:val="TableHeading"/>
-              <w:suppressLineNumbers/>
-              <w:shd w:fill="1F3A5F" w:val="clear"/>
-              <w:bidi w:val="0"/>
-              <w:spacing w:before="0" w:after="283"/>
-              <w:jc w:val="center"/>
-              <w:rPr/>
-            </w:pPr>
-            <w:r>
-              <w:rPr/>
+              <w:bidi w:val="0"/>
+              <w:spacing w:before="0" w:after="283"/>
+              <w:jc w:val="left"/>
+              <w:rPr>
+                <w:color w:val="FFFFFF"/>
+              </w:rPr>
+            </w:pPr>
+            <w:r>
+              <w:rPr>
+                <w:color w:val="FFFFFF"/>
+              </w:rPr>
               <w:t>Document ID</w:t>
             </w:r>
           </w:p>
         </w:tc>
         <w:tc>
           <w:tcPr>
-            <w:tcW w:w="2206" w:type="dxa"/>
-            <w:tcBorders/>
+            <w:tcW w:w="3675" w:type="dxa"/>
+            <w:tcBorders>
+              <w:top w:val="single" w:sz="6" w:space="0" w:color="BFC7D5"/>
+              <w:left w:val="single" w:sz="2" w:space="0" w:color="BFC7D5"/>
+              <w:bottom w:val="single" w:sz="2" w:space="0" w:color="BFC7D5"/>
+              <w:right w:val="single" w:sz="6" w:space="0" w:color="BFC7D5"/>
+            </w:tcBorders>
+            <w:shd w:fill="1F3A5F" w:val="clear"/>
             <w:vAlign w:val="center"/>
           </w:tcPr>
           <w:p>
             <w:pPr>
               <w:pStyle w:val="TableHeading"/>
-              <w:suppressLineNumbers/>
-              <w:shd w:fill="1F3A5F" w:val="clear"/>
-              <w:bidi w:val="0"/>
-              <w:spacing w:before="0" w:after="283"/>
-              <w:jc w:val="center"/>
-              <w:rPr/>
-            </w:pPr>
-            <w:r>
-              <w:rPr/>
+              <w:bidi w:val="0"/>
+              <w:spacing w:before="0" w:after="283"/>
+              <w:jc w:val="left"/>
+              <w:rPr>
+                <w:color w:val="FFFFFF"/>
+              </w:rPr>
+            </w:pPr>
+            <w:r>
+              <w:rPr>
+                <w:color w:val="FFFFFF"/>
+              </w:rPr>
               <w:t>Change required</w:t>
             </w:r>
           </w:p>
         </w:tc>
         <w:tc>
           <w:tcPr>
-            <w:tcW w:w="1156" w:type="dxa"/>
-            <w:tcBorders/>
+            <w:tcW w:w="1953" w:type="dxa"/>
+            <w:tcBorders>
+              <w:top w:val="single" w:sz="6" w:space="0" w:color="BFC7D5"/>
+              <w:left w:val="single" w:sz="2" w:space="0" w:color="BFC7D5"/>
+              <w:bottom w:val="single" w:sz="2" w:space="0" w:color="BFC7D5"/>
+              <w:right w:val="single" w:sz="6" w:space="0" w:color="BFC7D5"/>
+            </w:tcBorders>
+            <w:shd w:fill="1F3A5F" w:val="clear"/>
             <w:vAlign w:val="center"/>
           </w:tcPr>
           <w:p>
             <w:pPr>
               <w:pStyle w:val="TableHeading"/>
-              <w:suppressLineNumbers/>
-              <w:shd w:fill="1F3A5F" w:val="clear"/>
-              <w:bidi w:val="0"/>
-              <w:spacing w:before="0" w:after="283"/>
-              <w:jc w:val="center"/>
-              <w:rPr/>
-            </w:pPr>
-            <w:r>
-              <w:rPr/>
+              <w:bidi w:val="0"/>
+              <w:spacing w:before="0" w:after="283"/>
+              <w:jc w:val="left"/>
+              <w:rPr>
+                <w:color w:val="FFFFFF"/>
+              </w:rPr>
+            </w:pPr>
+            <w:r>
+              <w:rPr>
+                <w:color w:val="FFFFFF"/>
+              </w:rPr>
               <w:t>Owning role</w:t>
             </w:r>
           </w:p>
         </w:tc>
         <w:tc>
           <w:tcPr>
-            <w:tcW w:w="1831" w:type="dxa"/>
-            <w:tcBorders/>
+            <w:tcW w:w="3011" w:type="dxa"/>
+            <w:tcBorders>
+              <w:top w:val="single" w:sz="6" w:space="0" w:color="BFC7D5"/>
+              <w:left w:val="single" w:sz="2" w:space="0" w:color="BFC7D5"/>
+              <w:bottom w:val="single" w:sz="2" w:space="0" w:color="BFC7D5"/>
+              <w:right w:val="single" w:sz="6" w:space="0" w:color="BFC7D5"/>
+            </w:tcBorders>
+            <w:shd w:fill="1F3A5F" w:val="clear"/>
             <w:vAlign w:val="center"/>
           </w:tcPr>
           <w:p>
             <w:pPr>
               <w:pStyle w:val="TableHeading"/>
-              <w:suppressLineNumbers/>
-              <w:shd w:fill="1F3A5F" w:val="clear"/>
-              <w:bidi w:val="0"/>
-              <w:spacing w:before="0" w:after="283"/>
-              <w:jc w:val="center"/>
-              <w:rPr/>
-            </w:pPr>
-            <w:r>
-              <w:rPr/>
+              <w:bidi w:val="0"/>
+              <w:spacing w:before="0" w:after="283"/>
+              <w:jc w:val="left"/>
+              <w:rPr>
+                <w:color w:val="FFFFFF"/>
+              </w:rPr>
+            </w:pPr>
+            <w:r>
+              <w:rPr>
+                <w:color w:val="FFFFFF"/>
+              </w:rPr>
               <w:t>Target date</w:t>
             </w:r>
           </w:p>
@@ -5325,8 +6629,12 @@
         <w:trPr/>
         <w:tc>
           <w:tcPr>
-            <w:tcW w:w="211" w:type="dxa"/>
-            <w:tcBorders/>
+            <w:tcW w:w="401" w:type="dxa"/>
+            <w:tcBorders>
+              <w:left w:val="single" w:sz="6" w:space="0" w:color="BFC7D5"/>
+              <w:bottom w:val="single" w:sz="6" w:space="0" w:color="BFC7D5"/>
+              <w:right w:val="single" w:sz="6" w:space="0" w:color="BFC7D5"/>
+            </w:tcBorders>
             <w:vAlign w:val="center"/>
           </w:tcPr>
           <w:p>
@@ -5345,8 +6653,12 @@
         </w:tc>
         <w:tc>
           <w:tcPr>
-            <w:tcW w:w="1366" w:type="dxa"/>
-            <w:tcBorders/>
+            <w:tcW w:w="2298" w:type="dxa"/>
+            <w:tcBorders>
+              <w:left w:val="single" w:sz="2" w:space="0" w:color="BFC7D5"/>
+              <w:bottom w:val="single" w:sz="6" w:space="0" w:color="BFC7D5"/>
+              <w:right w:val="single" w:sz="6" w:space="0" w:color="BFC7D5"/>
+            </w:tcBorders>
             <w:vAlign w:val="center"/>
           </w:tcPr>
           <w:p>
@@ -5367,8 +6679,12 @@
         </w:tc>
         <w:tc>
           <w:tcPr>
-            <w:tcW w:w="2206" w:type="dxa"/>
-            <w:tcBorders/>
+            <w:tcW w:w="3675" w:type="dxa"/>
+            <w:tcBorders>
+              <w:left w:val="single" w:sz="2" w:space="0" w:color="BFC7D5"/>
+              <w:bottom w:val="single" w:sz="6" w:space="0" w:color="BFC7D5"/>
+              <w:right w:val="single" w:sz="6" w:space="0" w:color="BFC7D5"/>
+            </w:tcBorders>
             <w:vAlign w:val="center"/>
           </w:tcPr>
           <w:p>
@@ -5389,8 +6705,12 @@
         </w:tc>
         <w:tc>
           <w:tcPr>
-            <w:tcW w:w="1156" w:type="dxa"/>
-            <w:tcBorders/>
+            <w:tcW w:w="1953" w:type="dxa"/>
+            <w:tcBorders>
+              <w:left w:val="single" w:sz="2" w:space="0" w:color="BFC7D5"/>
+              <w:bottom w:val="single" w:sz="6" w:space="0" w:color="BFC7D5"/>
+              <w:right w:val="single" w:sz="6" w:space="0" w:color="BFC7D5"/>
+            </w:tcBorders>
             <w:vAlign w:val="center"/>
           </w:tcPr>
           <w:p>
@@ -5411,8 +6731,12 @@
         </w:tc>
         <w:tc>
           <w:tcPr>
-            <w:tcW w:w="1831" w:type="dxa"/>
-            <w:tcBorders/>
+            <w:tcW w:w="3011" w:type="dxa"/>
+            <w:tcBorders>
+              <w:left w:val="single" w:sz="2" w:space="0" w:color="BFC7D5"/>
+              <w:bottom w:val="single" w:sz="6" w:space="0" w:color="BFC7D5"/>
+              <w:right w:val="single" w:sz="6" w:space="0" w:color="BFC7D5"/>
+            </w:tcBorders>
             <w:vAlign w:val="center"/>
           </w:tcPr>
           <w:p>
@@ -5447,24 +6771,24 @@
     </w:p>
     <w:tbl>
       <w:tblPr>
-        <w:tblW w:w="8931" w:type="dxa"/>
+        <w:tblW w:w="5000" w:type="pct"/>
         <w:jc w:val="left"/>
-        <w:tblInd w:w="0" w:type="dxa"/>
+        <w:tblInd w:w="-7" w:type="dxa"/>
         <w:tblLayout w:type="fixed"/>
         <w:tblCellMar>
-          <w:top w:w="28" w:type="dxa"/>
-          <w:left w:w="28" w:type="dxa"/>
-          <w:bottom w:w="28" w:type="dxa"/>
-          <w:right w:w="28" w:type="dxa"/>
+          <w:top w:w="60" w:type="dxa"/>
+          <w:left w:w="60" w:type="dxa"/>
+          <w:bottom w:w="60" w:type="dxa"/>
+          <w:right w:w="60" w:type="dxa"/>
         </w:tblCellMar>
       </w:tblPr>
       <w:tblGrid>
-        <w:gridCol w:w="211"/>
-        <w:gridCol w:w="1366"/>
-        <w:gridCol w:w="1366"/>
-        <w:gridCol w:w="3001"/>
-        <w:gridCol w:w="1156"/>
-        <w:gridCol w:w="1831"/>
+        <w:gridCol w:w="304"/>
+        <w:gridCol w:w="1744"/>
+        <w:gridCol w:w="1744"/>
+        <w:gridCol w:w="3779"/>
+        <w:gridCol w:w="1482"/>
+        <w:gridCol w:w="2285"/>
       </w:tblGrid>
       <w:tr>
         <w:trPr>
@@ -5472,132 +6796,180 @@
         </w:trPr>
         <w:tc>
           <w:tcPr>
-            <w:tcW w:w="211" w:type="dxa"/>
-            <w:tcBorders/>
+            <w:tcW w:w="304" w:type="dxa"/>
+            <w:tcBorders>
+              <w:top w:val="single" w:sz="6" w:space="0" w:color="BFC7D5"/>
+              <w:left w:val="single" w:sz="6" w:space="0" w:color="BFC7D5"/>
+              <w:bottom w:val="single" w:sz="2" w:space="0" w:color="BFC7D5"/>
+              <w:right w:val="single" w:sz="6" w:space="0" w:color="BFC7D5"/>
+            </w:tcBorders>
+            <w:shd w:fill="1F3A5F" w:val="clear"/>
             <w:vAlign w:val="center"/>
           </w:tcPr>
           <w:p>
             <w:pPr>
               <w:pStyle w:val="TableHeading"/>
-              <w:suppressLineNumbers/>
-              <w:shd w:fill="1F3A5F" w:val="clear"/>
-              <w:bidi w:val="0"/>
-              <w:spacing w:before="0" w:after="283"/>
-              <w:jc w:val="center"/>
-              <w:rPr/>
-            </w:pPr>
-            <w:r>
-              <w:rPr/>
+              <w:bidi w:val="0"/>
+              <w:spacing w:before="0" w:after="283"/>
+              <w:jc w:val="left"/>
+              <w:rPr>
+                <w:color w:val="FFFFFF"/>
+              </w:rPr>
+            </w:pPr>
+            <w:r>
+              <w:rPr>
+                <w:color w:val="FFFFFF"/>
+              </w:rPr>
               <w:t>#</w:t>
             </w:r>
           </w:p>
         </w:tc>
         <w:tc>
           <w:tcPr>
-            <w:tcW w:w="1366" w:type="dxa"/>
-            <w:tcBorders/>
+            <w:tcW w:w="1744" w:type="dxa"/>
+            <w:tcBorders>
+              <w:top w:val="single" w:sz="6" w:space="0" w:color="BFC7D5"/>
+              <w:left w:val="single" w:sz="2" w:space="0" w:color="BFC7D5"/>
+              <w:bottom w:val="single" w:sz="2" w:space="0" w:color="BFC7D5"/>
+              <w:right w:val="single" w:sz="6" w:space="0" w:color="BFC7D5"/>
+            </w:tcBorders>
+            <w:shd w:fill="1F3A5F" w:val="clear"/>
             <w:vAlign w:val="center"/>
           </w:tcPr>
           <w:p>
             <w:pPr>
               <w:pStyle w:val="TableHeading"/>
-              <w:suppressLineNumbers/>
-              <w:shd w:fill="1F3A5F" w:val="clear"/>
-              <w:bidi w:val="0"/>
-              <w:spacing w:before="0" w:after="283"/>
-              <w:jc w:val="center"/>
-              <w:rPr/>
-            </w:pPr>
-            <w:r>
-              <w:rPr/>
+              <w:bidi w:val="0"/>
+              <w:spacing w:before="0" w:after="283"/>
+              <w:jc w:val="left"/>
+              <w:rPr>
+                <w:color w:val="FFFFFF"/>
+              </w:rPr>
+            </w:pPr>
+            <w:r>
+              <w:rPr>
+                <w:color w:val="FFFFFF"/>
+              </w:rPr>
               <w:t>Resource</w:t>
             </w:r>
           </w:p>
         </w:tc>
         <w:tc>
           <w:tcPr>
-            <w:tcW w:w="1366" w:type="dxa"/>
-            <w:tcBorders/>
+            <w:tcW w:w="1744" w:type="dxa"/>
+            <w:tcBorders>
+              <w:top w:val="single" w:sz="6" w:space="0" w:color="BFC7D5"/>
+              <w:left w:val="single" w:sz="2" w:space="0" w:color="BFC7D5"/>
+              <w:bottom w:val="single" w:sz="2" w:space="0" w:color="BFC7D5"/>
+              <w:right w:val="single" w:sz="6" w:space="0" w:color="BFC7D5"/>
+            </w:tcBorders>
+            <w:shd w:fill="1F3A5F" w:val="clear"/>
             <w:vAlign w:val="center"/>
           </w:tcPr>
           <w:p>
             <w:pPr>
               <w:pStyle w:val="TableHeading"/>
-              <w:suppressLineNumbers/>
-              <w:shd w:fill="1F3A5F" w:val="clear"/>
-              <w:bidi w:val="0"/>
-              <w:spacing w:before="0" w:after="283"/>
-              <w:jc w:val="center"/>
-              <w:rPr/>
-            </w:pPr>
-            <w:r>
-              <w:rPr/>
+              <w:bidi w:val="0"/>
+              <w:spacing w:before="0" w:after="283"/>
+              <w:jc w:val="left"/>
+              <w:rPr>
+                <w:color w:val="FFFFFF"/>
+              </w:rPr>
+            </w:pPr>
+            <w:r>
+              <w:rPr>
+                <w:color w:val="FFFFFF"/>
+              </w:rPr>
               <w:t>Needed for</w:t>
             </w:r>
           </w:p>
         </w:tc>
         <w:tc>
           <w:tcPr>
-            <w:tcW w:w="3001" w:type="dxa"/>
-            <w:tcBorders/>
+            <w:tcW w:w="3779" w:type="dxa"/>
+            <w:tcBorders>
+              <w:top w:val="single" w:sz="6" w:space="0" w:color="BFC7D5"/>
+              <w:left w:val="single" w:sz="2" w:space="0" w:color="BFC7D5"/>
+              <w:bottom w:val="single" w:sz="2" w:space="0" w:color="BFC7D5"/>
+              <w:right w:val="single" w:sz="6" w:space="0" w:color="BFC7D5"/>
+            </w:tcBorders>
+            <w:shd w:fill="1F3A5F" w:val="clear"/>
             <w:vAlign w:val="center"/>
           </w:tcPr>
           <w:p>
             <w:pPr>
               <w:pStyle w:val="TableHeading"/>
-              <w:suppressLineNumbers/>
-              <w:shd w:fill="1F3A5F" w:val="clear"/>
-              <w:bidi w:val="0"/>
-              <w:spacing w:before="0" w:after="283"/>
-              <w:jc w:val="center"/>
-              <w:rPr/>
-            </w:pPr>
-            <w:r>
-              <w:rPr/>
+              <w:bidi w:val="0"/>
+              <w:spacing w:before="0" w:after="283"/>
+              <w:jc w:val="left"/>
+              <w:rPr>
+                <w:color w:val="FFFFFF"/>
+              </w:rPr>
+            </w:pPr>
+            <w:r>
+              <w:rPr>
+                <w:color w:val="FFFFFF"/>
+              </w:rPr>
               <w:t>Decision</w:t>
             </w:r>
           </w:p>
         </w:tc>
         <w:tc>
           <w:tcPr>
-            <w:tcW w:w="1156" w:type="dxa"/>
-            <w:tcBorders/>
+            <w:tcW w:w="1482" w:type="dxa"/>
+            <w:tcBorders>
+              <w:top w:val="single" w:sz="6" w:space="0" w:color="BFC7D5"/>
+              <w:left w:val="single" w:sz="2" w:space="0" w:color="BFC7D5"/>
+              <w:bottom w:val="single" w:sz="2" w:space="0" w:color="BFC7D5"/>
+              <w:right w:val="single" w:sz="6" w:space="0" w:color="BFC7D5"/>
+            </w:tcBorders>
+            <w:shd w:fill="1F3A5F" w:val="clear"/>
             <w:vAlign w:val="center"/>
           </w:tcPr>
           <w:p>
             <w:pPr>
               <w:pStyle w:val="TableHeading"/>
-              <w:suppressLineNumbers/>
-              <w:shd w:fill="1F3A5F" w:val="clear"/>
-              <w:bidi w:val="0"/>
-              <w:spacing w:before="0" w:after="283"/>
-              <w:jc w:val="center"/>
-              <w:rPr/>
-            </w:pPr>
-            <w:r>
-              <w:rPr/>
+              <w:bidi w:val="0"/>
+              <w:spacing w:before="0" w:after="283"/>
+              <w:jc w:val="left"/>
+              <w:rPr>
+                <w:color w:val="FFFFFF"/>
+              </w:rPr>
+            </w:pPr>
+            <w:r>
+              <w:rPr>
+                <w:color w:val="FFFFFF"/>
+              </w:rPr>
               <w:t>Owning role</w:t>
             </w:r>
           </w:p>
         </w:tc>
         <w:tc>
           <w:tcPr>
-            <w:tcW w:w="1831" w:type="dxa"/>
-            <w:tcBorders/>
+            <w:tcW w:w="2285" w:type="dxa"/>
+            <w:tcBorders>
+              <w:top w:val="single" w:sz="6" w:space="0" w:color="BFC7D5"/>
+              <w:left w:val="single" w:sz="2" w:space="0" w:color="BFC7D5"/>
+              <w:bottom w:val="single" w:sz="2" w:space="0" w:color="BFC7D5"/>
+              <w:right w:val="single" w:sz="6" w:space="0" w:color="BFC7D5"/>
+            </w:tcBorders>
+            <w:shd w:fill="1F3A5F" w:val="clear"/>
             <w:vAlign w:val="center"/>
           </w:tcPr>
           <w:p>
             <w:pPr>
               <w:pStyle w:val="TableHeading"/>
-              <w:suppressLineNumbers/>
-              <w:shd w:fill="1F3A5F" w:val="clear"/>
-              <w:bidi w:val="0"/>
-              <w:spacing w:before="0" w:after="283"/>
-              <w:jc w:val="center"/>
-              <w:rPr/>
-            </w:pPr>
-            <w:r>
-              <w:rPr/>
+              <w:bidi w:val="0"/>
+              <w:spacing w:before="0" w:after="283"/>
+              <w:jc w:val="left"/>
+              <w:rPr>
+                <w:color w:val="FFFFFF"/>
+              </w:rPr>
+            </w:pPr>
+            <w:r>
+              <w:rPr>
+                <w:color w:val="FFFFFF"/>
+              </w:rPr>
               <w:t>Target date</w:t>
             </w:r>
           </w:p>
@@ -5607,8 +6979,12 @@
         <w:trPr/>
         <w:tc>
           <w:tcPr>
-            <w:tcW w:w="211" w:type="dxa"/>
-            <w:tcBorders/>
+            <w:tcW w:w="304" w:type="dxa"/>
+            <w:tcBorders>
+              <w:left w:val="single" w:sz="6" w:space="0" w:color="BFC7D5"/>
+              <w:bottom w:val="single" w:sz="6" w:space="0" w:color="BFC7D5"/>
+              <w:right w:val="single" w:sz="6" w:space="0" w:color="BFC7D5"/>
+            </w:tcBorders>
             <w:vAlign w:val="center"/>
           </w:tcPr>
           <w:p>
@@ -5627,8 +7003,12 @@
         </w:tc>
         <w:tc>
           <w:tcPr>
-            <w:tcW w:w="1366" w:type="dxa"/>
-            <w:tcBorders/>
+            <w:tcW w:w="1744" w:type="dxa"/>
+            <w:tcBorders>
+              <w:left w:val="single" w:sz="2" w:space="0" w:color="BFC7D5"/>
+              <w:bottom w:val="single" w:sz="6" w:space="0" w:color="BFC7D5"/>
+              <w:right w:val="single" w:sz="6" w:space="0" w:color="BFC7D5"/>
+            </w:tcBorders>
             <w:vAlign w:val="center"/>
           </w:tcPr>
           <w:p>
@@ -5649,8 +7029,12 @@
         </w:tc>
         <w:tc>
           <w:tcPr>
-            <w:tcW w:w="1366" w:type="dxa"/>
-            <w:tcBorders/>
+            <w:tcW w:w="1744" w:type="dxa"/>
+            <w:tcBorders>
+              <w:left w:val="single" w:sz="2" w:space="0" w:color="BFC7D5"/>
+              <w:bottom w:val="single" w:sz="6" w:space="0" w:color="BFC7D5"/>
+              <w:right w:val="single" w:sz="6" w:space="0" w:color="BFC7D5"/>
+            </w:tcBorders>
             <w:vAlign w:val="center"/>
           </w:tcPr>
           <w:p>
@@ -5671,8 +7055,12 @@
         </w:tc>
         <w:tc>
           <w:tcPr>
-            <w:tcW w:w="3001" w:type="dxa"/>
-            <w:tcBorders/>
+            <w:tcW w:w="3779" w:type="dxa"/>
+            <w:tcBorders>
+              <w:left w:val="single" w:sz="2" w:space="0" w:color="BFC7D5"/>
+              <w:bottom w:val="single" w:sz="6" w:space="0" w:color="BFC7D5"/>
+              <w:right w:val="single" w:sz="6" w:space="0" w:color="BFC7D5"/>
+            </w:tcBorders>
             <w:vAlign w:val="center"/>
           </w:tcPr>
           <w:p>
@@ -5695,8 +7083,12 @@
         </w:tc>
         <w:tc>
           <w:tcPr>
-            <w:tcW w:w="1156" w:type="dxa"/>
-            <w:tcBorders/>
+            <w:tcW w:w="1482" w:type="dxa"/>
+            <w:tcBorders>
+              <w:left w:val="single" w:sz="2" w:space="0" w:color="BFC7D5"/>
+              <w:bottom w:val="single" w:sz="6" w:space="0" w:color="BFC7D5"/>
+              <w:right w:val="single" w:sz="6" w:space="0" w:color="BFC7D5"/>
+            </w:tcBorders>
             <w:vAlign w:val="center"/>
           </w:tcPr>
           <w:p>
@@ -5717,8 +7109,12 @@
         </w:tc>
         <w:tc>
           <w:tcPr>
-            <w:tcW w:w="1831" w:type="dxa"/>
-            <w:tcBorders/>
+            <w:tcW w:w="2285" w:type="dxa"/>
+            <w:tcBorders>
+              <w:left w:val="single" w:sz="2" w:space="0" w:color="BFC7D5"/>
+              <w:bottom w:val="single" w:sz="6" w:space="0" w:color="BFC7D5"/>
+              <w:right w:val="single" w:sz="6" w:space="0" w:color="BFC7D5"/>
+            </w:tcBorders>
             <w:vAlign w:val="center"/>
           </w:tcPr>
           <w:p>
@@ -5753,20 +7149,20 @@
     </w:p>
     <w:tbl>
       <w:tblPr>
-        <w:tblW w:w="10457" w:type="dxa"/>
+        <w:tblW w:w="5000" w:type="pct"/>
         <w:jc w:val="left"/>
-        <w:tblInd w:w="0" w:type="dxa"/>
+        <w:tblInd w:w="-7" w:type="dxa"/>
         <w:tblLayout w:type="fixed"/>
         <w:tblCellMar>
-          <w:top w:w="28" w:type="dxa"/>
-          <w:left w:w="28" w:type="dxa"/>
-          <w:bottom w:w="28" w:type="dxa"/>
-          <w:right w:w="28" w:type="dxa"/>
+          <w:top w:w="60" w:type="dxa"/>
+          <w:left w:w="60" w:type="dxa"/>
+          <w:bottom w:w="60" w:type="dxa"/>
+          <w:right w:w="60" w:type="dxa"/>
         </w:tblCellMar>
       </w:tblPr>
       <w:tblGrid>
-        <w:gridCol w:w="6106"/>
-        <w:gridCol w:w="4351"/>
+        <w:gridCol w:w="6632"/>
+        <w:gridCol w:w="4706"/>
       </w:tblGrid>
       <w:tr>
         <w:trPr>
@@ -5774,44 +7170,60 @@
         </w:trPr>
         <w:tc>
           <w:tcPr>
-            <w:tcW w:w="6106" w:type="dxa"/>
-            <w:tcBorders/>
+            <w:tcW w:w="6632" w:type="dxa"/>
+            <w:tcBorders>
+              <w:top w:val="single" w:sz="6" w:space="0" w:color="BFC7D5"/>
+              <w:left w:val="single" w:sz="6" w:space="0" w:color="BFC7D5"/>
+              <w:bottom w:val="single" w:sz="2" w:space="0" w:color="BFC7D5"/>
+              <w:right w:val="single" w:sz="6" w:space="0" w:color="BFC7D5"/>
+            </w:tcBorders>
+            <w:shd w:fill="1F3A5F" w:val="clear"/>
             <w:vAlign w:val="center"/>
           </w:tcPr>
           <w:p>
             <w:pPr>
               <w:pStyle w:val="TableHeading"/>
-              <w:suppressLineNumbers/>
-              <w:shd w:fill="1F3A5F" w:val="clear"/>
-              <w:bidi w:val="0"/>
-              <w:spacing w:before="0" w:after="283"/>
-              <w:jc w:val="center"/>
-              <w:rPr/>
-            </w:pPr>
-            <w:r>
-              <w:rPr/>
+              <w:bidi w:val="0"/>
+              <w:spacing w:before="0" w:after="283"/>
+              <w:jc w:val="left"/>
+              <w:rPr>
+                <w:color w:val="FFFFFF"/>
+              </w:rPr>
+            </w:pPr>
+            <w:r>
+              <w:rPr>
+                <w:color w:val="FFFFFF"/>
+              </w:rPr>
               <w:t>Field</w:t>
             </w:r>
           </w:p>
         </w:tc>
         <w:tc>
           <w:tcPr>
-            <w:tcW w:w="4351" w:type="dxa"/>
-            <w:tcBorders/>
+            <w:tcW w:w="4706" w:type="dxa"/>
+            <w:tcBorders>
+              <w:top w:val="single" w:sz="6" w:space="0" w:color="BFC7D5"/>
+              <w:left w:val="single" w:sz="2" w:space="0" w:color="BFC7D5"/>
+              <w:bottom w:val="single" w:sz="2" w:space="0" w:color="BFC7D5"/>
+              <w:right w:val="single" w:sz="6" w:space="0" w:color="BFC7D5"/>
+            </w:tcBorders>
+            <w:shd w:fill="1F3A5F" w:val="clear"/>
             <w:vAlign w:val="center"/>
           </w:tcPr>
           <w:p>
             <w:pPr>
               <w:pStyle w:val="TableHeading"/>
-              <w:suppressLineNumbers/>
-              <w:shd w:fill="1F3A5F" w:val="clear"/>
-              <w:bidi w:val="0"/>
-              <w:spacing w:before="0" w:after="283"/>
-              <w:jc w:val="center"/>
-              <w:rPr/>
-            </w:pPr>
-            <w:r>
-              <w:rPr/>
+              <w:bidi w:val="0"/>
+              <w:spacing w:before="0" w:after="283"/>
+              <w:jc w:val="left"/>
+              <w:rPr>
+                <w:color w:val="FFFFFF"/>
+              </w:rPr>
+            </w:pPr>
+            <w:r>
+              <w:rPr>
+                <w:color w:val="FFFFFF"/>
+              </w:rPr>
               <w:t>Entry</w:t>
             </w:r>
           </w:p>
@@ -5821,8 +7233,12 @@
         <w:trPr/>
         <w:tc>
           <w:tcPr>
-            <w:tcW w:w="6106" w:type="dxa"/>
-            <w:tcBorders/>
+            <w:tcW w:w="6632" w:type="dxa"/>
+            <w:tcBorders>
+              <w:left w:val="single" w:sz="6" w:space="0" w:color="BFC7D5"/>
+              <w:bottom w:val="single" w:sz="2" w:space="0" w:color="BFC7D5"/>
+              <w:right w:val="single" w:sz="6" w:space="0" w:color="BFC7D5"/>
+            </w:tcBorders>
             <w:vAlign w:val="center"/>
           </w:tcPr>
           <w:p>
@@ -5841,8 +7257,12 @@
         </w:tc>
         <w:tc>
           <w:tcPr>
-            <w:tcW w:w="4351" w:type="dxa"/>
-            <w:tcBorders/>
+            <w:tcW w:w="4706" w:type="dxa"/>
+            <w:tcBorders>
+              <w:left w:val="single" w:sz="2" w:space="0" w:color="BFC7D5"/>
+              <w:bottom w:val="single" w:sz="2" w:space="0" w:color="BFC7D5"/>
+              <w:right w:val="single" w:sz="6" w:space="0" w:color="BFC7D5"/>
+            </w:tcBorders>
             <w:vAlign w:val="center"/>
           </w:tcPr>
           <w:p>
@@ -5866,8 +7286,12 @@
         <w:trPr/>
         <w:tc>
           <w:tcPr>
-            <w:tcW w:w="6106" w:type="dxa"/>
-            <w:tcBorders/>
+            <w:tcW w:w="6632" w:type="dxa"/>
+            <w:tcBorders>
+              <w:left w:val="single" w:sz="6" w:space="0" w:color="BFC7D5"/>
+              <w:bottom w:val="single" w:sz="2" w:space="0" w:color="BFC7D5"/>
+              <w:right w:val="single" w:sz="6" w:space="0" w:color="BFC7D5"/>
+            </w:tcBorders>
             <w:vAlign w:val="center"/>
           </w:tcPr>
           <w:p>
@@ -5886,8 +7310,12 @@
         </w:tc>
         <w:tc>
           <w:tcPr>
-            <w:tcW w:w="4351" w:type="dxa"/>
-            <w:tcBorders/>
+            <w:tcW w:w="4706" w:type="dxa"/>
+            <w:tcBorders>
+              <w:left w:val="single" w:sz="2" w:space="0" w:color="BFC7D5"/>
+              <w:bottom w:val="single" w:sz="2" w:space="0" w:color="BFC7D5"/>
+              <w:right w:val="single" w:sz="6" w:space="0" w:color="BFC7D5"/>
+            </w:tcBorders>
             <w:vAlign w:val="center"/>
           </w:tcPr>
           <w:p>
@@ -5911,8 +7339,12 @@
         <w:trPr/>
         <w:tc>
           <w:tcPr>
-            <w:tcW w:w="6106" w:type="dxa"/>
-            <w:tcBorders/>
+            <w:tcW w:w="6632" w:type="dxa"/>
+            <w:tcBorders>
+              <w:left w:val="single" w:sz="6" w:space="0" w:color="BFC7D5"/>
+              <w:bottom w:val="single" w:sz="2" w:space="0" w:color="BFC7D5"/>
+              <w:right w:val="single" w:sz="6" w:space="0" w:color="BFC7D5"/>
+            </w:tcBorders>
             <w:vAlign w:val="center"/>
           </w:tcPr>
           <w:p>
@@ -5931,8 +7363,12 @@
         </w:tc>
         <w:tc>
           <w:tcPr>
-            <w:tcW w:w="4351" w:type="dxa"/>
-            <w:tcBorders/>
+            <w:tcW w:w="4706" w:type="dxa"/>
+            <w:tcBorders>
+              <w:left w:val="single" w:sz="2" w:space="0" w:color="BFC7D5"/>
+              <w:bottom w:val="single" w:sz="2" w:space="0" w:color="BFC7D5"/>
+              <w:right w:val="single" w:sz="6" w:space="0" w:color="BFC7D5"/>
+            </w:tcBorders>
             <w:vAlign w:val="center"/>
           </w:tcPr>
           <w:p>
@@ -5956,8 +7392,12 @@
         <w:trPr/>
         <w:tc>
           <w:tcPr>
-            <w:tcW w:w="6106" w:type="dxa"/>
-            <w:tcBorders/>
+            <w:tcW w:w="6632" w:type="dxa"/>
+            <w:tcBorders>
+              <w:left w:val="single" w:sz="6" w:space="0" w:color="BFC7D5"/>
+              <w:bottom w:val="single" w:sz="6" w:space="0" w:color="BFC7D5"/>
+              <w:right w:val="single" w:sz="6" w:space="0" w:color="BFC7D5"/>
+            </w:tcBorders>
             <w:vAlign w:val="center"/>
           </w:tcPr>
           <w:p>
@@ -5976,8 +7416,12 @@
         </w:tc>
         <w:tc>
           <w:tcPr>
-            <w:tcW w:w="4351" w:type="dxa"/>
-            <w:tcBorders/>
+            <w:tcW w:w="4706" w:type="dxa"/>
+            <w:tcBorders>
+              <w:left w:val="single" w:sz="2" w:space="0" w:color="BFC7D5"/>
+              <w:bottom w:val="single" w:sz="6" w:space="0" w:color="BFC7D5"/>
+              <w:right w:val="single" w:sz="6" w:space="0" w:color="BFC7D5"/>
+            </w:tcBorders>
             <w:vAlign w:val="center"/>
           </w:tcPr>
           <w:p>
